--- a/projets/estacade_pieux_01/livrables/notes/note_resultats.docx
+++ b/projets/estacade_pieux_01/livrables/notes/note_resultats.docx
@@ -251,7 +251,7 @@
                 <w:color w:val="000000"/>
                 <w:sz w:val="20"/>
               </w:rPr>
-              <w:t>2026-10-05</w:t>
+              <w:t>2026-10-06</w:t>
             </w:r>
           </w:p>
         </w:tc>
@@ -296,7 +296,7 @@
                 <w:color w:val="000000"/>
                 <w:sz w:val="20"/>
               </w:rPr>
-              <w:t>2026-10-05T18:02:55Z</w:t>
+              <w:t>2026-10-06T14:43:50Z</w:t>
             </w:r>
           </w:p>
         </w:tc>
@@ -341,7 +341,7 @@
                 <w:color w:val="000000"/>
                 <w:sz w:val="20"/>
               </w:rPr>
-              <w:t>c2fc6f9ed3533fb678a59efc64ba1d86c23a908c (arbre modifié : oui)</w:t>
+              <w:t>d5ea578209a481b5ad17488644dd0d306ac5e7d4 (arbre modifié : oui)</w:t>
             </w:r>
           </w:p>
         </w:tc>
@@ -746,7 +746,7 @@
                 <w:color w:val="000000"/>
                 <w:sz w:val="20"/>
               </w:rPr>
-              <w:t>13 fichiers, 266672 octets (plafond 20971520)</w:t>
+              <w:t>16 fichiers, 512524 octets (plafond 20971520)</w:t>
             </w:r>
           </w:p>
         </w:tc>
@@ -22981,6 +22981,3655 @@
                 <w:sz w:val="20"/>
               </w:rPr>
               <w:t>-0,817059</w:t>
+            </w:r>
+          </w:p>
+        </w:tc>
+      </w:tr>
+    </w:tbl>
+    <w:p>
+      <w:pPr>
+        <w:spacing w:after="40"/>
+      </w:pPr>
+    </w:p>
+    <w:p>
+      <w:r>
+        <w:rPr>
+          <w:rFonts w:ascii="Arial" w:hAnsi="Arial" w:cs="Arial" w:eastAsia="Arial"/>
+          <w:b/>
+          <w:i w:val="0"/>
+          <w:color w:val="000000"/>
+          <w:sz w:val="20"/>
+        </w:rPr>
+        <w:t>Plan factoriel du lot 47 ter — lignes du critère de l'hypothèse (SH = DST et chevêtre de 0,80 m), sans changement de la référence</w:t>
+      </w:r>
+    </w:p>
+    <w:tbl>
+      <w:tblPr>
+        <w:tblStyle w:val="TableGrid"/>
+        <w:tblW w:type="auto" w:w="0"/>
+        <w:jc w:val="center"/>
+        <w:tblLayout w:type="fixed"/>
+        <w:tblLook w:firstColumn="1" w:firstRow="1" w:lastColumn="0" w:lastRow="0" w:noHBand="0" w:noVBand="1" w:val="04A0"/>
+      </w:tblPr>
+      <w:tblGrid>
+        <w:gridCol w:w="1606"/>
+        <w:gridCol w:w="1606"/>
+        <w:gridCol w:w="1606"/>
+        <w:gridCol w:w="1606"/>
+        <w:gridCol w:w="1606"/>
+        <w:gridCol w:w="1606"/>
+      </w:tblGrid>
+      <w:tr>
+        <w:trPr>
+          <w:tblHeader w:val="true"/>
+        </w:trPr>
+        <w:tc>
+          <w:tcPr>
+            <w:tcW w:type="dxa" w:w="1606"/>
+            <w:shd w:val="clear" w:color="auto" w:fill="D9D9D9"/>
+          </w:tcPr>
+          <w:p>
+            <w:pPr>
+              <w:spacing w:after="20"/>
+            </w:pPr>
+            <w:r>
+              <w:rPr>
+                <w:rFonts w:ascii="Arial" w:hAnsi="Arial" w:cs="Arial" w:eastAsia="Arial"/>
+                <w:b/>
+                <w:i w:val="0"/>
+                <w:color w:val="000000"/>
+                <w:sz w:val="20"/>
+              </w:rPr>
+              <w:t>Point</w:t>
+            </w:r>
+          </w:p>
+        </w:tc>
+        <w:tc>
+          <w:tcPr>
+            <w:tcW w:type="dxa" w:w="1606"/>
+            <w:shd w:val="clear" w:color="auto" w:fill="D9D9D9"/>
+          </w:tcPr>
+          <w:p>
+            <w:pPr>
+              <w:spacing w:after="20"/>
+            </w:pPr>
+            <w:r>
+              <w:rPr>
+                <w:rFonts w:ascii="Arial" w:hAnsi="Arial" w:cs="Arial" w:eastAsia="Arial"/>
+                <w:b/>
+                <w:i w:val="0"/>
+                <w:color w:val="000000"/>
+                <w:sz w:val="20"/>
+              </w:rPr>
+              <w:t>Ligne</w:t>
+            </w:r>
+          </w:p>
+        </w:tc>
+        <w:tc>
+          <w:tcPr>
+            <w:tcW w:type="dxa" w:w="1606"/>
+            <w:shd w:val="clear" w:color="auto" w:fill="D9D9D9"/>
+          </w:tcPr>
+          <w:p>
+            <w:pPr>
+              <w:spacing w:after="20"/>
+            </w:pPr>
+            <w:r>
+              <w:rPr>
+                <w:rFonts w:ascii="Arial" w:hAnsi="Arial" w:cs="Arial" w:eastAsia="Arial"/>
+                <w:b/>
+                <w:i w:val="0"/>
+                <w:color w:val="000000"/>
+                <w:sz w:val="20"/>
+              </w:rPr>
+              <w:t>Code_Aster (SH)</w:t>
+            </w:r>
+          </w:p>
+        </w:tc>
+        <w:tc>
+          <w:tcPr>
+            <w:tcW w:type="dxa" w:w="1606"/>
+            <w:shd w:val="clear" w:color="auto" w:fill="D9D9D9"/>
+          </w:tcPr>
+          <w:p>
+            <w:pPr>
+              <w:spacing w:after="20"/>
+            </w:pPr>
+            <w:r>
+              <w:rPr>
+                <w:rFonts w:ascii="Arial" w:hAnsi="Arial" w:cs="Arial" w:eastAsia="Arial"/>
+                <w:b/>
+                <w:i w:val="0"/>
+                <w:color w:val="000000"/>
+                <w:sz w:val="20"/>
+              </w:rPr>
+              <w:t>Source</w:t>
+            </w:r>
+          </w:p>
+        </w:tc>
+        <w:tc>
+          <w:tcPr>
+            <w:tcW w:type="dxa" w:w="1606"/>
+            <w:shd w:val="clear" w:color="auto" w:fill="D9D9D9"/>
+          </w:tcPr>
+          <w:p>
+            <w:pPr>
+              <w:spacing w:after="20"/>
+            </w:pPr>
+            <w:r>
+              <w:rPr>
+                <w:rFonts w:ascii="Arial" w:hAnsi="Arial" w:cs="Arial" w:eastAsia="Arial"/>
+                <w:b/>
+                <w:i w:val="0"/>
+                <w:color w:val="000000"/>
+                <w:sz w:val="20"/>
+              </w:rPr>
+              <w:t>Écart relatif</w:t>
+            </w:r>
+          </w:p>
+        </w:tc>
+        <w:tc>
+          <w:tcPr>
+            <w:tcW w:type="dxa" w:w="1606"/>
+            <w:shd w:val="clear" w:color="auto" w:fill="D9D9D9"/>
+          </w:tcPr>
+          <w:p>
+            <w:pPr>
+              <w:spacing w:after="20"/>
+            </w:pPr>
+            <w:r>
+              <w:rPr>
+                <w:rFonts w:ascii="Arial" w:hAnsi="Arial" w:cs="Arial" w:eastAsia="Arial"/>
+                <w:b/>
+                <w:i w:val="0"/>
+                <w:color w:val="000000"/>
+                <w:sz w:val="20"/>
+              </w:rPr>
+              <w:t>Tolérance</w:t>
+            </w:r>
+          </w:p>
+        </w:tc>
+      </w:tr>
+      <w:tr>
+        <w:trPr>
+          <w:cantSplit/>
+        </w:trPr>
+        <w:tc>
+          <w:tcPr>
+            <w:tcW w:type="dxa" w:w="1606"/>
+          </w:tcPr>
+          <w:p>
+            <w:pPr>
+              <w:spacing w:after="20"/>
+            </w:pPr>
+            <w:r>
+              <w:rPr>
+                <w:rFonts w:ascii="Arial" w:hAnsi="Arial" w:cs="Arial" w:eastAsia="Arial"/>
+                <w:b w:val="0"/>
+                <w:i w:val="0"/>
+                <w:color w:val="000000"/>
+                <w:sz w:val="20"/>
+              </w:rPr>
+              <w:t>C2</w:t>
+            </w:r>
+          </w:p>
+        </w:tc>
+        <w:tc>
+          <w:tcPr>
+            <w:tcW w:type="dxa" w:w="1606"/>
+          </w:tcPr>
+          <w:p>
+            <w:pPr>
+              <w:spacing w:after="20"/>
+            </w:pPr>
+            <w:r>
+              <w:rPr>
+                <w:rFonts w:ascii="Arial" w:hAnsi="Arial" w:cs="Arial" w:eastAsia="Arial"/>
+                <w:b w:val="0"/>
+                <w:i w:val="0"/>
+                <w:color w:val="000000"/>
+                <w:sz w:val="20"/>
+              </w:rPr>
+              <w:t>ELS_f (112)</w:t>
+            </w:r>
+          </w:p>
+        </w:tc>
+        <w:tc>
+          <w:tcPr>
+            <w:tcW w:type="dxa" w:w="1606"/>
+          </w:tcPr>
+          <w:p>
+            <w:pPr>
+              <w:spacing w:after="20"/>
+            </w:pPr>
+            <w:r>
+              <w:rPr>
+                <w:rFonts w:ascii="Arial" w:hAnsi="Arial" w:cs="Arial" w:eastAsia="Arial"/>
+                <w:b w:val="0"/>
+                <w:i w:val="0"/>
+                <w:color w:val="000000"/>
+                <w:sz w:val="20"/>
+              </w:rPr>
+              <w:t>517,026</w:t>
+            </w:r>
+          </w:p>
+        </w:tc>
+        <w:tc>
+          <w:tcPr>
+            <w:tcW w:type="dxa" w:w="1606"/>
+          </w:tcPr>
+          <w:p>
+            <w:pPr>
+              <w:spacing w:after="20"/>
+            </w:pPr>
+            <w:r>
+              <w:rPr>
+                <w:rFonts w:ascii="Arial" w:hAnsi="Arial" w:cs="Arial" w:eastAsia="Arial"/>
+                <w:b w:val="0"/>
+                <w:i w:val="0"/>
+                <w:color w:val="000000"/>
+                <w:sz w:val="20"/>
+              </w:rPr>
+              <w:t>514</w:t>
+            </w:r>
+          </w:p>
+        </w:tc>
+        <w:tc>
+          <w:tcPr>
+            <w:tcW w:type="dxa" w:w="1606"/>
+          </w:tcPr>
+          <w:p>
+            <w:pPr>
+              <w:spacing w:after="20"/>
+            </w:pPr>
+            <w:r>
+              <w:rPr>
+                <w:rFonts w:ascii="Arial" w:hAnsi="Arial" w:cs="Arial" w:eastAsia="Arial"/>
+                <w:b w:val="0"/>
+                <w:i w:val="0"/>
+                <w:color w:val="000000"/>
+                <w:sz w:val="20"/>
+              </w:rPr>
+              <w:t>0,0058877</w:t>
+            </w:r>
+          </w:p>
+        </w:tc>
+        <w:tc>
+          <w:tcPr>
+            <w:tcW w:type="dxa" w:w="1606"/>
+          </w:tcPr>
+          <w:p>
+            <w:pPr>
+              <w:spacing w:after="20"/>
+            </w:pPr>
+            <w:r>
+              <w:rPr>
+                <w:rFonts w:ascii="Arial" w:hAnsi="Arial" w:cs="Arial" w:eastAsia="Arial"/>
+                <w:b w:val="0"/>
+                <w:i w:val="0"/>
+                <w:color w:val="000000"/>
+                <w:sz w:val="20"/>
+              </w:rPr>
+              <w:t>0,03</w:t>
+            </w:r>
+          </w:p>
+        </w:tc>
+      </w:tr>
+      <w:tr>
+        <w:trPr>
+          <w:cantSplit/>
+        </w:trPr>
+        <w:tc>
+          <w:tcPr>
+            <w:tcW w:type="dxa" w:w="1606"/>
+          </w:tcPr>
+          <w:p>
+            <w:pPr>
+              <w:spacing w:after="20"/>
+            </w:pPr>
+            <w:r>
+              <w:rPr>
+                <w:rFonts w:ascii="Arial" w:hAnsi="Arial" w:cs="Arial" w:eastAsia="Arial"/>
+                <w:b w:val="0"/>
+                <w:i w:val="0"/>
+                <w:color w:val="000000"/>
+                <w:sz w:val="20"/>
+              </w:rPr>
+              <w:t>C2</w:t>
+            </w:r>
+          </w:p>
+        </w:tc>
+        <w:tc>
+          <w:tcPr>
+            <w:tcW w:type="dxa" w:w="1606"/>
+          </w:tcPr>
+          <w:p>
+            <w:pPr>
+              <w:spacing w:after="20"/>
+            </w:pPr>
+            <w:r>
+              <w:rPr>
+                <w:rFonts w:ascii="Arial" w:hAnsi="Arial" w:cs="Arial" w:eastAsia="Arial"/>
+                <w:b w:val="0"/>
+                <w:i w:val="0"/>
+                <w:color w:val="000000"/>
+                <w:sz w:val="20"/>
+              </w:rPr>
+              <w:t>ELS_c (112)</w:t>
+            </w:r>
+          </w:p>
+        </w:tc>
+        <w:tc>
+          <w:tcPr>
+            <w:tcW w:type="dxa" w:w="1606"/>
+          </w:tcPr>
+          <w:p>
+            <w:pPr>
+              <w:spacing w:after="20"/>
+            </w:pPr>
+            <w:r>
+              <w:rPr>
+                <w:rFonts w:ascii="Arial" w:hAnsi="Arial" w:cs="Arial" w:eastAsia="Arial"/>
+                <w:b w:val="0"/>
+                <w:i w:val="0"/>
+                <w:color w:val="000000"/>
+                <w:sz w:val="20"/>
+              </w:rPr>
+              <w:t>703,737</w:t>
+            </w:r>
+          </w:p>
+        </w:tc>
+        <w:tc>
+          <w:tcPr>
+            <w:tcW w:type="dxa" w:w="1606"/>
+          </w:tcPr>
+          <w:p>
+            <w:pPr>
+              <w:spacing w:after="20"/>
+            </w:pPr>
+            <w:r>
+              <w:rPr>
+                <w:rFonts w:ascii="Arial" w:hAnsi="Arial" w:cs="Arial" w:eastAsia="Arial"/>
+                <w:b w:val="0"/>
+                <w:i w:val="0"/>
+                <w:color w:val="000000"/>
+                <w:sz w:val="20"/>
+              </w:rPr>
+              <w:t>727</w:t>
+            </w:r>
+          </w:p>
+        </w:tc>
+        <w:tc>
+          <w:tcPr>
+            <w:tcW w:type="dxa" w:w="1606"/>
+          </w:tcPr>
+          <w:p>
+            <w:pPr>
+              <w:spacing w:after="20"/>
+            </w:pPr>
+            <w:r>
+              <w:rPr>
+                <w:rFonts w:ascii="Arial" w:hAnsi="Arial" w:cs="Arial" w:eastAsia="Arial"/>
+                <w:b w:val="0"/>
+                <w:i w:val="0"/>
+                <w:color w:val="000000"/>
+                <w:sz w:val="20"/>
+              </w:rPr>
+              <w:t>-0,0319982</w:t>
+            </w:r>
+          </w:p>
+        </w:tc>
+        <w:tc>
+          <w:tcPr>
+            <w:tcW w:type="dxa" w:w="1606"/>
+          </w:tcPr>
+          <w:p>
+            <w:pPr>
+              <w:spacing w:after="20"/>
+            </w:pPr>
+            <w:r>
+              <w:rPr>
+                <w:rFonts w:ascii="Arial" w:hAnsi="Arial" w:cs="Arial" w:eastAsia="Arial"/>
+                <w:b w:val="0"/>
+                <w:i w:val="0"/>
+                <w:color w:val="000000"/>
+                <w:sz w:val="20"/>
+              </w:rPr>
+              <w:t>0,03</w:t>
+            </w:r>
+          </w:p>
+        </w:tc>
+      </w:tr>
+      <w:tr>
+        <w:trPr>
+          <w:cantSplit/>
+        </w:trPr>
+        <w:tc>
+          <w:tcPr>
+            <w:tcW w:type="dxa" w:w="1606"/>
+          </w:tcPr>
+          <w:p>
+            <w:pPr>
+              <w:spacing w:after="20"/>
+            </w:pPr>
+            <w:r>
+              <w:rPr>
+                <w:rFonts w:ascii="Arial" w:hAnsi="Arial" w:cs="Arial" w:eastAsia="Arial"/>
+                <w:b w:val="0"/>
+                <w:i w:val="0"/>
+                <w:color w:val="000000"/>
+                <w:sz w:val="20"/>
+              </w:rPr>
+              <w:t>C2</w:t>
+            </w:r>
+          </w:p>
+        </w:tc>
+        <w:tc>
+          <w:tcPr>
+            <w:tcW w:type="dxa" w:w="1606"/>
+          </w:tcPr>
+          <w:p>
+            <w:pPr>
+              <w:spacing w:after="20"/>
+            </w:pPr>
+            <w:r>
+              <w:rPr>
+                <w:rFonts w:ascii="Arial" w:hAnsi="Arial" w:cs="Arial" w:eastAsia="Arial"/>
+                <w:b w:val="0"/>
+                <w:i w:val="0"/>
+                <w:color w:val="000000"/>
+                <w:sz w:val="20"/>
+              </w:rPr>
+              <w:t>ELU (112)</w:t>
+            </w:r>
+          </w:p>
+        </w:tc>
+        <w:tc>
+          <w:tcPr>
+            <w:tcW w:type="dxa" w:w="1606"/>
+          </w:tcPr>
+          <w:p>
+            <w:pPr>
+              <w:spacing w:after="20"/>
+            </w:pPr>
+            <w:r>
+              <w:rPr>
+                <w:rFonts w:ascii="Arial" w:hAnsi="Arial" w:cs="Arial" w:eastAsia="Arial"/>
+                <w:b w:val="0"/>
+                <w:i w:val="0"/>
+                <w:color w:val="000000"/>
+                <w:sz w:val="20"/>
+              </w:rPr>
+              <w:t>1008,64</w:t>
+            </w:r>
+          </w:p>
+        </w:tc>
+        <w:tc>
+          <w:tcPr>
+            <w:tcW w:type="dxa" w:w="1606"/>
+          </w:tcPr>
+          <w:p>
+            <w:pPr>
+              <w:spacing w:after="20"/>
+            </w:pPr>
+            <w:r>
+              <w:rPr>
+                <w:rFonts w:ascii="Arial" w:hAnsi="Arial" w:cs="Arial" w:eastAsia="Arial"/>
+                <w:b w:val="0"/>
+                <w:i w:val="0"/>
+                <w:color w:val="000000"/>
+                <w:sz w:val="20"/>
+              </w:rPr>
+              <w:t>1048</w:t>
+            </w:r>
+          </w:p>
+        </w:tc>
+        <w:tc>
+          <w:tcPr>
+            <w:tcW w:type="dxa" w:w="1606"/>
+          </w:tcPr>
+          <w:p>
+            <w:pPr>
+              <w:spacing w:after="20"/>
+            </w:pPr>
+            <w:r>
+              <w:rPr>
+                <w:rFonts w:ascii="Arial" w:hAnsi="Arial" w:cs="Arial" w:eastAsia="Arial"/>
+                <w:b w:val="0"/>
+                <w:i w:val="0"/>
+                <w:color w:val="000000"/>
+                <w:sz w:val="20"/>
+              </w:rPr>
+              <w:t>-0,0375611</w:t>
+            </w:r>
+          </w:p>
+        </w:tc>
+        <w:tc>
+          <w:tcPr>
+            <w:tcW w:type="dxa" w:w="1606"/>
+          </w:tcPr>
+          <w:p>
+            <w:pPr>
+              <w:spacing w:after="20"/>
+            </w:pPr>
+            <w:r>
+              <w:rPr>
+                <w:rFonts w:ascii="Arial" w:hAnsi="Arial" w:cs="Arial" w:eastAsia="Arial"/>
+                <w:b w:val="0"/>
+                <w:i w:val="0"/>
+                <w:color w:val="000000"/>
+                <w:sz w:val="20"/>
+              </w:rPr>
+              <w:t>0,03</w:t>
+            </w:r>
+          </w:p>
+        </w:tc>
+      </w:tr>
+      <w:tr>
+        <w:trPr>
+          <w:cantSplit/>
+        </w:trPr>
+        <w:tc>
+          <w:tcPr>
+            <w:tcW w:type="dxa" w:w="1606"/>
+          </w:tcPr>
+          <w:p>
+            <w:pPr>
+              <w:spacing w:after="20"/>
+            </w:pPr>
+            <w:r>
+              <w:rPr>
+                <w:rFonts w:ascii="Arial" w:hAnsi="Arial" w:cs="Arial" w:eastAsia="Arial"/>
+                <w:b w:val="0"/>
+                <w:i w:val="0"/>
+                <w:color w:val="000000"/>
+                <w:sz w:val="20"/>
+              </w:rPr>
+              <w:t>C3</w:t>
+            </w:r>
+          </w:p>
+        </w:tc>
+        <w:tc>
+          <w:tcPr>
+            <w:tcW w:type="dxa" w:w="1606"/>
+          </w:tcPr>
+          <w:p>
+            <w:pPr>
+              <w:spacing w:after="20"/>
+            </w:pPr>
+            <w:r>
+              <w:rPr>
+                <w:rFonts w:ascii="Arial" w:hAnsi="Arial" w:cs="Arial" w:eastAsia="Arial"/>
+                <w:b w:val="0"/>
+                <w:i w:val="0"/>
+                <w:color w:val="000000"/>
+                <w:sz w:val="20"/>
+              </w:rPr>
+              <w:t>ELS_f (111)</w:t>
+            </w:r>
+          </w:p>
+        </w:tc>
+        <w:tc>
+          <w:tcPr>
+            <w:tcW w:type="dxa" w:w="1606"/>
+          </w:tcPr>
+          <w:p>
+            <w:pPr>
+              <w:spacing w:after="20"/>
+            </w:pPr>
+            <w:r>
+              <w:rPr>
+                <w:rFonts w:ascii="Arial" w:hAnsi="Arial" w:cs="Arial" w:eastAsia="Arial"/>
+                <w:b w:val="0"/>
+                <w:i w:val="0"/>
+                <w:color w:val="000000"/>
+                <w:sz w:val="20"/>
+              </w:rPr>
+              <w:t>201,755</w:t>
+            </w:r>
+          </w:p>
+        </w:tc>
+        <w:tc>
+          <w:tcPr>
+            <w:tcW w:type="dxa" w:w="1606"/>
+          </w:tcPr>
+          <w:p>
+            <w:pPr>
+              <w:spacing w:after="20"/>
+            </w:pPr>
+            <w:r>
+              <w:rPr>
+                <w:rFonts w:ascii="Arial" w:hAnsi="Arial" w:cs="Arial" w:eastAsia="Arial"/>
+                <w:b w:val="0"/>
+                <w:i w:val="0"/>
+                <w:color w:val="000000"/>
+                <w:sz w:val="20"/>
+              </w:rPr>
+              <w:t>209</w:t>
+            </w:r>
+          </w:p>
+        </w:tc>
+        <w:tc>
+          <w:tcPr>
+            <w:tcW w:type="dxa" w:w="1606"/>
+          </w:tcPr>
+          <w:p>
+            <w:pPr>
+              <w:spacing w:after="20"/>
+            </w:pPr>
+            <w:r>
+              <w:rPr>
+                <w:rFonts w:ascii="Arial" w:hAnsi="Arial" w:cs="Arial" w:eastAsia="Arial"/>
+                <w:b w:val="0"/>
+                <w:i w:val="0"/>
+                <w:color w:val="000000"/>
+                <w:sz w:val="20"/>
+              </w:rPr>
+              <w:t>-0,0346645</w:t>
+            </w:r>
+          </w:p>
+        </w:tc>
+        <w:tc>
+          <w:tcPr>
+            <w:tcW w:type="dxa" w:w="1606"/>
+          </w:tcPr>
+          <w:p>
+            <w:pPr>
+              <w:spacing w:after="20"/>
+            </w:pPr>
+            <w:r>
+              <w:rPr>
+                <w:rFonts w:ascii="Arial" w:hAnsi="Arial" w:cs="Arial" w:eastAsia="Arial"/>
+                <w:b w:val="0"/>
+                <w:i w:val="0"/>
+                <w:color w:val="000000"/>
+                <w:sz w:val="20"/>
+              </w:rPr>
+              <w:t>0,05</w:t>
+            </w:r>
+          </w:p>
+        </w:tc>
+      </w:tr>
+      <w:tr>
+        <w:trPr>
+          <w:cantSplit/>
+        </w:trPr>
+        <w:tc>
+          <w:tcPr>
+            <w:tcW w:type="dxa" w:w="1606"/>
+          </w:tcPr>
+          <w:p>
+            <w:pPr>
+              <w:spacing w:after="20"/>
+            </w:pPr>
+            <w:r>
+              <w:rPr>
+                <w:rFonts w:ascii="Arial" w:hAnsi="Arial" w:cs="Arial" w:eastAsia="Arial"/>
+                <w:b w:val="0"/>
+                <w:i w:val="0"/>
+                <w:color w:val="000000"/>
+                <w:sz w:val="20"/>
+              </w:rPr>
+              <w:t>C3</w:t>
+            </w:r>
+          </w:p>
+        </w:tc>
+        <w:tc>
+          <w:tcPr>
+            <w:tcW w:type="dxa" w:w="1606"/>
+          </w:tcPr>
+          <w:p>
+            <w:pPr>
+              <w:spacing w:after="20"/>
+            </w:pPr>
+            <w:r>
+              <w:rPr>
+                <w:rFonts w:ascii="Arial" w:hAnsi="Arial" w:cs="Arial" w:eastAsia="Arial"/>
+                <w:b w:val="0"/>
+                <w:i w:val="0"/>
+                <w:color w:val="000000"/>
+                <w:sz w:val="20"/>
+              </w:rPr>
+              <w:t>ELS_c (111)</w:t>
+            </w:r>
+          </w:p>
+        </w:tc>
+        <w:tc>
+          <w:tcPr>
+            <w:tcW w:type="dxa" w:w="1606"/>
+          </w:tcPr>
+          <w:p>
+            <w:pPr>
+              <w:spacing w:after="20"/>
+            </w:pPr>
+            <w:r>
+              <w:rPr>
+                <w:rFonts w:ascii="Arial" w:hAnsi="Arial" w:cs="Arial" w:eastAsia="Arial"/>
+                <w:b w:val="0"/>
+                <w:i w:val="0"/>
+                <w:color w:val="000000"/>
+                <w:sz w:val="20"/>
+              </w:rPr>
+              <w:t>293,455</w:t>
+            </w:r>
+          </w:p>
+        </w:tc>
+        <w:tc>
+          <w:tcPr>
+            <w:tcW w:type="dxa" w:w="1606"/>
+          </w:tcPr>
+          <w:p>
+            <w:pPr>
+              <w:spacing w:after="20"/>
+            </w:pPr>
+            <w:r>
+              <w:rPr>
+                <w:rFonts w:ascii="Arial" w:hAnsi="Arial" w:cs="Arial" w:eastAsia="Arial"/>
+                <w:b w:val="0"/>
+                <w:i w:val="0"/>
+                <w:color w:val="000000"/>
+                <w:sz w:val="20"/>
+              </w:rPr>
+              <w:t>312</w:t>
+            </w:r>
+          </w:p>
+        </w:tc>
+        <w:tc>
+          <w:tcPr>
+            <w:tcW w:type="dxa" w:w="1606"/>
+          </w:tcPr>
+          <w:p>
+            <w:pPr>
+              <w:spacing w:after="20"/>
+            </w:pPr>
+            <w:r>
+              <w:rPr>
+                <w:rFonts w:ascii="Arial" w:hAnsi="Arial" w:cs="Arial" w:eastAsia="Arial"/>
+                <w:b w:val="0"/>
+                <w:i w:val="0"/>
+                <w:color w:val="000000"/>
+                <w:sz w:val="20"/>
+              </w:rPr>
+              <w:t>-0,0594397</w:t>
+            </w:r>
+          </w:p>
+        </w:tc>
+        <w:tc>
+          <w:tcPr>
+            <w:tcW w:type="dxa" w:w="1606"/>
+          </w:tcPr>
+          <w:p>
+            <w:pPr>
+              <w:spacing w:after="20"/>
+            </w:pPr>
+            <w:r>
+              <w:rPr>
+                <w:rFonts w:ascii="Arial" w:hAnsi="Arial" w:cs="Arial" w:eastAsia="Arial"/>
+                <w:b w:val="0"/>
+                <w:i w:val="0"/>
+                <w:color w:val="000000"/>
+                <w:sz w:val="20"/>
+              </w:rPr>
+              <w:t>0,05</w:t>
+            </w:r>
+          </w:p>
+        </w:tc>
+      </w:tr>
+      <w:tr>
+        <w:trPr>
+          <w:cantSplit/>
+        </w:trPr>
+        <w:tc>
+          <w:tcPr>
+            <w:tcW w:type="dxa" w:w="1606"/>
+          </w:tcPr>
+          <w:p>
+            <w:pPr>
+              <w:spacing w:after="20"/>
+            </w:pPr>
+            <w:r>
+              <w:rPr>
+                <w:rFonts w:ascii="Arial" w:hAnsi="Arial" w:cs="Arial" w:eastAsia="Arial"/>
+                <w:b w:val="0"/>
+                <w:i w:val="0"/>
+                <w:color w:val="000000"/>
+                <w:sz w:val="20"/>
+              </w:rPr>
+              <w:t>C3</w:t>
+            </w:r>
+          </w:p>
+        </w:tc>
+        <w:tc>
+          <w:tcPr>
+            <w:tcW w:type="dxa" w:w="1606"/>
+          </w:tcPr>
+          <w:p>
+            <w:pPr>
+              <w:spacing w:after="20"/>
+            </w:pPr>
+            <w:r>
+              <w:rPr>
+                <w:rFonts w:ascii="Arial" w:hAnsi="Arial" w:cs="Arial" w:eastAsia="Arial"/>
+                <w:b w:val="0"/>
+                <w:i w:val="0"/>
+                <w:color w:val="000000"/>
+                <w:sz w:val="20"/>
+              </w:rPr>
+              <w:t>ELU (111)</w:t>
+            </w:r>
+          </w:p>
+        </w:tc>
+        <w:tc>
+          <w:tcPr>
+            <w:tcW w:type="dxa" w:w="1606"/>
+          </w:tcPr>
+          <w:p>
+            <w:pPr>
+              <w:spacing w:after="20"/>
+            </w:pPr>
+            <w:r>
+              <w:rPr>
+                <w:rFonts w:ascii="Arial" w:hAnsi="Arial" w:cs="Arial" w:eastAsia="Arial"/>
+                <w:b w:val="0"/>
+                <w:i w:val="0"/>
+                <w:color w:val="000000"/>
+                <w:sz w:val="20"/>
+              </w:rPr>
+              <w:t>434,244</w:t>
+            </w:r>
+          </w:p>
+        </w:tc>
+        <w:tc>
+          <w:tcPr>
+            <w:tcW w:type="dxa" w:w="1606"/>
+          </w:tcPr>
+          <w:p>
+            <w:pPr>
+              <w:spacing w:after="20"/>
+            </w:pPr>
+            <w:r>
+              <w:rPr>
+                <w:rFonts w:ascii="Arial" w:hAnsi="Arial" w:cs="Arial" w:eastAsia="Arial"/>
+                <w:b w:val="0"/>
+                <w:i w:val="0"/>
+                <w:color w:val="000000"/>
+                <w:sz w:val="20"/>
+              </w:rPr>
+              <w:t>449</w:t>
+            </w:r>
+          </w:p>
+        </w:tc>
+        <w:tc>
+          <w:tcPr>
+            <w:tcW w:type="dxa" w:w="1606"/>
+          </w:tcPr>
+          <w:p>
+            <w:pPr>
+              <w:spacing w:after="20"/>
+            </w:pPr>
+            <w:r>
+              <w:rPr>
+                <w:rFonts w:ascii="Arial" w:hAnsi="Arial" w:cs="Arial" w:eastAsia="Arial"/>
+                <w:b w:val="0"/>
+                <w:i w:val="0"/>
+                <w:color w:val="000000"/>
+                <w:sz w:val="20"/>
+              </w:rPr>
+              <w:t>-0,0328646</w:t>
+            </w:r>
+          </w:p>
+        </w:tc>
+        <w:tc>
+          <w:tcPr>
+            <w:tcW w:type="dxa" w:w="1606"/>
+          </w:tcPr>
+          <w:p>
+            <w:pPr>
+              <w:spacing w:after="20"/>
+            </w:pPr>
+            <w:r>
+              <w:rPr>
+                <w:rFonts w:ascii="Arial" w:hAnsi="Arial" w:cs="Arial" w:eastAsia="Arial"/>
+                <w:b w:val="0"/>
+                <w:i w:val="0"/>
+                <w:color w:val="000000"/>
+                <w:sz w:val="20"/>
+              </w:rPr>
+              <w:t>0,05</w:t>
+            </w:r>
+          </w:p>
+        </w:tc>
+      </w:tr>
+      <w:tr>
+        <w:trPr>
+          <w:cantSplit/>
+        </w:trPr>
+        <w:tc>
+          <w:tcPr>
+            <w:tcW w:type="dxa" w:w="1606"/>
+          </w:tcPr>
+          <w:p>
+            <w:pPr>
+              <w:spacing w:after="20"/>
+            </w:pPr>
+            <w:r>
+              <w:rPr>
+                <w:rFonts w:ascii="Arial" w:hAnsi="Arial" w:cs="Arial" w:eastAsia="Arial"/>
+                <w:b w:val="0"/>
+                <w:i w:val="0"/>
+                <w:color w:val="000000"/>
+                <w:sz w:val="20"/>
+              </w:rPr>
+              <w:t>C4</w:t>
+            </w:r>
+          </w:p>
+        </w:tc>
+        <w:tc>
+          <w:tcPr>
+            <w:tcW w:type="dxa" w:w="1606"/>
+          </w:tcPr>
+          <w:p>
+            <w:pPr>
+              <w:spacing w:after="20"/>
+            </w:pPr>
+            <w:r>
+              <w:rPr>
+                <w:rFonts w:ascii="Arial" w:hAnsi="Arial" w:cs="Arial" w:eastAsia="Arial"/>
+                <w:b w:val="0"/>
+                <w:i w:val="0"/>
+                <w:color w:val="000000"/>
+                <w:sz w:val="20"/>
+              </w:rPr>
+              <w:t>ELU (114)</w:t>
+            </w:r>
+          </w:p>
+        </w:tc>
+        <w:tc>
+          <w:tcPr>
+            <w:tcW w:type="dxa" w:w="1606"/>
+          </w:tcPr>
+          <w:p>
+            <w:pPr>
+              <w:spacing w:after="20"/>
+            </w:pPr>
+            <w:r>
+              <w:rPr>
+                <w:rFonts w:ascii="Arial" w:hAnsi="Arial" w:cs="Arial" w:eastAsia="Arial"/>
+                <w:b w:val="0"/>
+                <w:i w:val="0"/>
+                <w:color w:val="000000"/>
+                <w:sz w:val="20"/>
+              </w:rPr>
+              <w:t>258,985</w:t>
+            </w:r>
+          </w:p>
+        </w:tc>
+        <w:tc>
+          <w:tcPr>
+            <w:tcW w:type="dxa" w:w="1606"/>
+          </w:tcPr>
+          <w:p>
+            <w:pPr>
+              <w:spacing w:after="20"/>
+            </w:pPr>
+            <w:r>
+              <w:rPr>
+                <w:rFonts w:ascii="Arial" w:hAnsi="Arial" w:cs="Arial" w:eastAsia="Arial"/>
+                <w:b w:val="0"/>
+                <w:i w:val="0"/>
+                <w:color w:val="000000"/>
+                <w:sz w:val="20"/>
+              </w:rPr>
+              <w:t>253</w:t>
+            </w:r>
+          </w:p>
+        </w:tc>
+        <w:tc>
+          <w:tcPr>
+            <w:tcW w:type="dxa" w:w="1606"/>
+          </w:tcPr>
+          <w:p>
+            <w:pPr>
+              <w:spacing w:after="20"/>
+            </w:pPr>
+            <w:r>
+              <w:rPr>
+                <w:rFonts w:ascii="Arial" w:hAnsi="Arial" w:cs="Arial" w:eastAsia="Arial"/>
+                <w:b w:val="0"/>
+                <w:i w:val="0"/>
+                <w:color w:val="000000"/>
+                <w:sz w:val="20"/>
+              </w:rPr>
+              <w:t>0,0236549</w:t>
+            </w:r>
+          </w:p>
+        </w:tc>
+        <w:tc>
+          <w:tcPr>
+            <w:tcW w:type="dxa" w:w="1606"/>
+          </w:tcPr>
+          <w:p>
+            <w:pPr>
+              <w:spacing w:after="20"/>
+            </w:pPr>
+            <w:r>
+              <w:rPr>
+                <w:rFonts w:ascii="Arial" w:hAnsi="Arial" w:cs="Arial" w:eastAsia="Arial"/>
+                <w:b w:val="0"/>
+                <w:i w:val="0"/>
+                <w:color w:val="000000"/>
+                <w:sz w:val="20"/>
+              </w:rPr>
+              <w:t>0,05</w:t>
+            </w:r>
+          </w:p>
+        </w:tc>
+      </w:tr>
+      <w:tr>
+        <w:trPr>
+          <w:cantSplit/>
+        </w:trPr>
+        <w:tc>
+          <w:tcPr>
+            <w:tcW w:type="dxa" w:w="1606"/>
+          </w:tcPr>
+          <w:p>
+            <w:pPr>
+              <w:spacing w:after="20"/>
+            </w:pPr>
+            <w:r>
+              <w:rPr>
+                <w:rFonts w:ascii="Arial" w:hAnsi="Arial" w:cs="Arial" w:eastAsia="Arial"/>
+                <w:b w:val="0"/>
+                <w:i w:val="0"/>
+                <w:color w:val="000000"/>
+                <w:sz w:val="20"/>
+              </w:rPr>
+              <w:t>C5</w:t>
+            </w:r>
+          </w:p>
+        </w:tc>
+        <w:tc>
+          <w:tcPr>
+            <w:tcW w:type="dxa" w:w="1606"/>
+          </w:tcPr>
+          <w:p>
+            <w:pPr>
+              <w:spacing w:after="20"/>
+            </w:pPr>
+            <w:r>
+              <w:rPr>
+                <w:rFonts w:ascii="Arial" w:hAnsi="Arial" w:cs="Arial" w:eastAsia="Arial"/>
+                <w:b w:val="0"/>
+                <w:i w:val="0"/>
+                <w:color w:val="000000"/>
+                <w:sz w:val="20"/>
+              </w:rPr>
+              <w:t>ELU (111)</w:t>
+            </w:r>
+          </w:p>
+        </w:tc>
+        <w:tc>
+          <w:tcPr>
+            <w:tcW w:type="dxa" w:w="1606"/>
+          </w:tcPr>
+          <w:p>
+            <w:pPr>
+              <w:spacing w:after="20"/>
+            </w:pPr>
+            <w:r>
+              <w:rPr>
+                <w:rFonts w:ascii="Arial" w:hAnsi="Arial" w:cs="Arial" w:eastAsia="Arial"/>
+                <w:b w:val="0"/>
+                <w:i w:val="0"/>
+                <w:color w:val="000000"/>
+                <w:sz w:val="20"/>
+              </w:rPr>
+              <w:t>434,244</w:t>
+            </w:r>
+          </w:p>
+        </w:tc>
+        <w:tc>
+          <w:tcPr>
+            <w:tcW w:type="dxa" w:w="1606"/>
+          </w:tcPr>
+          <w:p>
+            <w:pPr>
+              <w:spacing w:after="20"/>
+            </w:pPr>
+            <w:r>
+              <w:rPr>
+                <w:rFonts w:ascii="Arial" w:hAnsi="Arial" w:cs="Arial" w:eastAsia="Arial"/>
+                <w:b w:val="0"/>
+                <w:i w:val="0"/>
+                <w:color w:val="000000"/>
+                <w:sz w:val="20"/>
+              </w:rPr>
+              <w:t>463</w:t>
+            </w:r>
+          </w:p>
+        </w:tc>
+        <w:tc>
+          <w:tcPr>
+            <w:tcW w:type="dxa" w:w="1606"/>
+          </w:tcPr>
+          <w:p>
+            <w:pPr>
+              <w:spacing w:after="20"/>
+            </w:pPr>
+            <w:r>
+              <w:rPr>
+                <w:rFonts w:ascii="Arial" w:hAnsi="Arial" w:cs="Arial" w:eastAsia="Arial"/>
+                <w:b w:val="0"/>
+                <w:i w:val="0"/>
+                <w:color w:val="000000"/>
+                <w:sz w:val="20"/>
+              </w:rPr>
+              <w:t>-0,0621084</w:t>
+            </w:r>
+          </w:p>
+        </w:tc>
+        <w:tc>
+          <w:tcPr>
+            <w:tcW w:type="dxa" w:w="1606"/>
+          </w:tcPr>
+          <w:p>
+            <w:pPr>
+              <w:spacing w:after="20"/>
+            </w:pPr>
+            <w:r>
+              <w:rPr>
+                <w:rFonts w:ascii="Arial" w:hAnsi="Arial" w:cs="Arial" w:eastAsia="Arial"/>
+                <w:b w:val="0"/>
+                <w:i w:val="0"/>
+                <w:color w:val="000000"/>
+                <w:sz w:val="20"/>
+              </w:rPr>
+              <w:t>0,05</w:t>
+            </w:r>
+          </w:p>
+        </w:tc>
+      </w:tr>
+      <w:tr>
+        <w:trPr>
+          <w:cantSplit/>
+        </w:trPr>
+        <w:tc>
+          <w:tcPr>
+            <w:tcW w:type="dxa" w:w="1606"/>
+          </w:tcPr>
+          <w:p>
+            <w:pPr>
+              <w:spacing w:after="20"/>
+            </w:pPr>
+            <w:r>
+              <w:rPr>
+                <w:rFonts w:ascii="Arial" w:hAnsi="Arial" w:cs="Arial" w:eastAsia="Arial"/>
+                <w:b w:val="0"/>
+                <w:i w:val="0"/>
+                <w:color w:val="000000"/>
+                <w:sz w:val="20"/>
+              </w:rPr>
+              <w:t>C6</w:t>
+            </w:r>
+          </w:p>
+        </w:tc>
+        <w:tc>
+          <w:tcPr>
+            <w:tcW w:type="dxa" w:w="1606"/>
+          </w:tcPr>
+          <w:p>
+            <w:pPr>
+              <w:spacing w:after="20"/>
+            </w:pPr>
+            <w:r>
+              <w:rPr>
+                <w:rFonts w:ascii="Arial" w:hAnsi="Arial" w:cs="Arial" w:eastAsia="Arial"/>
+                <w:b w:val="0"/>
+                <w:i w:val="0"/>
+                <w:color w:val="000000"/>
+                <w:sz w:val="20"/>
+              </w:rPr>
+              <w:t>ELS_f (105), barre seule</w:t>
+            </w:r>
+          </w:p>
+        </w:tc>
+        <w:tc>
+          <w:tcPr>
+            <w:tcW w:type="dxa" w:w="1606"/>
+          </w:tcPr>
+          <w:p>
+            <w:pPr>
+              <w:spacing w:after="20"/>
+            </w:pPr>
+            <w:r>
+              <w:rPr>
+                <w:rFonts w:ascii="Arial" w:hAnsi="Arial" w:cs="Arial" w:eastAsia="Arial"/>
+                <w:b w:val="0"/>
+                <w:i w:val="0"/>
+                <w:color w:val="000000"/>
+                <w:sz w:val="20"/>
+              </w:rPr>
+              <w:t>177,958</w:t>
+            </w:r>
+          </w:p>
+        </w:tc>
+        <w:tc>
+          <w:tcPr>
+            <w:tcW w:type="dxa" w:w="1606"/>
+          </w:tcPr>
+          <w:p>
+            <w:pPr>
+              <w:spacing w:after="20"/>
+            </w:pPr>
+            <w:r>
+              <w:rPr>
+                <w:rFonts w:ascii="Arial" w:hAnsi="Arial" w:cs="Arial" w:eastAsia="Arial"/>
+                <w:b w:val="0"/>
+                <w:i w:val="0"/>
+                <w:color w:val="000000"/>
+                <w:sz w:val="20"/>
+              </w:rPr>
+              <w:t>180</w:t>
+            </w:r>
+          </w:p>
+        </w:tc>
+        <w:tc>
+          <w:tcPr>
+            <w:tcW w:type="dxa" w:w="1606"/>
+          </w:tcPr>
+          <w:p>
+            <w:pPr>
+              <w:spacing w:after="20"/>
+            </w:pPr>
+            <w:r>
+              <w:rPr>
+                <w:rFonts w:ascii="Arial" w:hAnsi="Arial" w:cs="Arial" w:eastAsia="Arial"/>
+                <w:b w:val="0"/>
+                <w:i w:val="0"/>
+                <w:color w:val="000000"/>
+                <w:sz w:val="20"/>
+              </w:rPr>
+              <w:t>-0,0113418</w:t>
+            </w:r>
+          </w:p>
+        </w:tc>
+        <w:tc>
+          <w:tcPr>
+            <w:tcW w:type="dxa" w:w="1606"/>
+          </w:tcPr>
+          <w:p>
+            <w:pPr>
+              <w:spacing w:after="20"/>
+            </w:pPr>
+            <w:r>
+              <w:rPr>
+                <w:rFonts w:ascii="Arial" w:hAnsi="Arial" w:cs="Arial" w:eastAsia="Arial"/>
+                <w:b w:val="0"/>
+                <w:i w:val="0"/>
+                <w:color w:val="000000"/>
+                <w:sz w:val="20"/>
+              </w:rPr>
+              <w:t>0,05</w:t>
+            </w:r>
+          </w:p>
+        </w:tc>
+      </w:tr>
+      <w:tr>
+        <w:trPr>
+          <w:cantSplit/>
+        </w:trPr>
+        <w:tc>
+          <w:tcPr>
+            <w:tcW w:type="dxa" w:w="1606"/>
+          </w:tcPr>
+          <w:p>
+            <w:pPr>
+              <w:spacing w:after="20"/>
+            </w:pPr>
+            <w:r>
+              <w:rPr>
+                <w:rFonts w:ascii="Arial" w:hAnsi="Arial" w:cs="Arial" w:eastAsia="Arial"/>
+                <w:b w:val="0"/>
+                <w:i w:val="0"/>
+                <w:color w:val="000000"/>
+                <w:sz w:val="20"/>
+              </w:rPr>
+              <w:t>C6</w:t>
+            </w:r>
+          </w:p>
+        </w:tc>
+        <w:tc>
+          <w:tcPr>
+            <w:tcW w:type="dxa" w:w="1606"/>
+          </w:tcPr>
+          <w:p>
+            <w:pPr>
+              <w:spacing w:after="20"/>
+            </w:pPr>
+            <w:r>
+              <w:rPr>
+                <w:rFonts w:ascii="Arial" w:hAnsi="Arial" w:cs="Arial" w:eastAsia="Arial"/>
+                <w:b w:val="0"/>
+                <w:i w:val="0"/>
+                <w:color w:val="000000"/>
+                <w:sz w:val="20"/>
+              </w:rPr>
+              <w:t>ELS_c (105), barre seule</w:t>
+            </w:r>
+          </w:p>
+        </w:tc>
+        <w:tc>
+          <w:tcPr>
+            <w:tcW w:type="dxa" w:w="1606"/>
+          </w:tcPr>
+          <w:p>
+            <w:pPr>
+              <w:spacing w:after="20"/>
+            </w:pPr>
+            <w:r>
+              <w:rPr>
+                <w:rFonts w:ascii="Arial" w:hAnsi="Arial" w:cs="Arial" w:eastAsia="Arial"/>
+                <w:b w:val="0"/>
+                <w:i w:val="0"/>
+                <w:color w:val="000000"/>
+                <w:sz w:val="20"/>
+              </w:rPr>
+              <w:t>266,718</w:t>
+            </w:r>
+          </w:p>
+        </w:tc>
+        <w:tc>
+          <w:tcPr>
+            <w:tcW w:type="dxa" w:w="1606"/>
+          </w:tcPr>
+          <w:p>
+            <w:pPr>
+              <w:spacing w:after="20"/>
+            </w:pPr>
+            <w:r>
+              <w:rPr>
+                <w:rFonts w:ascii="Arial" w:hAnsi="Arial" w:cs="Arial" w:eastAsia="Arial"/>
+                <w:b w:val="0"/>
+                <w:i w:val="0"/>
+                <w:color w:val="000000"/>
+                <w:sz w:val="20"/>
+              </w:rPr>
+              <w:t>276</w:t>
+            </w:r>
+          </w:p>
+        </w:tc>
+        <w:tc>
+          <w:tcPr>
+            <w:tcW w:type="dxa" w:w="1606"/>
+          </w:tcPr>
+          <w:p>
+            <w:pPr>
+              <w:spacing w:after="20"/>
+            </w:pPr>
+            <w:r>
+              <w:rPr>
+                <w:rFonts w:ascii="Arial" w:hAnsi="Arial" w:cs="Arial" w:eastAsia="Arial"/>
+                <w:b w:val="0"/>
+                <w:i w:val="0"/>
+                <w:color w:val="000000"/>
+                <w:sz w:val="20"/>
+              </w:rPr>
+              <w:t>-0,0336317</w:t>
+            </w:r>
+          </w:p>
+        </w:tc>
+        <w:tc>
+          <w:tcPr>
+            <w:tcW w:type="dxa" w:w="1606"/>
+          </w:tcPr>
+          <w:p>
+            <w:pPr>
+              <w:spacing w:after="20"/>
+            </w:pPr>
+            <w:r>
+              <w:rPr>
+                <w:rFonts w:ascii="Arial" w:hAnsi="Arial" w:cs="Arial" w:eastAsia="Arial"/>
+                <w:b w:val="0"/>
+                <w:i w:val="0"/>
+                <w:color w:val="000000"/>
+                <w:sz w:val="20"/>
+              </w:rPr>
+              <w:t>0,05</w:t>
+            </w:r>
+          </w:p>
+        </w:tc>
+      </w:tr>
+      <w:tr>
+        <w:trPr>
+          <w:cantSplit/>
+        </w:trPr>
+        <w:tc>
+          <w:tcPr>
+            <w:tcW w:type="dxa" w:w="1606"/>
+          </w:tcPr>
+          <w:p>
+            <w:pPr>
+              <w:spacing w:after="20"/>
+            </w:pPr>
+            <w:r>
+              <w:rPr>
+                <w:rFonts w:ascii="Arial" w:hAnsi="Arial" w:cs="Arial" w:eastAsia="Arial"/>
+                <w:b w:val="0"/>
+                <w:i w:val="0"/>
+                <w:color w:val="000000"/>
+                <w:sz w:val="20"/>
+              </w:rPr>
+              <w:t>C6</w:t>
+            </w:r>
+          </w:p>
+        </w:tc>
+        <w:tc>
+          <w:tcPr>
+            <w:tcW w:type="dxa" w:w="1606"/>
+          </w:tcPr>
+          <w:p>
+            <w:pPr>
+              <w:spacing w:after="20"/>
+            </w:pPr>
+            <w:r>
+              <w:rPr>
+                <w:rFonts w:ascii="Arial" w:hAnsi="Arial" w:cs="Arial" w:eastAsia="Arial"/>
+                <w:b w:val="0"/>
+                <w:i w:val="0"/>
+                <w:color w:val="000000"/>
+                <w:sz w:val="20"/>
+              </w:rPr>
+              <w:t>ELU (112), barre seule</w:t>
+            </w:r>
+          </w:p>
+        </w:tc>
+        <w:tc>
+          <w:tcPr>
+            <w:tcW w:type="dxa" w:w="1606"/>
+          </w:tcPr>
+          <w:p>
+            <w:pPr>
+              <w:spacing w:after="20"/>
+            </w:pPr>
+            <w:r>
+              <w:rPr>
+                <w:rFonts w:ascii="Arial" w:hAnsi="Arial" w:cs="Arial" w:eastAsia="Arial"/>
+                <w:b w:val="0"/>
+                <w:i w:val="0"/>
+                <w:color w:val="000000"/>
+                <w:sz w:val="20"/>
+              </w:rPr>
+              <w:t>389,36</w:t>
+            </w:r>
+          </w:p>
+        </w:tc>
+        <w:tc>
+          <w:tcPr>
+            <w:tcW w:type="dxa" w:w="1606"/>
+          </w:tcPr>
+          <w:p>
+            <w:pPr>
+              <w:spacing w:after="20"/>
+            </w:pPr>
+            <w:r>
+              <w:rPr>
+                <w:rFonts w:ascii="Arial" w:hAnsi="Arial" w:cs="Arial" w:eastAsia="Arial"/>
+                <w:b w:val="0"/>
+                <w:i w:val="0"/>
+                <w:color w:val="000000"/>
+                <w:sz w:val="20"/>
+              </w:rPr>
+              <w:t>408</w:t>
+            </w:r>
+          </w:p>
+        </w:tc>
+        <w:tc>
+          <w:tcPr>
+            <w:tcW w:type="dxa" w:w="1606"/>
+          </w:tcPr>
+          <w:p>
+            <w:pPr>
+              <w:spacing w:after="20"/>
+            </w:pPr>
+            <w:r>
+              <w:rPr>
+                <w:rFonts w:ascii="Arial" w:hAnsi="Arial" w:cs="Arial" w:eastAsia="Arial"/>
+                <w:b w:val="0"/>
+                <w:i w:val="0"/>
+                <w:color w:val="000000"/>
+                <w:sz w:val="20"/>
+              </w:rPr>
+              <w:t>-0,0456872</w:t>
+            </w:r>
+          </w:p>
+        </w:tc>
+        <w:tc>
+          <w:tcPr>
+            <w:tcW w:type="dxa" w:w="1606"/>
+          </w:tcPr>
+          <w:p>
+            <w:pPr>
+              <w:spacing w:after="20"/>
+            </w:pPr>
+            <w:r>
+              <w:rPr>
+                <w:rFonts w:ascii="Arial" w:hAnsi="Arial" w:cs="Arial" w:eastAsia="Arial"/>
+                <w:b w:val="0"/>
+                <w:i w:val="0"/>
+                <w:color w:val="000000"/>
+                <w:sz w:val="20"/>
+              </w:rPr>
+              <w:t>0,05</w:t>
+            </w:r>
+          </w:p>
+        </w:tc>
+      </w:tr>
+      <w:tr>
+        <w:trPr>
+          <w:cantSplit/>
+        </w:trPr>
+        <w:tc>
+          <w:tcPr>
+            <w:tcW w:type="dxa" w:w="1606"/>
+          </w:tcPr>
+          <w:p>
+            <w:pPr>
+              <w:spacing w:after="20"/>
+            </w:pPr>
+            <w:r>
+              <w:rPr>
+                <w:rFonts w:ascii="Arial" w:hAnsi="Arial" w:cs="Arial" w:eastAsia="Arial"/>
+                <w:b w:val="0"/>
+                <w:i w:val="0"/>
+                <w:color w:val="000000"/>
+                <w:sz w:val="20"/>
+              </w:rPr>
+              <w:t>C7</w:t>
+            </w:r>
+          </w:p>
+        </w:tc>
+        <w:tc>
+          <w:tcPr>
+            <w:tcW w:type="dxa" w:w="1606"/>
+          </w:tcPr>
+          <w:p>
+            <w:pPr>
+              <w:spacing w:after="20"/>
+            </w:pPr>
+            <w:r>
+              <w:rPr>
+                <w:rFonts w:ascii="Arial" w:hAnsi="Arial" w:cs="Arial" w:eastAsia="Arial"/>
+                <w:b w:val="0"/>
+                <w:i w:val="0"/>
+                <w:color w:val="000000"/>
+                <w:sz w:val="20"/>
+              </w:rPr>
+              <w:t>ELU (enveloppe 100-115), barre seule</w:t>
+            </w:r>
+          </w:p>
+        </w:tc>
+        <w:tc>
+          <w:tcPr>
+            <w:tcW w:type="dxa" w:w="1606"/>
+          </w:tcPr>
+          <w:p>
+            <w:pPr>
+              <w:spacing w:after="20"/>
+            </w:pPr>
+            <w:r>
+              <w:rPr>
+                <w:rFonts w:ascii="Arial" w:hAnsi="Arial" w:cs="Arial" w:eastAsia="Arial"/>
+                <w:b w:val="0"/>
+                <w:i w:val="0"/>
+                <w:color w:val="000000"/>
+                <w:sz w:val="20"/>
+              </w:rPr>
+              <w:t>160,119</w:t>
+            </w:r>
+          </w:p>
+        </w:tc>
+        <w:tc>
+          <w:tcPr>
+            <w:tcW w:type="dxa" w:w="1606"/>
+          </w:tcPr>
+          <w:p>
+            <w:pPr>
+              <w:spacing w:after="20"/>
+            </w:pPr>
+            <w:r>
+              <w:rPr>
+                <w:rFonts w:ascii="Arial" w:hAnsi="Arial" w:cs="Arial" w:eastAsia="Arial"/>
+                <w:b w:val="0"/>
+                <w:i w:val="0"/>
+                <w:color w:val="000000"/>
+                <w:sz w:val="20"/>
+              </w:rPr>
+              <w:t>177</w:t>
+            </w:r>
+          </w:p>
+        </w:tc>
+        <w:tc>
+          <w:tcPr>
+            <w:tcW w:type="dxa" w:w="1606"/>
+          </w:tcPr>
+          <w:p>
+            <w:pPr>
+              <w:spacing w:after="20"/>
+            </w:pPr>
+            <w:r>
+              <w:rPr>
+                <w:rFonts w:ascii="Arial" w:hAnsi="Arial" w:cs="Arial" w:eastAsia="Arial"/>
+                <w:b w:val="0"/>
+                <w:i w:val="0"/>
+                <w:color w:val="000000"/>
+                <w:sz w:val="20"/>
+              </w:rPr>
+              <w:t>-0,0953739</w:t>
+            </w:r>
+          </w:p>
+        </w:tc>
+        <w:tc>
+          <w:tcPr>
+            <w:tcW w:type="dxa" w:w="1606"/>
+          </w:tcPr>
+          <w:p>
+            <w:pPr>
+              <w:spacing w:after="20"/>
+            </w:pPr>
+            <w:r>
+              <w:rPr>
+                <w:rFonts w:ascii="Arial" w:hAnsi="Arial" w:cs="Arial" w:eastAsia="Arial"/>
+                <w:b w:val="0"/>
+                <w:i w:val="0"/>
+                <w:color w:val="000000"/>
+                <w:sz w:val="20"/>
+              </w:rPr>
+              <w:t>0,05</w:t>
+            </w:r>
+          </w:p>
+        </w:tc>
+      </w:tr>
+      <w:tr>
+        <w:trPr>
+          <w:cantSplit/>
+        </w:trPr>
+        <w:tc>
+          <w:tcPr>
+            <w:tcW w:type="dxa" w:w="1606"/>
+          </w:tcPr>
+          <w:p>
+            <w:pPr>
+              <w:spacing w:after="20"/>
+            </w:pPr>
+            <w:r>
+              <w:rPr>
+                <w:rFonts w:ascii="Arial" w:hAnsi="Arial" w:cs="Arial" w:eastAsia="Arial"/>
+                <w:b w:val="0"/>
+                <w:i w:val="0"/>
+                <w:color w:val="000000"/>
+                <w:sz w:val="20"/>
+              </w:rPr>
+              <w:t>C8</w:t>
+            </w:r>
+          </w:p>
+        </w:tc>
+        <w:tc>
+          <w:tcPr>
+            <w:tcW w:type="dxa" w:w="1606"/>
+          </w:tcPr>
+          <w:p>
+            <w:pPr>
+              <w:spacing w:after="20"/>
+            </w:pPr>
+            <w:r>
+              <w:rPr>
+                <w:rFonts w:ascii="Arial" w:hAnsi="Arial" w:cs="Arial" w:eastAsia="Arial"/>
+                <w:b w:val="0"/>
+                <w:i w:val="0"/>
+                <w:color w:val="000000"/>
+                <w:sz w:val="20"/>
+              </w:rPr>
+              <w:t>ELU (105, 112), barre seule, toutes lignes</w:t>
+            </w:r>
+          </w:p>
+        </w:tc>
+        <w:tc>
+          <w:tcPr>
+            <w:tcW w:type="dxa" w:w="1606"/>
+          </w:tcPr>
+          <w:p>
+            <w:pPr>
+              <w:spacing w:after="20"/>
+            </w:pPr>
+            <w:r>
+              <w:rPr>
+                <w:rFonts w:ascii="Arial" w:hAnsi="Arial" w:cs="Arial" w:eastAsia="Arial"/>
+                <w:b w:val="0"/>
+                <w:i w:val="0"/>
+                <w:color w:val="000000"/>
+                <w:sz w:val="20"/>
+              </w:rPr>
+              <w:t>635,184</w:t>
+            </w:r>
+          </w:p>
+        </w:tc>
+        <w:tc>
+          <w:tcPr>
+            <w:tcW w:type="dxa" w:w="1606"/>
+          </w:tcPr>
+          <w:p>
+            <w:pPr>
+              <w:spacing w:after="20"/>
+            </w:pPr>
+            <w:r>
+              <w:rPr>
+                <w:rFonts w:ascii="Arial" w:hAnsi="Arial" w:cs="Arial" w:eastAsia="Arial"/>
+                <w:b w:val="0"/>
+                <w:i w:val="0"/>
+                <w:color w:val="000000"/>
+                <w:sz w:val="20"/>
+              </w:rPr>
+              <w:t>653</w:t>
+            </w:r>
+          </w:p>
+        </w:tc>
+        <w:tc>
+          <w:tcPr>
+            <w:tcW w:type="dxa" w:w="1606"/>
+          </w:tcPr>
+          <w:p>
+            <w:pPr>
+              <w:spacing w:after="20"/>
+            </w:pPr>
+            <w:r>
+              <w:rPr>
+                <w:rFonts w:ascii="Arial" w:hAnsi="Arial" w:cs="Arial" w:eastAsia="Arial"/>
+                <w:b w:val="0"/>
+                <w:i w:val="0"/>
+                <w:color w:val="000000"/>
+                <w:sz w:val="20"/>
+              </w:rPr>
+              <w:t>-0,0272839</w:t>
+            </w:r>
+          </w:p>
+        </w:tc>
+        <w:tc>
+          <w:tcPr>
+            <w:tcW w:type="dxa" w:w="1606"/>
+          </w:tcPr>
+          <w:p>
+            <w:pPr>
+              <w:spacing w:after="20"/>
+            </w:pPr>
+            <w:r>
+              <w:rPr>
+                <w:rFonts w:ascii="Arial" w:hAnsi="Arial" w:cs="Arial" w:eastAsia="Arial"/>
+                <w:b w:val="0"/>
+                <w:i w:val="0"/>
+                <w:color w:val="000000"/>
+                <w:sz w:val="20"/>
+              </w:rPr>
+              <w:t>0,05</w:t>
+            </w:r>
+          </w:p>
+        </w:tc>
+      </w:tr>
+    </w:tbl>
+    <w:p>
+      <w:pPr>
+        <w:spacing w:after="40"/>
+      </w:pPr>
+    </w:p>
+    <w:p>
+      <w:r>
+        <w:rPr>
+          <w:rFonts w:ascii="Arial" w:hAnsi="Arial" w:cs="Arial" w:eastAsia="Arial"/>
+          <w:b/>
+          <w:i w:val="0"/>
+          <w:color w:val="000000"/>
+          <w:sz w:val="20"/>
+        </w:rPr>
+        <w:t>Dépendance au maillage des grandeurs locales (SH, dalle de 0,05 / 0,25 / 0,50 m)</w:t>
+      </w:r>
+    </w:p>
+    <w:tbl>
+      <w:tblPr>
+        <w:tblStyle w:val="TableGrid"/>
+        <w:tblW w:type="auto" w:w="0"/>
+        <w:jc w:val="center"/>
+        <w:tblLayout w:type="fixed"/>
+        <w:tblLook w:firstColumn="1" w:firstRow="1" w:lastColumn="0" w:lastRow="0" w:noHBand="0" w:noVBand="1" w:val="04A0"/>
+      </w:tblPr>
+      <w:tblGrid>
+        <w:gridCol w:w="1205"/>
+        <w:gridCol w:w="1205"/>
+        <w:gridCol w:w="1205"/>
+        <w:gridCol w:w="1205"/>
+        <w:gridCol w:w="1205"/>
+        <w:gridCol w:w="1205"/>
+        <w:gridCol w:w="1205"/>
+        <w:gridCol w:w="1205"/>
+      </w:tblGrid>
+      <w:tr>
+        <w:trPr>
+          <w:tblHeader w:val="true"/>
+        </w:trPr>
+        <w:tc>
+          <w:tcPr>
+            <w:tcW w:type="dxa" w:w="1205"/>
+            <w:shd w:val="clear" w:color="auto" w:fill="D9D9D9"/>
+          </w:tcPr>
+          <w:p>
+            <w:pPr>
+              <w:spacing w:after="20"/>
+            </w:pPr>
+            <w:r>
+              <w:rPr>
+                <w:rFonts w:ascii="Arial" w:hAnsi="Arial" w:cs="Arial" w:eastAsia="Arial"/>
+                <w:b/>
+                <w:i w:val="0"/>
+                <w:color w:val="000000"/>
+                <w:sz w:val="20"/>
+              </w:rPr>
+              <w:t>Point</w:t>
+            </w:r>
+          </w:p>
+        </w:tc>
+        <w:tc>
+          <w:tcPr>
+            <w:tcW w:type="dxa" w:w="1205"/>
+            <w:shd w:val="clear" w:color="auto" w:fill="D9D9D9"/>
+          </w:tcPr>
+          <w:p>
+            <w:pPr>
+              <w:spacing w:after="20"/>
+            </w:pPr>
+            <w:r>
+              <w:rPr>
+                <w:rFonts w:ascii="Arial" w:hAnsi="Arial" w:cs="Arial" w:eastAsia="Arial"/>
+                <w:b/>
+                <w:i w:val="0"/>
+                <w:color w:val="000000"/>
+                <w:sz w:val="20"/>
+              </w:rPr>
+              <w:t>Ligne</w:t>
+            </w:r>
+          </w:p>
+        </w:tc>
+        <w:tc>
+          <w:tcPr>
+            <w:tcW w:type="dxa" w:w="1205"/>
+            <w:shd w:val="clear" w:color="auto" w:fill="D9D9D9"/>
+          </w:tcPr>
+          <w:p>
+            <w:pPr>
+              <w:spacing w:after="20"/>
+            </w:pPr>
+            <w:r>
+              <w:rPr>
+                <w:rFonts w:ascii="Arial" w:hAnsi="Arial" w:cs="Arial" w:eastAsia="Arial"/>
+                <w:b/>
+                <w:i w:val="0"/>
+                <w:color w:val="000000"/>
+                <w:sz w:val="20"/>
+              </w:rPr>
+              <w:t>Source</w:t>
+            </w:r>
+          </w:p>
+        </w:tc>
+        <w:tc>
+          <w:tcPr>
+            <w:tcW w:type="dxa" w:w="1205"/>
+            <w:shd w:val="clear" w:color="auto" w:fill="D9D9D9"/>
+          </w:tcPr>
+          <w:p>
+            <w:pPr>
+              <w:spacing w:after="20"/>
+            </w:pPr>
+            <w:r>
+              <w:rPr>
+                <w:rFonts w:ascii="Arial" w:hAnsi="Arial" w:cs="Arial" w:eastAsia="Arial"/>
+                <w:b/>
+                <w:i w:val="0"/>
+                <w:color w:val="000000"/>
+                <w:sz w:val="20"/>
+              </w:rPr>
+              <w:t>h = 0,05</w:t>
+            </w:r>
+          </w:p>
+        </w:tc>
+        <w:tc>
+          <w:tcPr>
+            <w:tcW w:type="dxa" w:w="1205"/>
+            <w:shd w:val="clear" w:color="auto" w:fill="D9D9D9"/>
+          </w:tcPr>
+          <w:p>
+            <w:pPr>
+              <w:spacing w:after="20"/>
+            </w:pPr>
+            <w:r>
+              <w:rPr>
+                <w:rFonts w:ascii="Arial" w:hAnsi="Arial" w:cs="Arial" w:eastAsia="Arial"/>
+                <w:b/>
+                <w:i w:val="0"/>
+                <w:color w:val="000000"/>
+                <w:sz w:val="20"/>
+              </w:rPr>
+              <w:t>h = 0,25</w:t>
+            </w:r>
+          </w:p>
+        </w:tc>
+        <w:tc>
+          <w:tcPr>
+            <w:tcW w:type="dxa" w:w="1205"/>
+            <w:shd w:val="clear" w:color="auto" w:fill="D9D9D9"/>
+          </w:tcPr>
+          <w:p>
+            <w:pPr>
+              <w:spacing w:after="20"/>
+            </w:pPr>
+            <w:r>
+              <w:rPr>
+                <w:rFonts w:ascii="Arial" w:hAnsi="Arial" w:cs="Arial" w:eastAsia="Arial"/>
+                <w:b/>
+                <w:i w:val="0"/>
+                <w:color w:val="000000"/>
+                <w:sz w:val="20"/>
+              </w:rPr>
+              <w:t>h = 0,50</w:t>
+            </w:r>
+          </w:p>
+        </w:tc>
+        <w:tc>
+          <w:tcPr>
+            <w:tcW w:type="dxa" w:w="1205"/>
+            <w:shd w:val="clear" w:color="auto" w:fill="D9D9D9"/>
+          </w:tcPr>
+          <w:p>
+            <w:pPr>
+              <w:spacing w:after="20"/>
+            </w:pPr>
+            <w:r>
+              <w:rPr>
+                <w:rFonts w:ascii="Arial" w:hAnsi="Arial" w:cs="Arial" w:eastAsia="Arial"/>
+                <w:b/>
+                <w:i w:val="0"/>
+                <w:color w:val="000000"/>
+                <w:sz w:val="20"/>
+              </w:rPr>
+              <w:t>Variation</w:t>
+            </w:r>
+          </w:p>
+        </w:tc>
+        <w:tc>
+          <w:tcPr>
+            <w:tcW w:type="dxa" w:w="1205"/>
+            <w:shd w:val="clear" w:color="auto" w:fill="D9D9D9"/>
+          </w:tcPr>
+          <w:p>
+            <w:pPr>
+              <w:spacing w:after="20"/>
+            </w:pPr>
+            <w:r>
+              <w:rPr>
+                <w:rFonts w:ascii="Arial" w:hAnsi="Arial" w:cs="Arial" w:eastAsia="Arial"/>
+                <w:b/>
+                <w:i w:val="0"/>
+                <w:color w:val="000000"/>
+                <w:sz w:val="20"/>
+              </w:rPr>
+              <w:t>Comparabilité</w:t>
+            </w:r>
+          </w:p>
+        </w:tc>
+      </w:tr>
+      <w:tr>
+        <w:trPr>
+          <w:cantSplit/>
+        </w:trPr>
+        <w:tc>
+          <w:tcPr>
+            <w:tcW w:type="dxa" w:w="1205"/>
+          </w:tcPr>
+          <w:p>
+            <w:pPr>
+              <w:spacing w:after="20"/>
+            </w:pPr>
+            <w:r>
+              <w:rPr>
+                <w:rFonts w:ascii="Arial" w:hAnsi="Arial" w:cs="Arial" w:eastAsia="Arial"/>
+                <w:b w:val="0"/>
+                <w:i w:val="0"/>
+                <w:color w:val="000000"/>
+                <w:sz w:val="20"/>
+              </w:rPr>
+              <w:t>C9</w:t>
+            </w:r>
+          </w:p>
+        </w:tc>
+        <w:tc>
+          <w:tcPr>
+            <w:tcW w:type="dxa" w:w="1205"/>
+          </w:tcPr>
+          <w:p>
+            <w:pPr>
+              <w:spacing w:after="20"/>
+            </w:pPr>
+            <w:r>
+              <w:rPr>
+                <w:rFonts w:ascii="Arial" w:hAnsi="Arial" w:cs="Arial" w:eastAsia="Arial"/>
+                <w:b w:val="0"/>
+                <w:i w:val="0"/>
+                <w:color w:val="000000"/>
+                <w:sz w:val="20"/>
+              </w:rPr>
+              <w:t>ELS_f (111)</w:t>
+            </w:r>
+          </w:p>
+        </w:tc>
+        <w:tc>
+          <w:tcPr>
+            <w:tcW w:type="dxa" w:w="1205"/>
+          </w:tcPr>
+          <w:p>
+            <w:pPr>
+              <w:spacing w:after="20"/>
+            </w:pPr>
+            <w:r>
+              <w:rPr>
+                <w:rFonts w:ascii="Arial" w:hAnsi="Arial" w:cs="Arial" w:eastAsia="Arial"/>
+                <w:b w:val="0"/>
+                <w:i w:val="0"/>
+                <w:color w:val="000000"/>
+                <w:sz w:val="20"/>
+              </w:rPr>
+              <w:t>79</w:t>
+            </w:r>
+          </w:p>
+        </w:tc>
+        <w:tc>
+          <w:tcPr>
+            <w:tcW w:type="dxa" w:w="1205"/>
+          </w:tcPr>
+          <w:p>
+            <w:pPr>
+              <w:spacing w:after="20"/>
+            </w:pPr>
+            <w:r>
+              <w:rPr>
+                <w:rFonts w:ascii="Arial" w:hAnsi="Arial" w:cs="Arial" w:eastAsia="Arial"/>
+                <w:b w:val="0"/>
+                <w:i w:val="0"/>
+                <w:color w:val="000000"/>
+                <w:sz w:val="20"/>
+              </w:rPr>
+              <w:t>70,3973</w:t>
+            </w:r>
+          </w:p>
+        </w:tc>
+        <w:tc>
+          <w:tcPr>
+            <w:tcW w:type="dxa" w:w="1205"/>
+          </w:tcPr>
+          <w:p>
+            <w:pPr>
+              <w:spacing w:after="20"/>
+            </w:pPr>
+            <w:r>
+              <w:rPr>
+                <w:rFonts w:ascii="Arial" w:hAnsi="Arial" w:cs="Arial" w:eastAsia="Arial"/>
+                <w:b w:val="0"/>
+                <w:i w:val="0"/>
+                <w:color w:val="000000"/>
+                <w:sz w:val="20"/>
+              </w:rPr>
+              <w:t>57,0693</w:t>
+            </w:r>
+          </w:p>
+        </w:tc>
+        <w:tc>
+          <w:tcPr>
+            <w:tcW w:type="dxa" w:w="1205"/>
+          </w:tcPr>
+          <w:p>
+            <w:pPr>
+              <w:spacing w:after="20"/>
+            </w:pPr>
+            <w:r>
+              <w:rPr>
+                <w:rFonts w:ascii="Arial" w:hAnsi="Arial" w:cs="Arial" w:eastAsia="Arial"/>
+                <w:b w:val="0"/>
+                <w:i w:val="0"/>
+                <w:color w:val="000000"/>
+                <w:sz w:val="20"/>
+              </w:rPr>
+              <w:t>49,5107</w:t>
+            </w:r>
+          </w:p>
+        </w:tc>
+        <w:tc>
+          <w:tcPr>
+            <w:tcW w:type="dxa" w:w="1205"/>
+          </w:tcPr>
+          <w:p>
+            <w:pPr>
+              <w:spacing w:after="20"/>
+            </w:pPr>
+            <w:r>
+              <w:rPr>
+                <w:rFonts w:ascii="Arial" w:hAnsi="Arial" w:cs="Arial" w:eastAsia="Arial"/>
+                <w:b w:val="0"/>
+                <w:i w:val="0"/>
+                <w:color w:val="000000"/>
+                <w:sz w:val="20"/>
+              </w:rPr>
+              <w:t>0,296697</w:t>
+            </w:r>
+          </w:p>
+        </w:tc>
+        <w:tc>
+          <w:tcPr>
+            <w:tcW w:type="dxa" w:w="1205"/>
+          </w:tcPr>
+          <w:p>
+            <w:pPr>
+              <w:spacing w:after="20"/>
+            </w:pPr>
+            <w:r>
+              <w:rPr>
+                <w:rFonts w:ascii="Arial" w:hAnsi="Arial" w:cs="Arial" w:eastAsia="Arial"/>
+                <w:b w:val="0"/>
+                <w:i w:val="0"/>
+                <w:color w:val="000000"/>
+                <w:sz w:val="20"/>
+              </w:rPr>
+              <w:t>non comparable sans le maillage source</w:t>
+            </w:r>
+          </w:p>
+        </w:tc>
+      </w:tr>
+      <w:tr>
+        <w:trPr>
+          <w:cantSplit/>
+        </w:trPr>
+        <w:tc>
+          <w:tcPr>
+            <w:tcW w:type="dxa" w:w="1205"/>
+          </w:tcPr>
+          <w:p>
+            <w:pPr>
+              <w:spacing w:after="20"/>
+            </w:pPr>
+            <w:r>
+              <w:rPr>
+                <w:rFonts w:ascii="Arial" w:hAnsi="Arial" w:cs="Arial" w:eastAsia="Arial"/>
+                <w:b w:val="0"/>
+                <w:i w:val="0"/>
+                <w:color w:val="000000"/>
+                <w:sz w:val="20"/>
+              </w:rPr>
+              <w:t>C9</w:t>
+            </w:r>
+          </w:p>
+        </w:tc>
+        <w:tc>
+          <w:tcPr>
+            <w:tcW w:type="dxa" w:w="1205"/>
+          </w:tcPr>
+          <w:p>
+            <w:pPr>
+              <w:spacing w:after="20"/>
+            </w:pPr>
+            <w:r>
+              <w:rPr>
+                <w:rFonts w:ascii="Arial" w:hAnsi="Arial" w:cs="Arial" w:eastAsia="Arial"/>
+                <w:b w:val="0"/>
+                <w:i w:val="0"/>
+                <w:color w:val="000000"/>
+                <w:sz w:val="20"/>
+              </w:rPr>
+              <w:t>ELS_c (111)</w:t>
+            </w:r>
+          </w:p>
+        </w:tc>
+        <w:tc>
+          <w:tcPr>
+            <w:tcW w:type="dxa" w:w="1205"/>
+          </w:tcPr>
+          <w:p>
+            <w:pPr>
+              <w:spacing w:after="20"/>
+            </w:pPr>
+            <w:r>
+              <w:rPr>
+                <w:rFonts w:ascii="Arial" w:hAnsi="Arial" w:cs="Arial" w:eastAsia="Arial"/>
+                <w:b w:val="0"/>
+                <w:i w:val="0"/>
+                <w:color w:val="000000"/>
+                <w:sz w:val="20"/>
+              </w:rPr>
+              <w:t>118</w:t>
+            </w:r>
+          </w:p>
+        </w:tc>
+        <w:tc>
+          <w:tcPr>
+            <w:tcW w:type="dxa" w:w="1205"/>
+          </w:tcPr>
+          <w:p>
+            <w:pPr>
+              <w:spacing w:after="20"/>
+            </w:pPr>
+            <w:r>
+              <w:rPr>
+                <w:rFonts w:ascii="Arial" w:hAnsi="Arial" w:cs="Arial" w:eastAsia="Arial"/>
+                <w:b w:val="0"/>
+                <w:i w:val="0"/>
+                <w:color w:val="000000"/>
+                <w:sz w:val="20"/>
+              </w:rPr>
+              <w:t>104,31</w:t>
+            </w:r>
+          </w:p>
+        </w:tc>
+        <w:tc>
+          <w:tcPr>
+            <w:tcW w:type="dxa" w:w="1205"/>
+          </w:tcPr>
+          <w:p>
+            <w:pPr>
+              <w:spacing w:after="20"/>
+            </w:pPr>
+            <w:r>
+              <w:rPr>
+                <w:rFonts w:ascii="Arial" w:hAnsi="Arial" w:cs="Arial" w:eastAsia="Arial"/>
+                <w:b w:val="0"/>
+                <w:i w:val="0"/>
+                <w:color w:val="000000"/>
+                <w:sz w:val="20"/>
+              </w:rPr>
+              <w:t>80,0103</w:t>
+            </w:r>
+          </w:p>
+        </w:tc>
+        <w:tc>
+          <w:tcPr>
+            <w:tcW w:type="dxa" w:w="1205"/>
+          </w:tcPr>
+          <w:p>
+            <w:pPr>
+              <w:spacing w:after="20"/>
+            </w:pPr>
+            <w:r>
+              <w:rPr>
+                <w:rFonts w:ascii="Arial" w:hAnsi="Arial" w:cs="Arial" w:eastAsia="Arial"/>
+                <w:b w:val="0"/>
+                <w:i w:val="0"/>
+                <w:color w:val="000000"/>
+                <w:sz w:val="20"/>
+              </w:rPr>
+              <w:t>65,4161</w:t>
+            </w:r>
+          </w:p>
+        </w:tc>
+        <w:tc>
+          <w:tcPr>
+            <w:tcW w:type="dxa" w:w="1205"/>
+          </w:tcPr>
+          <w:p>
+            <w:pPr>
+              <w:spacing w:after="20"/>
+            </w:pPr>
+            <w:r>
+              <w:rPr>
+                <w:rFonts w:ascii="Arial" w:hAnsi="Arial" w:cs="Arial" w:eastAsia="Arial"/>
+                <w:b w:val="0"/>
+                <w:i w:val="0"/>
+                <w:color w:val="000000"/>
+                <w:sz w:val="20"/>
+              </w:rPr>
+              <w:t>0,37287</w:t>
+            </w:r>
+          </w:p>
+        </w:tc>
+        <w:tc>
+          <w:tcPr>
+            <w:tcW w:type="dxa" w:w="1205"/>
+          </w:tcPr>
+          <w:p>
+            <w:pPr>
+              <w:spacing w:after="20"/>
+            </w:pPr>
+            <w:r>
+              <w:rPr>
+                <w:rFonts w:ascii="Arial" w:hAnsi="Arial" w:cs="Arial" w:eastAsia="Arial"/>
+                <w:b w:val="0"/>
+                <w:i w:val="0"/>
+                <w:color w:val="000000"/>
+                <w:sz w:val="20"/>
+              </w:rPr>
+              <w:t>non comparable sans le maillage source</w:t>
+            </w:r>
+          </w:p>
+        </w:tc>
+      </w:tr>
+      <w:tr>
+        <w:trPr>
+          <w:cantSplit/>
+        </w:trPr>
+        <w:tc>
+          <w:tcPr>
+            <w:tcW w:type="dxa" w:w="1205"/>
+          </w:tcPr>
+          <w:p>
+            <w:pPr>
+              <w:spacing w:after="20"/>
+            </w:pPr>
+            <w:r>
+              <w:rPr>
+                <w:rFonts w:ascii="Arial" w:hAnsi="Arial" w:cs="Arial" w:eastAsia="Arial"/>
+                <w:b w:val="0"/>
+                <w:i w:val="0"/>
+                <w:color w:val="000000"/>
+                <w:sz w:val="20"/>
+              </w:rPr>
+              <w:t>C9</w:t>
+            </w:r>
+          </w:p>
+        </w:tc>
+        <w:tc>
+          <w:tcPr>
+            <w:tcW w:type="dxa" w:w="1205"/>
+          </w:tcPr>
+          <w:p>
+            <w:pPr>
+              <w:spacing w:after="20"/>
+            </w:pPr>
+            <w:r>
+              <w:rPr>
+                <w:rFonts w:ascii="Arial" w:hAnsi="Arial" w:cs="Arial" w:eastAsia="Arial"/>
+                <w:b w:val="0"/>
+                <w:i w:val="0"/>
+                <w:color w:val="000000"/>
+                <w:sz w:val="20"/>
+              </w:rPr>
+              <w:t>ELU (111)</w:t>
+            </w:r>
+          </w:p>
+        </w:tc>
+        <w:tc>
+          <w:tcPr>
+            <w:tcW w:type="dxa" w:w="1205"/>
+          </w:tcPr>
+          <w:p>
+            <w:pPr>
+              <w:spacing w:after="20"/>
+            </w:pPr>
+            <w:r>
+              <w:rPr>
+                <w:rFonts w:ascii="Arial" w:hAnsi="Arial" w:cs="Arial" w:eastAsia="Arial"/>
+                <w:b w:val="0"/>
+                <w:i w:val="0"/>
+                <w:color w:val="000000"/>
+                <w:sz w:val="20"/>
+              </w:rPr>
+              <w:t>174</w:t>
+            </w:r>
+          </w:p>
+        </w:tc>
+        <w:tc>
+          <w:tcPr>
+            <w:tcW w:type="dxa" w:w="1205"/>
+          </w:tcPr>
+          <w:p>
+            <w:pPr>
+              <w:spacing w:after="20"/>
+            </w:pPr>
+            <w:r>
+              <w:rPr>
+                <w:rFonts w:ascii="Arial" w:hAnsi="Arial" w:cs="Arial" w:eastAsia="Arial"/>
+                <w:b w:val="0"/>
+                <w:i w:val="0"/>
+                <w:color w:val="000000"/>
+                <w:sz w:val="20"/>
+              </w:rPr>
+              <w:t>154,501</w:t>
+            </w:r>
+          </w:p>
+        </w:tc>
+        <w:tc>
+          <w:tcPr>
+            <w:tcW w:type="dxa" w:w="1205"/>
+          </w:tcPr>
+          <w:p>
+            <w:pPr>
+              <w:spacing w:after="20"/>
+            </w:pPr>
+            <w:r>
+              <w:rPr>
+                <w:rFonts w:ascii="Arial" w:hAnsi="Arial" w:cs="Arial" w:eastAsia="Arial"/>
+                <w:b w:val="0"/>
+                <w:i w:val="0"/>
+                <w:color w:val="000000"/>
+                <w:sz w:val="20"/>
+              </w:rPr>
+              <w:t>118,063</w:t>
+            </w:r>
+          </w:p>
+        </w:tc>
+        <w:tc>
+          <w:tcPr>
+            <w:tcW w:type="dxa" w:w="1205"/>
+          </w:tcPr>
+          <w:p>
+            <w:pPr>
+              <w:spacing w:after="20"/>
+            </w:pPr>
+            <w:r>
+              <w:rPr>
+                <w:rFonts w:ascii="Arial" w:hAnsi="Arial" w:cs="Arial" w:eastAsia="Arial"/>
+                <w:b w:val="0"/>
+                <w:i w:val="0"/>
+                <w:color w:val="000000"/>
+                <w:sz w:val="20"/>
+              </w:rPr>
+              <w:t>94,9843</w:t>
+            </w:r>
+          </w:p>
+        </w:tc>
+        <w:tc>
+          <w:tcPr>
+            <w:tcW w:type="dxa" w:w="1205"/>
+          </w:tcPr>
+          <w:p>
+            <w:pPr>
+              <w:spacing w:after="20"/>
+            </w:pPr>
+            <w:r>
+              <w:rPr>
+                <w:rFonts w:ascii="Arial" w:hAnsi="Arial" w:cs="Arial" w:eastAsia="Arial"/>
+                <w:b w:val="0"/>
+                <w:i w:val="0"/>
+                <w:color w:val="000000"/>
+                <w:sz w:val="20"/>
+              </w:rPr>
+              <w:t>0,385219</w:t>
+            </w:r>
+          </w:p>
+        </w:tc>
+        <w:tc>
+          <w:tcPr>
+            <w:tcW w:type="dxa" w:w="1205"/>
+          </w:tcPr>
+          <w:p>
+            <w:pPr>
+              <w:spacing w:after="20"/>
+            </w:pPr>
+            <w:r>
+              <w:rPr>
+                <w:rFonts w:ascii="Arial" w:hAnsi="Arial" w:cs="Arial" w:eastAsia="Arial"/>
+                <w:b w:val="0"/>
+                <w:i w:val="0"/>
+                <w:color w:val="000000"/>
+                <w:sz w:val="20"/>
+              </w:rPr>
+              <w:t>non comparable sans le maillage source</w:t>
+            </w:r>
+          </w:p>
+        </w:tc>
+      </w:tr>
+      <w:tr>
+        <w:trPr>
+          <w:cantSplit/>
+        </w:trPr>
+        <w:tc>
+          <w:tcPr>
+            <w:tcW w:type="dxa" w:w="1205"/>
+          </w:tcPr>
+          <w:p>
+            <w:pPr>
+              <w:spacing w:after="20"/>
+            </w:pPr>
+            <w:r>
+              <w:rPr>
+                <w:rFonts w:ascii="Arial" w:hAnsi="Arial" w:cs="Arial" w:eastAsia="Arial"/>
+                <w:b w:val="0"/>
+                <w:i w:val="0"/>
+                <w:color w:val="000000"/>
+                <w:sz w:val="20"/>
+              </w:rPr>
+              <w:t>C12</w:t>
+            </w:r>
+          </w:p>
+        </w:tc>
+        <w:tc>
+          <w:tcPr>
+            <w:tcW w:type="dxa" w:w="1205"/>
+          </w:tcPr>
+          <w:p>
+            <w:pPr>
+              <w:spacing w:after="20"/>
+            </w:pPr>
+            <w:r>
+              <w:rPr>
+                <w:rFonts w:ascii="Arial" w:hAnsi="Arial" w:cs="Arial" w:eastAsia="Arial"/>
+                <w:b w:val="0"/>
+                <w:i w:val="0"/>
+                <w:color w:val="000000"/>
+                <w:sz w:val="20"/>
+              </w:rPr>
+              <w:t>ELU rive (100)</w:t>
+            </w:r>
+          </w:p>
+        </w:tc>
+        <w:tc>
+          <w:tcPr>
+            <w:tcW w:type="dxa" w:w="1205"/>
+          </w:tcPr>
+          <w:p>
+            <w:pPr>
+              <w:spacing w:after="20"/>
+            </w:pPr>
+            <w:r>
+              <w:rPr>
+                <w:rFonts w:ascii="Arial" w:hAnsi="Arial" w:cs="Arial" w:eastAsia="Arial"/>
+                <w:b w:val="0"/>
+                <w:i w:val="0"/>
+                <w:color w:val="000000"/>
+                <w:sz w:val="20"/>
+              </w:rPr>
+              <w:t>568</w:t>
+            </w:r>
+          </w:p>
+        </w:tc>
+        <w:tc>
+          <w:tcPr>
+            <w:tcW w:type="dxa" w:w="1205"/>
+          </w:tcPr>
+          <w:p>
+            <w:pPr>
+              <w:spacing w:after="20"/>
+            </w:pPr>
+            <w:r>
+              <w:rPr>
+                <w:rFonts w:ascii="Arial" w:hAnsi="Arial" w:cs="Arial" w:eastAsia="Arial"/>
+                <w:b w:val="0"/>
+                <w:i w:val="0"/>
+                <w:color w:val="000000"/>
+                <w:sz w:val="20"/>
+              </w:rPr>
+              <w:t>243,805</w:t>
+            </w:r>
+          </w:p>
+        </w:tc>
+        <w:tc>
+          <w:tcPr>
+            <w:tcW w:type="dxa" w:w="1205"/>
+          </w:tcPr>
+          <w:p>
+            <w:pPr>
+              <w:spacing w:after="20"/>
+            </w:pPr>
+            <w:r>
+              <w:rPr>
+                <w:rFonts w:ascii="Arial" w:hAnsi="Arial" w:cs="Arial" w:eastAsia="Arial"/>
+                <w:b w:val="0"/>
+                <w:i w:val="0"/>
+                <w:color w:val="000000"/>
+                <w:sz w:val="20"/>
+              </w:rPr>
+              <w:t>211,3</w:t>
+            </w:r>
+          </w:p>
+        </w:tc>
+        <w:tc>
+          <w:tcPr>
+            <w:tcW w:type="dxa" w:w="1205"/>
+          </w:tcPr>
+          <w:p>
+            <w:pPr>
+              <w:spacing w:after="20"/>
+            </w:pPr>
+            <w:r>
+              <w:rPr>
+                <w:rFonts w:ascii="Arial" w:hAnsi="Arial" w:cs="Arial" w:eastAsia="Arial"/>
+                <w:b w:val="0"/>
+                <w:i w:val="0"/>
+                <w:color w:val="000000"/>
+                <w:sz w:val="20"/>
+              </w:rPr>
+              <w:t>165,439</w:t>
+            </w:r>
+          </w:p>
+        </w:tc>
+        <w:tc>
+          <w:tcPr>
+            <w:tcW w:type="dxa" w:w="1205"/>
+          </w:tcPr>
+          <w:p>
+            <w:pPr>
+              <w:spacing w:after="20"/>
+            </w:pPr>
+            <w:r>
+              <w:rPr>
+                <w:rFonts w:ascii="Arial" w:hAnsi="Arial" w:cs="Arial" w:eastAsia="Arial"/>
+                <w:b w:val="0"/>
+                <w:i w:val="0"/>
+                <w:color w:val="000000"/>
+                <w:sz w:val="20"/>
+              </w:rPr>
+              <w:t>0,32143</w:t>
+            </w:r>
+          </w:p>
+        </w:tc>
+        <w:tc>
+          <w:tcPr>
+            <w:tcW w:type="dxa" w:w="1205"/>
+          </w:tcPr>
+          <w:p>
+            <w:pPr>
+              <w:spacing w:after="20"/>
+            </w:pPr>
+            <w:r>
+              <w:rPr>
+                <w:rFonts w:ascii="Arial" w:hAnsi="Arial" w:cs="Arial" w:eastAsia="Arial"/>
+                <w:b w:val="0"/>
+                <w:i w:val="0"/>
+                <w:color w:val="000000"/>
+                <w:sz w:val="20"/>
+              </w:rPr>
+              <w:t>non comparable sans le maillage source</w:t>
+            </w:r>
+          </w:p>
+        </w:tc>
+      </w:tr>
+      <w:tr>
+        <w:trPr>
+          <w:cantSplit/>
+        </w:trPr>
+        <w:tc>
+          <w:tcPr>
+            <w:tcW w:type="dxa" w:w="1205"/>
+          </w:tcPr>
+          <w:p>
+            <w:pPr>
+              <w:spacing w:after="20"/>
+            </w:pPr>
+            <w:r>
+              <w:rPr>
+                <w:rFonts w:ascii="Arial" w:hAnsi="Arial" w:cs="Arial" w:eastAsia="Arial"/>
+                <w:b w:val="0"/>
+                <w:i w:val="0"/>
+                <w:color w:val="000000"/>
+                <w:sz w:val="20"/>
+              </w:rPr>
+              <w:t>C13</w:t>
+            </w:r>
+          </w:p>
+        </w:tc>
+        <w:tc>
+          <w:tcPr>
+            <w:tcW w:type="dxa" w:w="1205"/>
+          </w:tcPr>
+          <w:p>
+            <w:pPr>
+              <w:spacing w:after="20"/>
+            </w:pPr>
+            <w:r>
+              <w:rPr>
+                <w:rFonts w:ascii="Arial" w:hAnsi="Arial" w:cs="Arial" w:eastAsia="Arial"/>
+                <w:b w:val="0"/>
+                <w:i w:val="0"/>
+                <w:color w:val="000000"/>
+                <w:sz w:val="20"/>
+              </w:rPr>
+              <w:t>LM1 Mxx inf.</w:t>
+            </w:r>
+          </w:p>
+        </w:tc>
+        <w:tc>
+          <w:tcPr>
+            <w:tcW w:type="dxa" w:w="1205"/>
+          </w:tcPr>
+          <w:p>
+            <w:pPr>
+              <w:spacing w:after="20"/>
+            </w:pPr>
+            <w:r>
+              <w:rPr>
+                <w:rFonts w:ascii="Arial" w:hAnsi="Arial" w:cs="Arial" w:eastAsia="Arial"/>
+                <w:b w:val="0"/>
+                <w:i w:val="0"/>
+                <w:color w:val="000000"/>
+                <w:sz w:val="20"/>
+              </w:rPr>
+              <w:t>85</w:t>
+            </w:r>
+          </w:p>
+        </w:tc>
+        <w:tc>
+          <w:tcPr>
+            <w:tcW w:type="dxa" w:w="1205"/>
+          </w:tcPr>
+          <w:p>
+            <w:pPr>
+              <w:spacing w:after="20"/>
+            </w:pPr>
+            <w:r>
+              <w:rPr>
+                <w:rFonts w:ascii="Arial" w:hAnsi="Arial" w:cs="Arial" w:eastAsia="Arial"/>
+                <w:b w:val="0"/>
+                <w:i w:val="0"/>
+                <w:color w:val="000000"/>
+                <w:sz w:val="20"/>
+              </w:rPr>
+              <w:t>83,9735</w:t>
+            </w:r>
+          </w:p>
+        </w:tc>
+        <w:tc>
+          <w:tcPr>
+            <w:tcW w:type="dxa" w:w="1205"/>
+          </w:tcPr>
+          <w:p>
+            <w:pPr>
+              <w:spacing w:after="20"/>
+            </w:pPr>
+            <w:r>
+              <w:rPr>
+                <w:rFonts w:ascii="Arial" w:hAnsi="Arial" w:cs="Arial" w:eastAsia="Arial"/>
+                <w:b w:val="0"/>
+                <w:i w:val="0"/>
+                <w:color w:val="000000"/>
+                <w:sz w:val="20"/>
+              </w:rPr>
+              <w:t>81,1489</w:t>
+            </w:r>
+          </w:p>
+        </w:tc>
+        <w:tc>
+          <w:tcPr>
+            <w:tcW w:type="dxa" w:w="1205"/>
+          </w:tcPr>
+          <w:p>
+            <w:pPr>
+              <w:spacing w:after="20"/>
+            </w:pPr>
+            <w:r>
+              <w:rPr>
+                <w:rFonts w:ascii="Arial" w:hAnsi="Arial" w:cs="Arial" w:eastAsia="Arial"/>
+                <w:b w:val="0"/>
+                <w:i w:val="0"/>
+                <w:color w:val="000000"/>
+                <w:sz w:val="20"/>
+              </w:rPr>
+              <w:t>74,3784</w:t>
+            </w:r>
+          </w:p>
+        </w:tc>
+        <w:tc>
+          <w:tcPr>
+            <w:tcW w:type="dxa" w:w="1205"/>
+          </w:tcPr>
+          <w:p>
+            <w:pPr>
+              <w:spacing w:after="20"/>
+            </w:pPr>
+            <w:r>
+              <w:rPr>
+                <w:rFonts w:ascii="Arial" w:hAnsi="Arial" w:cs="Arial" w:eastAsia="Arial"/>
+                <w:b w:val="0"/>
+                <w:i w:val="0"/>
+                <w:color w:val="000000"/>
+                <w:sz w:val="20"/>
+              </w:rPr>
+              <w:t>0,114264</w:t>
+            </w:r>
+          </w:p>
+        </w:tc>
+        <w:tc>
+          <w:tcPr>
+            <w:tcW w:type="dxa" w:w="1205"/>
+          </w:tcPr>
+          <w:p>
+            <w:pPr>
+              <w:spacing w:after="20"/>
+            </w:pPr>
+            <w:r>
+              <w:rPr>
+                <w:rFonts w:ascii="Arial" w:hAnsi="Arial" w:cs="Arial" w:eastAsia="Arial"/>
+                <w:b w:val="0"/>
+                <w:i w:val="0"/>
+                <w:color w:val="000000"/>
+                <w:sz w:val="20"/>
+              </w:rPr>
+              <w:t>non comparable sans le maillage source</w:t>
+            </w:r>
+          </w:p>
+        </w:tc>
+      </w:tr>
+      <w:tr>
+        <w:trPr>
+          <w:cantSplit/>
+        </w:trPr>
+        <w:tc>
+          <w:tcPr>
+            <w:tcW w:type="dxa" w:w="1205"/>
+          </w:tcPr>
+          <w:p>
+            <w:pPr>
+              <w:spacing w:after="20"/>
+            </w:pPr>
+            <w:r>
+              <w:rPr>
+                <w:rFonts w:ascii="Arial" w:hAnsi="Arial" w:cs="Arial" w:eastAsia="Arial"/>
+                <w:b w:val="0"/>
+                <w:i w:val="0"/>
+                <w:color w:val="000000"/>
+                <w:sz w:val="20"/>
+              </w:rPr>
+              <w:t>C13</w:t>
+            </w:r>
+          </w:p>
+        </w:tc>
+        <w:tc>
+          <w:tcPr>
+            <w:tcW w:type="dxa" w:w="1205"/>
+          </w:tcPr>
+          <w:p>
+            <w:pPr>
+              <w:spacing w:after="20"/>
+            </w:pPr>
+            <w:r>
+              <w:rPr>
+                <w:rFonts w:ascii="Arial" w:hAnsi="Arial" w:cs="Arial" w:eastAsia="Arial"/>
+                <w:b w:val="0"/>
+                <w:i w:val="0"/>
+                <w:color w:val="000000"/>
+                <w:sz w:val="20"/>
+              </w:rPr>
+              <w:t>LM1 Mxx sup.</w:t>
+            </w:r>
+          </w:p>
+        </w:tc>
+        <w:tc>
+          <w:tcPr>
+            <w:tcW w:type="dxa" w:w="1205"/>
+          </w:tcPr>
+          <w:p>
+            <w:pPr>
+              <w:spacing w:after="20"/>
+            </w:pPr>
+            <w:r>
+              <w:rPr>
+                <w:rFonts w:ascii="Arial" w:hAnsi="Arial" w:cs="Arial" w:eastAsia="Arial"/>
+                <w:b w:val="0"/>
+                <w:i w:val="0"/>
+                <w:color w:val="000000"/>
+                <w:sz w:val="20"/>
+              </w:rPr>
+              <w:t>-47</w:t>
+            </w:r>
+          </w:p>
+        </w:tc>
+        <w:tc>
+          <w:tcPr>
+            <w:tcW w:type="dxa" w:w="1205"/>
+          </w:tcPr>
+          <w:p>
+            <w:pPr>
+              <w:spacing w:after="20"/>
+            </w:pPr>
+            <w:r>
+              <w:rPr>
+                <w:rFonts w:ascii="Arial" w:hAnsi="Arial" w:cs="Arial" w:eastAsia="Arial"/>
+                <w:b w:val="0"/>
+                <w:i w:val="0"/>
+                <w:color w:val="000000"/>
+                <w:sz w:val="20"/>
+              </w:rPr>
+              <w:t>-53,2789</w:t>
+            </w:r>
+          </w:p>
+        </w:tc>
+        <w:tc>
+          <w:tcPr>
+            <w:tcW w:type="dxa" w:w="1205"/>
+          </w:tcPr>
+          <w:p>
+            <w:pPr>
+              <w:spacing w:after="20"/>
+            </w:pPr>
+            <w:r>
+              <w:rPr>
+                <w:rFonts w:ascii="Arial" w:hAnsi="Arial" w:cs="Arial" w:eastAsia="Arial"/>
+                <w:b w:val="0"/>
+                <w:i w:val="0"/>
+                <w:color w:val="000000"/>
+                <w:sz w:val="20"/>
+              </w:rPr>
+              <w:t>-43,51</w:t>
+            </w:r>
+          </w:p>
+        </w:tc>
+        <w:tc>
+          <w:tcPr>
+            <w:tcW w:type="dxa" w:w="1205"/>
+          </w:tcPr>
+          <w:p>
+            <w:pPr>
+              <w:spacing w:after="20"/>
+            </w:pPr>
+            <w:r>
+              <w:rPr>
+                <w:rFonts w:ascii="Arial" w:hAnsi="Arial" w:cs="Arial" w:eastAsia="Arial"/>
+                <w:b w:val="0"/>
+                <w:i w:val="0"/>
+                <w:color w:val="000000"/>
+                <w:sz w:val="20"/>
+              </w:rPr>
+              <w:t>-40,8934</w:t>
+            </w:r>
+          </w:p>
+        </w:tc>
+        <w:tc>
+          <w:tcPr>
+            <w:tcW w:type="dxa" w:w="1205"/>
+          </w:tcPr>
+          <w:p>
+            <w:pPr>
+              <w:spacing w:after="20"/>
+            </w:pPr>
+            <w:r>
+              <w:rPr>
+                <w:rFonts w:ascii="Arial" w:hAnsi="Arial" w:cs="Arial" w:eastAsia="Arial"/>
+                <w:b w:val="0"/>
+                <w:i w:val="0"/>
+                <w:color w:val="000000"/>
+                <w:sz w:val="20"/>
+              </w:rPr>
+              <w:t>0,232465</w:t>
+            </w:r>
+          </w:p>
+        </w:tc>
+        <w:tc>
+          <w:tcPr>
+            <w:tcW w:type="dxa" w:w="1205"/>
+          </w:tcPr>
+          <w:p>
+            <w:pPr>
+              <w:spacing w:after="20"/>
+            </w:pPr>
+            <w:r>
+              <w:rPr>
+                <w:rFonts w:ascii="Arial" w:hAnsi="Arial" w:cs="Arial" w:eastAsia="Arial"/>
+                <w:b w:val="0"/>
+                <w:i w:val="0"/>
+                <w:color w:val="000000"/>
+                <w:sz w:val="20"/>
+              </w:rPr>
+              <w:t>non comparable sans le maillage source</w:t>
+            </w:r>
+          </w:p>
+        </w:tc>
+      </w:tr>
+      <w:tr>
+        <w:trPr>
+          <w:cantSplit/>
+        </w:trPr>
+        <w:tc>
+          <w:tcPr>
+            <w:tcW w:type="dxa" w:w="1205"/>
+          </w:tcPr>
+          <w:p>
+            <w:pPr>
+              <w:spacing w:after="20"/>
+            </w:pPr>
+            <w:r>
+              <w:rPr>
+                <w:rFonts w:ascii="Arial" w:hAnsi="Arial" w:cs="Arial" w:eastAsia="Arial"/>
+                <w:b w:val="0"/>
+                <w:i w:val="0"/>
+                <w:color w:val="000000"/>
+                <w:sz w:val="20"/>
+              </w:rPr>
+              <w:t>C13</w:t>
+            </w:r>
+          </w:p>
+        </w:tc>
+        <w:tc>
+          <w:tcPr>
+            <w:tcW w:type="dxa" w:w="1205"/>
+          </w:tcPr>
+          <w:p>
+            <w:pPr>
+              <w:spacing w:after="20"/>
+            </w:pPr>
+            <w:r>
+              <w:rPr>
+                <w:rFonts w:ascii="Arial" w:hAnsi="Arial" w:cs="Arial" w:eastAsia="Arial"/>
+                <w:b w:val="0"/>
+                <w:i w:val="0"/>
+                <w:color w:val="000000"/>
+                <w:sz w:val="20"/>
+              </w:rPr>
+              <w:t>LM1 V (|Qxx|)</w:t>
+            </w:r>
+          </w:p>
+        </w:tc>
+        <w:tc>
+          <w:tcPr>
+            <w:tcW w:type="dxa" w:w="1205"/>
+          </w:tcPr>
+          <w:p>
+            <w:pPr>
+              <w:spacing w:after="20"/>
+            </w:pPr>
+            <w:r>
+              <w:rPr>
+                <w:rFonts w:ascii="Arial" w:hAnsi="Arial" w:cs="Arial" w:eastAsia="Arial"/>
+                <w:b w:val="0"/>
+                <w:i w:val="0"/>
+                <w:color w:val="000000"/>
+                <w:sz w:val="20"/>
+              </w:rPr>
+              <w:t>154</w:t>
+            </w:r>
+          </w:p>
+        </w:tc>
+        <w:tc>
+          <w:tcPr>
+            <w:tcW w:type="dxa" w:w="1205"/>
+          </w:tcPr>
+          <w:p>
+            <w:pPr>
+              <w:spacing w:after="20"/>
+            </w:pPr>
+            <w:r>
+              <w:rPr>
+                <w:rFonts w:ascii="Arial" w:hAnsi="Arial" w:cs="Arial" w:eastAsia="Arial"/>
+                <w:b w:val="0"/>
+                <w:i w:val="0"/>
+                <w:color w:val="000000"/>
+                <w:sz w:val="20"/>
+              </w:rPr>
+              <w:t>190,472</w:t>
+            </w:r>
+          </w:p>
+        </w:tc>
+        <w:tc>
+          <w:tcPr>
+            <w:tcW w:type="dxa" w:w="1205"/>
+          </w:tcPr>
+          <w:p>
+            <w:pPr>
+              <w:spacing w:after="20"/>
+            </w:pPr>
+            <w:r>
+              <w:rPr>
+                <w:rFonts w:ascii="Arial" w:hAnsi="Arial" w:cs="Arial" w:eastAsia="Arial"/>
+                <w:b w:val="0"/>
+                <w:i w:val="0"/>
+                <w:color w:val="000000"/>
+                <w:sz w:val="20"/>
+              </w:rPr>
+              <w:t>133,678</w:t>
+            </w:r>
+          </w:p>
+        </w:tc>
+        <w:tc>
+          <w:tcPr>
+            <w:tcW w:type="dxa" w:w="1205"/>
+          </w:tcPr>
+          <w:p>
+            <w:pPr>
+              <w:spacing w:after="20"/>
+            </w:pPr>
+            <w:r>
+              <w:rPr>
+                <w:rFonts w:ascii="Arial" w:hAnsi="Arial" w:cs="Arial" w:eastAsia="Arial"/>
+                <w:b w:val="0"/>
+                <w:i w:val="0"/>
+                <w:color w:val="000000"/>
+                <w:sz w:val="20"/>
+              </w:rPr>
+              <w:t>95,1379</w:t>
+            </w:r>
+          </w:p>
+        </w:tc>
+        <w:tc>
+          <w:tcPr>
+            <w:tcW w:type="dxa" w:w="1205"/>
+          </w:tcPr>
+          <w:p>
+            <w:pPr>
+              <w:spacing w:after="20"/>
+            </w:pPr>
+            <w:r>
+              <w:rPr>
+                <w:rFonts w:ascii="Arial" w:hAnsi="Arial" w:cs="Arial" w:eastAsia="Arial"/>
+                <w:b w:val="0"/>
+                <w:i w:val="0"/>
+                <w:color w:val="000000"/>
+                <w:sz w:val="20"/>
+              </w:rPr>
+              <w:t>0,500514</w:t>
+            </w:r>
+          </w:p>
+        </w:tc>
+        <w:tc>
+          <w:tcPr>
+            <w:tcW w:type="dxa" w:w="1205"/>
+          </w:tcPr>
+          <w:p>
+            <w:pPr>
+              <w:spacing w:after="20"/>
+            </w:pPr>
+            <w:r>
+              <w:rPr>
+                <w:rFonts w:ascii="Arial" w:hAnsi="Arial" w:cs="Arial" w:eastAsia="Arial"/>
+                <w:b w:val="0"/>
+                <w:i w:val="0"/>
+                <w:color w:val="000000"/>
+                <w:sz w:val="20"/>
+              </w:rPr>
+              <w:t>non comparable sans le maillage source</w:t>
+            </w:r>
+          </w:p>
+        </w:tc>
+      </w:tr>
+      <w:tr>
+        <w:trPr>
+          <w:cantSplit/>
+        </w:trPr>
+        <w:tc>
+          <w:tcPr>
+            <w:tcW w:type="dxa" w:w="1205"/>
+          </w:tcPr>
+          <w:p>
+            <w:pPr>
+              <w:spacing w:after="20"/>
+            </w:pPr>
+            <w:r>
+              <w:rPr>
+                <w:rFonts w:ascii="Arial" w:hAnsi="Arial" w:cs="Arial" w:eastAsia="Arial"/>
+                <w:b w:val="0"/>
+                <w:i w:val="0"/>
+                <w:color w:val="000000"/>
+                <w:sz w:val="20"/>
+              </w:rPr>
+              <w:t>C13</w:t>
+            </w:r>
+          </w:p>
+        </w:tc>
+        <w:tc>
+          <w:tcPr>
+            <w:tcW w:type="dxa" w:w="1205"/>
+          </w:tcPr>
+          <w:p>
+            <w:pPr>
+              <w:spacing w:after="20"/>
+            </w:pPr>
+            <w:r>
+              <w:rPr>
+                <w:rFonts w:ascii="Arial" w:hAnsi="Arial" w:cs="Arial" w:eastAsia="Arial"/>
+                <w:b w:val="0"/>
+                <w:i w:val="0"/>
+                <w:color w:val="000000"/>
+                <w:sz w:val="20"/>
+              </w:rPr>
+              <w:t>LM2 Mxx inf.</w:t>
+            </w:r>
+          </w:p>
+        </w:tc>
+        <w:tc>
+          <w:tcPr>
+            <w:tcW w:type="dxa" w:w="1205"/>
+          </w:tcPr>
+          <w:p>
+            <w:pPr>
+              <w:spacing w:after="20"/>
+            </w:pPr>
+            <w:r>
+              <w:rPr>
+                <w:rFonts w:ascii="Arial" w:hAnsi="Arial" w:cs="Arial" w:eastAsia="Arial"/>
+                <w:b w:val="0"/>
+                <w:i w:val="0"/>
+                <w:color w:val="000000"/>
+                <w:sz w:val="20"/>
+              </w:rPr>
+              <w:t>64</w:t>
+            </w:r>
+          </w:p>
+        </w:tc>
+        <w:tc>
+          <w:tcPr>
+            <w:tcW w:type="dxa" w:w="1205"/>
+          </w:tcPr>
+          <w:p>
+            <w:pPr>
+              <w:spacing w:after="20"/>
+            </w:pPr>
+            <w:r>
+              <w:rPr>
+                <w:rFonts w:ascii="Arial" w:hAnsi="Arial" w:cs="Arial" w:eastAsia="Arial"/>
+                <w:b w:val="0"/>
+                <w:i w:val="0"/>
+                <w:color w:val="000000"/>
+                <w:sz w:val="20"/>
+              </w:rPr>
+              <w:t>64,5585</w:t>
+            </w:r>
+          </w:p>
+        </w:tc>
+        <w:tc>
+          <w:tcPr>
+            <w:tcW w:type="dxa" w:w="1205"/>
+          </w:tcPr>
+          <w:p>
+            <w:pPr>
+              <w:spacing w:after="20"/>
+            </w:pPr>
+            <w:r>
+              <w:rPr>
+                <w:rFonts w:ascii="Arial" w:hAnsi="Arial" w:cs="Arial" w:eastAsia="Arial"/>
+                <w:b w:val="0"/>
+                <w:i w:val="0"/>
+                <w:color w:val="000000"/>
+                <w:sz w:val="20"/>
+              </w:rPr>
+              <w:t>61,4404</w:t>
+            </w:r>
+          </w:p>
+        </w:tc>
+        <w:tc>
+          <w:tcPr>
+            <w:tcW w:type="dxa" w:w="1205"/>
+          </w:tcPr>
+          <w:p>
+            <w:pPr>
+              <w:spacing w:after="20"/>
+            </w:pPr>
+            <w:r>
+              <w:rPr>
+                <w:rFonts w:ascii="Arial" w:hAnsi="Arial" w:cs="Arial" w:eastAsia="Arial"/>
+                <w:b w:val="0"/>
+                <w:i w:val="0"/>
+                <w:color w:val="000000"/>
+                <w:sz w:val="20"/>
+              </w:rPr>
+              <w:t>52,9933</w:t>
+            </w:r>
+          </w:p>
+        </w:tc>
+        <w:tc>
+          <w:tcPr>
+            <w:tcW w:type="dxa" w:w="1205"/>
+          </w:tcPr>
+          <w:p>
+            <w:pPr>
+              <w:spacing w:after="20"/>
+            </w:pPr>
+            <w:r>
+              <w:rPr>
+                <w:rFonts w:ascii="Arial" w:hAnsi="Arial" w:cs="Arial" w:eastAsia="Arial"/>
+                <w:b w:val="0"/>
+                <w:i w:val="0"/>
+                <w:color w:val="000000"/>
+                <w:sz w:val="20"/>
+              </w:rPr>
+              <w:t>0,179142</w:t>
+            </w:r>
+          </w:p>
+        </w:tc>
+        <w:tc>
+          <w:tcPr>
+            <w:tcW w:type="dxa" w:w="1205"/>
+          </w:tcPr>
+          <w:p>
+            <w:pPr>
+              <w:spacing w:after="20"/>
+            </w:pPr>
+            <w:r>
+              <w:rPr>
+                <w:rFonts w:ascii="Arial" w:hAnsi="Arial" w:cs="Arial" w:eastAsia="Arial"/>
+                <w:b w:val="0"/>
+                <w:i w:val="0"/>
+                <w:color w:val="000000"/>
+                <w:sz w:val="20"/>
+              </w:rPr>
+              <w:t>non comparable sans le maillage source</w:t>
+            </w:r>
+          </w:p>
+        </w:tc>
+      </w:tr>
+      <w:tr>
+        <w:trPr>
+          <w:cantSplit/>
+        </w:trPr>
+        <w:tc>
+          <w:tcPr>
+            <w:tcW w:type="dxa" w:w="1205"/>
+          </w:tcPr>
+          <w:p>
+            <w:pPr>
+              <w:spacing w:after="20"/>
+            </w:pPr>
+            <w:r>
+              <w:rPr>
+                <w:rFonts w:ascii="Arial" w:hAnsi="Arial" w:cs="Arial" w:eastAsia="Arial"/>
+                <w:b w:val="0"/>
+                <w:i w:val="0"/>
+                <w:color w:val="000000"/>
+                <w:sz w:val="20"/>
+              </w:rPr>
+              <w:t>C13</w:t>
+            </w:r>
+          </w:p>
+        </w:tc>
+        <w:tc>
+          <w:tcPr>
+            <w:tcW w:type="dxa" w:w="1205"/>
+          </w:tcPr>
+          <w:p>
+            <w:pPr>
+              <w:spacing w:after="20"/>
+            </w:pPr>
+            <w:r>
+              <w:rPr>
+                <w:rFonts w:ascii="Arial" w:hAnsi="Arial" w:cs="Arial" w:eastAsia="Arial"/>
+                <w:b w:val="0"/>
+                <w:i w:val="0"/>
+                <w:color w:val="000000"/>
+                <w:sz w:val="20"/>
+              </w:rPr>
+              <w:t>LM2 Mxx sup.</w:t>
+            </w:r>
+          </w:p>
+        </w:tc>
+        <w:tc>
+          <w:tcPr>
+            <w:tcW w:type="dxa" w:w="1205"/>
+          </w:tcPr>
+          <w:p>
+            <w:pPr>
+              <w:spacing w:after="20"/>
+            </w:pPr>
+            <w:r>
+              <w:rPr>
+                <w:rFonts w:ascii="Arial" w:hAnsi="Arial" w:cs="Arial" w:eastAsia="Arial"/>
+                <w:b w:val="0"/>
+                <w:i w:val="0"/>
+                <w:color w:val="000000"/>
+                <w:sz w:val="20"/>
+              </w:rPr>
+              <w:t>-30</w:t>
+            </w:r>
+          </w:p>
+        </w:tc>
+        <w:tc>
+          <w:tcPr>
+            <w:tcW w:type="dxa" w:w="1205"/>
+          </w:tcPr>
+          <w:p>
+            <w:pPr>
+              <w:spacing w:after="20"/>
+            </w:pPr>
+            <w:r>
+              <w:rPr>
+                <w:rFonts w:ascii="Arial" w:hAnsi="Arial" w:cs="Arial" w:eastAsia="Arial"/>
+                <w:b w:val="0"/>
+                <w:i w:val="0"/>
+                <w:color w:val="000000"/>
+                <w:sz w:val="20"/>
+              </w:rPr>
+              <w:t>-25,3475</w:t>
+            </w:r>
+          </w:p>
+        </w:tc>
+        <w:tc>
+          <w:tcPr>
+            <w:tcW w:type="dxa" w:w="1205"/>
+          </w:tcPr>
+          <w:p>
+            <w:pPr>
+              <w:spacing w:after="20"/>
+            </w:pPr>
+            <w:r>
+              <w:rPr>
+                <w:rFonts w:ascii="Arial" w:hAnsi="Arial" w:cs="Arial" w:eastAsia="Arial"/>
+                <w:b w:val="0"/>
+                <w:i w:val="0"/>
+                <w:color w:val="000000"/>
+                <w:sz w:val="20"/>
+              </w:rPr>
+              <w:t>-19,7013</w:t>
+            </w:r>
+          </w:p>
+        </w:tc>
+        <w:tc>
+          <w:tcPr>
+            <w:tcW w:type="dxa" w:w="1205"/>
+          </w:tcPr>
+          <w:p>
+            <w:pPr>
+              <w:spacing w:after="20"/>
+            </w:pPr>
+            <w:r>
+              <w:rPr>
+                <w:rFonts w:ascii="Arial" w:hAnsi="Arial" w:cs="Arial" w:eastAsia="Arial"/>
+                <w:b w:val="0"/>
+                <w:i w:val="0"/>
+                <w:color w:val="000000"/>
+                <w:sz w:val="20"/>
+              </w:rPr>
+              <w:t>-18,8337</w:t>
+            </w:r>
+          </w:p>
+        </w:tc>
+        <w:tc>
+          <w:tcPr>
+            <w:tcW w:type="dxa" w:w="1205"/>
+          </w:tcPr>
+          <w:p>
+            <w:pPr>
+              <w:spacing w:after="20"/>
+            </w:pPr>
+            <w:r>
+              <w:rPr>
+                <w:rFonts w:ascii="Arial" w:hAnsi="Arial" w:cs="Arial" w:eastAsia="Arial"/>
+                <w:b w:val="0"/>
+                <w:i w:val="0"/>
+                <w:color w:val="000000"/>
+                <w:sz w:val="20"/>
+              </w:rPr>
+              <w:t>0,256983</w:t>
+            </w:r>
+          </w:p>
+        </w:tc>
+        <w:tc>
+          <w:tcPr>
+            <w:tcW w:type="dxa" w:w="1205"/>
+          </w:tcPr>
+          <w:p>
+            <w:pPr>
+              <w:spacing w:after="20"/>
+            </w:pPr>
+            <w:r>
+              <w:rPr>
+                <w:rFonts w:ascii="Arial" w:hAnsi="Arial" w:cs="Arial" w:eastAsia="Arial"/>
+                <w:b w:val="0"/>
+                <w:i w:val="0"/>
+                <w:color w:val="000000"/>
+                <w:sz w:val="20"/>
+              </w:rPr>
+              <w:t>non comparable sans le maillage source</w:t>
+            </w:r>
+          </w:p>
+        </w:tc>
+      </w:tr>
+      <w:tr>
+        <w:trPr>
+          <w:cantSplit/>
+        </w:trPr>
+        <w:tc>
+          <w:tcPr>
+            <w:tcW w:type="dxa" w:w="1205"/>
+          </w:tcPr>
+          <w:p>
+            <w:pPr>
+              <w:spacing w:after="20"/>
+            </w:pPr>
+            <w:r>
+              <w:rPr>
+                <w:rFonts w:ascii="Arial" w:hAnsi="Arial" w:cs="Arial" w:eastAsia="Arial"/>
+                <w:b w:val="0"/>
+                <w:i w:val="0"/>
+                <w:color w:val="000000"/>
+                <w:sz w:val="20"/>
+              </w:rPr>
+              <w:t>C13</w:t>
+            </w:r>
+          </w:p>
+        </w:tc>
+        <w:tc>
+          <w:tcPr>
+            <w:tcW w:type="dxa" w:w="1205"/>
+          </w:tcPr>
+          <w:p>
+            <w:pPr>
+              <w:spacing w:after="20"/>
+            </w:pPr>
+            <w:r>
+              <w:rPr>
+                <w:rFonts w:ascii="Arial" w:hAnsi="Arial" w:cs="Arial" w:eastAsia="Arial"/>
+                <w:b w:val="0"/>
+                <w:i w:val="0"/>
+                <w:color w:val="000000"/>
+                <w:sz w:val="20"/>
+              </w:rPr>
+              <w:t>LM2 V (|Qxx|)</w:t>
+            </w:r>
+          </w:p>
+        </w:tc>
+        <w:tc>
+          <w:tcPr>
+            <w:tcW w:type="dxa" w:w="1205"/>
+          </w:tcPr>
+          <w:p>
+            <w:pPr>
+              <w:spacing w:after="20"/>
+            </w:pPr>
+            <w:r>
+              <w:rPr>
+                <w:rFonts w:ascii="Arial" w:hAnsi="Arial" w:cs="Arial" w:eastAsia="Arial"/>
+                <w:b w:val="0"/>
+                <w:i w:val="0"/>
+                <w:color w:val="000000"/>
+                <w:sz w:val="20"/>
+              </w:rPr>
+              <w:t>138</w:t>
+            </w:r>
+          </w:p>
+        </w:tc>
+        <w:tc>
+          <w:tcPr>
+            <w:tcW w:type="dxa" w:w="1205"/>
+          </w:tcPr>
+          <w:p>
+            <w:pPr>
+              <w:spacing w:after="20"/>
+            </w:pPr>
+            <w:r>
+              <w:rPr>
+                <w:rFonts w:ascii="Arial" w:hAnsi="Arial" w:cs="Arial" w:eastAsia="Arial"/>
+                <w:b w:val="0"/>
+                <w:i w:val="0"/>
+                <w:color w:val="000000"/>
+                <w:sz w:val="20"/>
+              </w:rPr>
+              <w:t>129,993</w:t>
+            </w:r>
+          </w:p>
+        </w:tc>
+        <w:tc>
+          <w:tcPr>
+            <w:tcW w:type="dxa" w:w="1205"/>
+          </w:tcPr>
+          <w:p>
+            <w:pPr>
+              <w:spacing w:after="20"/>
+            </w:pPr>
+            <w:r>
+              <w:rPr>
+                <w:rFonts w:ascii="Arial" w:hAnsi="Arial" w:cs="Arial" w:eastAsia="Arial"/>
+                <w:b w:val="0"/>
+                <w:i w:val="0"/>
+                <w:color w:val="000000"/>
+                <w:sz w:val="20"/>
+              </w:rPr>
+              <w:t>99,8035</w:t>
+            </w:r>
+          </w:p>
+        </w:tc>
+        <w:tc>
+          <w:tcPr>
+            <w:tcW w:type="dxa" w:w="1205"/>
+          </w:tcPr>
+          <w:p>
+            <w:pPr>
+              <w:spacing w:after="20"/>
+            </w:pPr>
+            <w:r>
+              <w:rPr>
+                <w:rFonts w:ascii="Arial" w:hAnsi="Arial" w:cs="Arial" w:eastAsia="Arial"/>
+                <w:b w:val="0"/>
+                <w:i w:val="0"/>
+                <w:color w:val="000000"/>
+                <w:sz w:val="20"/>
+              </w:rPr>
+              <w:t>57,9816</w:t>
+            </w:r>
+          </w:p>
+        </w:tc>
+        <w:tc>
+          <w:tcPr>
+            <w:tcW w:type="dxa" w:w="1205"/>
+          </w:tcPr>
+          <w:p>
+            <w:pPr>
+              <w:spacing w:after="20"/>
+            </w:pPr>
+            <w:r>
+              <w:rPr>
+                <w:rFonts w:ascii="Arial" w:hAnsi="Arial" w:cs="Arial" w:eastAsia="Arial"/>
+                <w:b w:val="0"/>
+                <w:i w:val="0"/>
+                <w:color w:val="000000"/>
+                <w:sz w:val="20"/>
+              </w:rPr>
+              <w:t>0,553964</w:t>
+            </w:r>
+          </w:p>
+        </w:tc>
+        <w:tc>
+          <w:tcPr>
+            <w:tcW w:type="dxa" w:w="1205"/>
+          </w:tcPr>
+          <w:p>
+            <w:pPr>
+              <w:spacing w:after="20"/>
+            </w:pPr>
+            <w:r>
+              <w:rPr>
+                <w:rFonts w:ascii="Arial" w:hAnsi="Arial" w:cs="Arial" w:eastAsia="Arial"/>
+                <w:b w:val="0"/>
+                <w:i w:val="0"/>
+                <w:color w:val="000000"/>
+                <w:sz w:val="20"/>
+              </w:rPr>
+              <w:t>non comparable sans le maillage source</w:t>
             </w:r>
           </w:p>
         </w:tc>

--- a/projets/estacade_pieux_01/livrables/notes/note_resultats.docx
+++ b/projets/estacade_pieux_01/livrables/notes/note_resultats.docx
@@ -251,7 +251,7 @@
                 <w:color w:val="000000"/>
                 <w:sz w:val="20"/>
               </w:rPr>
-              <w:t>2026-10-06</w:t>
+              <w:t>2026-10-07</w:t>
             </w:r>
           </w:p>
         </w:tc>
@@ -296,7 +296,7 @@
                 <w:color w:val="000000"/>
                 <w:sz w:val="20"/>
               </w:rPr>
-              <w:t>2026-10-06T14:43:50Z</w:t>
+              <w:t>2026-10-07T09:34:28Z</w:t>
             </w:r>
           </w:p>
         </w:tc>
@@ -341,7 +341,7 @@
                 <w:color w:val="000000"/>
                 <w:sz w:val="20"/>
               </w:rPr>
-              <w:t>d5ea578209a481b5ad17488644dd0d306ac5e7d4 (arbre modifié : oui)</w:t>
+              <w:t>27efdbc151453589a1c5224684ef757223b17c7f (arbre modifié : oui)</w:t>
             </w:r>
           </w:p>
         </w:tc>
@@ -476,7 +476,7 @@
                 <w:color w:val="000000"/>
                 <w:sz w:val="20"/>
               </w:rPr>
-              <w:t>cf7ffe07917f3fe510ea28faf0f76698af2a5c534c53c38e5c2bf78fe8c50bea (identique à l'actuelle)</w:t>
+              <w:t>be94de57ae8187994d03830b2800236a506bedab7433ffdfd02063bd548e6bde (identique à l'actuelle)</w:t>
             </w:r>
           </w:p>
         </w:tc>
@@ -746,7 +746,7 @@
                 <w:color w:val="000000"/>
                 <w:sz w:val="20"/>
               </w:rPr>
-              <w:t>16 fichiers, 512524 octets (plafond 20971520)</w:t>
+              <w:t>19 fichiers, 532220 octets (plafond 20971520)</w:t>
             </w:r>
           </w:p>
         </w:tc>
@@ -11053,6 +11053,4150 @@
           <w:color w:val="000000"/>
           <w:sz w:val="20"/>
         </w:rPr>
+        <w:t>Lot 47 quater, Q1 (H1, bouchon mixte de la tête à −0,80, DST, chevêtre 0,90) — critère du § 2.5, variante déclarée</w:t>
+      </w:r>
+    </w:p>
+    <w:tbl>
+      <w:tblPr>
+        <w:tblStyle w:val="TableGrid"/>
+        <w:tblW w:type="auto" w:w="0"/>
+        <w:jc w:val="center"/>
+        <w:tblLayout w:type="fixed"/>
+        <w:tblLook w:firstColumn="1" w:firstRow="1" w:lastColumn="0" w:lastRow="0" w:noHBand="0" w:noVBand="1" w:val="04A0"/>
+      </w:tblPr>
+      <w:tblGrid>
+        <w:gridCol w:w="1377"/>
+        <w:gridCol w:w="1377"/>
+        <w:gridCol w:w="1377"/>
+        <w:gridCol w:w="1377"/>
+        <w:gridCol w:w="1377"/>
+        <w:gridCol w:w="1377"/>
+        <w:gridCol w:w="1377"/>
+      </w:tblGrid>
+      <w:tr>
+        <w:trPr>
+          <w:tblHeader w:val="true"/>
+        </w:trPr>
+        <w:tc>
+          <w:tcPr>
+            <w:tcW w:type="dxa" w:w="1377"/>
+            <w:shd w:val="clear" w:color="auto" w:fill="D9D9D9"/>
+          </w:tcPr>
+          <w:p>
+            <w:pPr>
+              <w:spacing w:after="20"/>
+            </w:pPr>
+            <w:r>
+              <w:rPr>
+                <w:rFonts w:ascii="Arial" w:hAnsi="Arial" w:cs="Arial" w:eastAsia="Arial"/>
+                <w:b/>
+                <w:i w:val="0"/>
+                <w:color w:val="000000"/>
+                <w:sz w:val="20"/>
+              </w:rPr>
+              <w:t>Rôle</w:t>
+            </w:r>
+          </w:p>
+        </w:tc>
+        <w:tc>
+          <w:tcPr>
+            <w:tcW w:type="dxa" w:w="1377"/>
+            <w:shd w:val="clear" w:color="auto" w:fill="D9D9D9"/>
+          </w:tcPr>
+          <w:p>
+            <w:pPr>
+              <w:spacing w:after="20"/>
+            </w:pPr>
+            <w:r>
+              <w:rPr>
+                <w:rFonts w:ascii="Arial" w:hAnsi="Arial" w:cs="Arial" w:eastAsia="Arial"/>
+                <w:b/>
+                <w:i w:val="0"/>
+                <w:color w:val="000000"/>
+                <w:sz w:val="20"/>
+              </w:rPr>
+              <w:t>Point</w:t>
+            </w:r>
+          </w:p>
+        </w:tc>
+        <w:tc>
+          <w:tcPr>
+            <w:tcW w:type="dxa" w:w="1377"/>
+            <w:shd w:val="clear" w:color="auto" w:fill="D9D9D9"/>
+          </w:tcPr>
+          <w:p>
+            <w:pPr>
+              <w:spacing w:after="20"/>
+            </w:pPr>
+            <w:r>
+              <w:rPr>
+                <w:rFonts w:ascii="Arial" w:hAnsi="Arial" w:cs="Arial" w:eastAsia="Arial"/>
+                <w:b/>
+                <w:i w:val="0"/>
+                <w:color w:val="000000"/>
+                <w:sz w:val="20"/>
+              </w:rPr>
+              <w:t>Ligne</w:t>
+            </w:r>
+          </w:p>
+        </w:tc>
+        <w:tc>
+          <w:tcPr>
+            <w:tcW w:type="dxa" w:w="1377"/>
+            <w:shd w:val="clear" w:color="auto" w:fill="D9D9D9"/>
+          </w:tcPr>
+          <w:p>
+            <w:pPr>
+              <w:spacing w:after="20"/>
+            </w:pPr>
+            <w:r>
+              <w:rPr>
+                <w:rFonts w:ascii="Arial" w:hAnsi="Arial" w:cs="Arial" w:eastAsia="Arial"/>
+                <w:b/>
+                <w:i w:val="0"/>
+                <w:color w:val="000000"/>
+                <w:sz w:val="20"/>
+              </w:rPr>
+              <w:t>Code_Aster</w:t>
+            </w:r>
+          </w:p>
+        </w:tc>
+        <w:tc>
+          <w:tcPr>
+            <w:tcW w:type="dxa" w:w="1377"/>
+            <w:shd w:val="clear" w:color="auto" w:fill="D9D9D9"/>
+          </w:tcPr>
+          <w:p>
+            <w:pPr>
+              <w:spacing w:after="20"/>
+            </w:pPr>
+            <w:r>
+              <w:rPr>
+                <w:rFonts w:ascii="Arial" w:hAnsi="Arial" w:cs="Arial" w:eastAsia="Arial"/>
+                <w:b/>
+                <w:i w:val="0"/>
+                <w:color w:val="000000"/>
+                <w:sz w:val="20"/>
+              </w:rPr>
+              <w:t>Source</w:t>
+            </w:r>
+          </w:p>
+        </w:tc>
+        <w:tc>
+          <w:tcPr>
+            <w:tcW w:type="dxa" w:w="1377"/>
+            <w:shd w:val="clear" w:color="auto" w:fill="D9D9D9"/>
+          </w:tcPr>
+          <w:p>
+            <w:pPr>
+              <w:spacing w:after="20"/>
+            </w:pPr>
+            <w:r>
+              <w:rPr>
+                <w:rFonts w:ascii="Arial" w:hAnsi="Arial" w:cs="Arial" w:eastAsia="Arial"/>
+                <w:b/>
+                <w:i w:val="0"/>
+                <w:color w:val="000000"/>
+                <w:sz w:val="20"/>
+              </w:rPr>
+              <w:t>Écart relatif</w:t>
+            </w:r>
+          </w:p>
+        </w:tc>
+        <w:tc>
+          <w:tcPr>
+            <w:tcW w:type="dxa" w:w="1377"/>
+            <w:shd w:val="clear" w:color="auto" w:fill="D9D9D9"/>
+          </w:tcPr>
+          <w:p>
+            <w:pPr>
+              <w:spacing w:after="20"/>
+            </w:pPr>
+            <w:r>
+              <w:rPr>
+                <w:rFonts w:ascii="Arial" w:hAnsi="Arial" w:cs="Arial" w:eastAsia="Arial"/>
+                <w:b/>
+                <w:i w:val="0"/>
+                <w:color w:val="000000"/>
+                <w:sz w:val="20"/>
+              </w:rPr>
+              <w:t>Écart de la base (S)</w:t>
+            </w:r>
+          </w:p>
+        </w:tc>
+      </w:tr>
+      <w:tr>
+        <w:trPr>
+          <w:cantSplit/>
+        </w:trPr>
+        <w:tc>
+          <w:tcPr>
+            <w:tcW w:type="dxa" w:w="1377"/>
+          </w:tcPr>
+          <w:p>
+            <w:pPr>
+              <w:spacing w:after="20"/>
+            </w:pPr>
+            <w:r>
+              <w:rPr>
+                <w:rFonts w:ascii="Arial" w:hAnsi="Arial" w:cs="Arial" w:eastAsia="Arial"/>
+                <w:b w:val="0"/>
+                <w:i w:val="0"/>
+                <w:color w:val="000000"/>
+                <w:sz w:val="20"/>
+              </w:rPr>
+              <w:t>objectif</w:t>
+            </w:r>
+          </w:p>
+        </w:tc>
+        <w:tc>
+          <w:tcPr>
+            <w:tcW w:type="dxa" w:w="1377"/>
+          </w:tcPr>
+          <w:p>
+            <w:pPr>
+              <w:spacing w:after="20"/>
+            </w:pPr>
+            <w:r>
+              <w:rPr>
+                <w:rFonts w:ascii="Arial" w:hAnsi="Arial" w:cs="Arial" w:eastAsia="Arial"/>
+                <w:b w:val="0"/>
+                <w:i w:val="0"/>
+                <w:color w:val="000000"/>
+                <w:sz w:val="20"/>
+              </w:rPr>
+              <w:t>C3</w:t>
+            </w:r>
+          </w:p>
+        </w:tc>
+        <w:tc>
+          <w:tcPr>
+            <w:tcW w:type="dxa" w:w="1377"/>
+          </w:tcPr>
+          <w:p>
+            <w:pPr>
+              <w:spacing w:after="20"/>
+            </w:pPr>
+            <w:r>
+              <w:rPr>
+                <w:rFonts w:ascii="Arial" w:hAnsi="Arial" w:cs="Arial" w:eastAsia="Arial"/>
+                <w:b w:val="0"/>
+                <w:i w:val="0"/>
+                <w:color w:val="000000"/>
+                <w:sz w:val="20"/>
+              </w:rPr>
+              <w:t>ELS_f (111)</w:t>
+            </w:r>
+          </w:p>
+        </w:tc>
+        <w:tc>
+          <w:tcPr>
+            <w:tcW w:type="dxa" w:w="1377"/>
+          </w:tcPr>
+          <w:p>
+            <w:pPr>
+              <w:spacing w:after="20"/>
+            </w:pPr>
+            <w:r>
+              <w:rPr>
+                <w:rFonts w:ascii="Arial" w:hAnsi="Arial" w:cs="Arial" w:eastAsia="Arial"/>
+                <w:b w:val="0"/>
+                <w:i w:val="0"/>
+                <w:color w:val="000000"/>
+                <w:sz w:val="20"/>
+              </w:rPr>
+              <w:t>237,721</w:t>
+            </w:r>
+          </w:p>
+        </w:tc>
+        <w:tc>
+          <w:tcPr>
+            <w:tcW w:type="dxa" w:w="1377"/>
+          </w:tcPr>
+          <w:p>
+            <w:pPr>
+              <w:spacing w:after="20"/>
+            </w:pPr>
+            <w:r>
+              <w:rPr>
+                <w:rFonts w:ascii="Arial" w:hAnsi="Arial" w:cs="Arial" w:eastAsia="Arial"/>
+                <w:b w:val="0"/>
+                <w:i w:val="0"/>
+                <w:color w:val="000000"/>
+                <w:sz w:val="20"/>
+              </w:rPr>
+              <w:t>209</w:t>
+            </w:r>
+          </w:p>
+        </w:tc>
+        <w:tc>
+          <w:tcPr>
+            <w:tcW w:type="dxa" w:w="1377"/>
+          </w:tcPr>
+          <w:p>
+            <w:pPr>
+              <w:spacing w:after="20"/>
+            </w:pPr>
+            <w:r>
+              <w:rPr>
+                <w:rFonts w:ascii="Arial" w:hAnsi="Arial" w:cs="Arial" w:eastAsia="Arial"/>
+                <w:b w:val="0"/>
+                <w:i w:val="0"/>
+                <w:color w:val="000000"/>
+                <w:sz w:val="20"/>
+              </w:rPr>
+              <w:t>0,137423</w:t>
+            </w:r>
+          </w:p>
+        </w:tc>
+        <w:tc>
+          <w:tcPr>
+            <w:tcW w:type="dxa" w:w="1377"/>
+          </w:tcPr>
+          <w:p>
+            <w:pPr>
+              <w:spacing w:after="20"/>
+            </w:pPr>
+            <w:r>
+              <w:rPr>
+                <w:rFonts w:ascii="Arial" w:hAnsi="Arial" w:cs="Arial" w:eastAsia="Arial"/>
+                <w:b w:val="0"/>
+                <w:i w:val="0"/>
+                <w:color w:val="000000"/>
+                <w:sz w:val="20"/>
+              </w:rPr>
+              <w:t>-0,0328218</w:t>
+            </w:r>
+          </w:p>
+        </w:tc>
+      </w:tr>
+      <w:tr>
+        <w:trPr>
+          <w:cantSplit/>
+        </w:trPr>
+        <w:tc>
+          <w:tcPr>
+            <w:tcW w:type="dxa" w:w="1377"/>
+          </w:tcPr>
+          <w:p>
+            <w:pPr>
+              <w:spacing w:after="20"/>
+            </w:pPr>
+            <w:r>
+              <w:rPr>
+                <w:rFonts w:ascii="Arial" w:hAnsi="Arial" w:cs="Arial" w:eastAsia="Arial"/>
+                <w:b w:val="0"/>
+                <w:i w:val="0"/>
+                <w:color w:val="000000"/>
+                <w:sz w:val="20"/>
+              </w:rPr>
+              <w:t>objectif</w:t>
+            </w:r>
+          </w:p>
+        </w:tc>
+        <w:tc>
+          <w:tcPr>
+            <w:tcW w:type="dxa" w:w="1377"/>
+          </w:tcPr>
+          <w:p>
+            <w:pPr>
+              <w:spacing w:after="20"/>
+            </w:pPr>
+            <w:r>
+              <w:rPr>
+                <w:rFonts w:ascii="Arial" w:hAnsi="Arial" w:cs="Arial" w:eastAsia="Arial"/>
+                <w:b w:val="0"/>
+                <w:i w:val="0"/>
+                <w:color w:val="000000"/>
+                <w:sz w:val="20"/>
+              </w:rPr>
+              <w:t>C3</w:t>
+            </w:r>
+          </w:p>
+        </w:tc>
+        <w:tc>
+          <w:tcPr>
+            <w:tcW w:type="dxa" w:w="1377"/>
+          </w:tcPr>
+          <w:p>
+            <w:pPr>
+              <w:spacing w:after="20"/>
+            </w:pPr>
+            <w:r>
+              <w:rPr>
+                <w:rFonts w:ascii="Arial" w:hAnsi="Arial" w:cs="Arial" w:eastAsia="Arial"/>
+                <w:b w:val="0"/>
+                <w:i w:val="0"/>
+                <w:color w:val="000000"/>
+                <w:sz w:val="20"/>
+              </w:rPr>
+              <w:t>ELS_c (111)</w:t>
+            </w:r>
+          </w:p>
+        </w:tc>
+        <w:tc>
+          <w:tcPr>
+            <w:tcW w:type="dxa" w:w="1377"/>
+          </w:tcPr>
+          <w:p>
+            <w:pPr>
+              <w:spacing w:after="20"/>
+            </w:pPr>
+            <w:r>
+              <w:rPr>
+                <w:rFonts w:ascii="Arial" w:hAnsi="Arial" w:cs="Arial" w:eastAsia="Arial"/>
+                <w:b w:val="0"/>
+                <w:i w:val="0"/>
+                <w:color w:val="000000"/>
+                <w:sz w:val="20"/>
+              </w:rPr>
+              <w:t>343,505</w:t>
+            </w:r>
+          </w:p>
+        </w:tc>
+        <w:tc>
+          <w:tcPr>
+            <w:tcW w:type="dxa" w:w="1377"/>
+          </w:tcPr>
+          <w:p>
+            <w:pPr>
+              <w:spacing w:after="20"/>
+            </w:pPr>
+            <w:r>
+              <w:rPr>
+                <w:rFonts w:ascii="Arial" w:hAnsi="Arial" w:cs="Arial" w:eastAsia="Arial"/>
+                <w:b w:val="0"/>
+                <w:i w:val="0"/>
+                <w:color w:val="000000"/>
+                <w:sz w:val="20"/>
+              </w:rPr>
+              <w:t>312</w:t>
+            </w:r>
+          </w:p>
+        </w:tc>
+        <w:tc>
+          <w:tcPr>
+            <w:tcW w:type="dxa" w:w="1377"/>
+          </w:tcPr>
+          <w:p>
+            <w:pPr>
+              <w:spacing w:after="20"/>
+            </w:pPr>
+            <w:r>
+              <w:rPr>
+                <w:rFonts w:ascii="Arial" w:hAnsi="Arial" w:cs="Arial" w:eastAsia="Arial"/>
+                <w:b w:val="0"/>
+                <w:i w:val="0"/>
+                <w:color w:val="000000"/>
+                <w:sz w:val="20"/>
+              </w:rPr>
+              <w:t>0,100978</w:t>
+            </w:r>
+          </w:p>
+        </w:tc>
+        <w:tc>
+          <w:tcPr>
+            <w:tcW w:type="dxa" w:w="1377"/>
+          </w:tcPr>
+          <w:p>
+            <w:pPr>
+              <w:spacing w:after="20"/>
+            </w:pPr>
+            <w:r>
+              <w:rPr>
+                <w:rFonts w:ascii="Arial" w:hAnsi="Arial" w:cs="Arial" w:eastAsia="Arial"/>
+                <w:b w:val="0"/>
+                <w:i w:val="0"/>
+                <w:color w:val="000000"/>
+                <w:sz w:val="20"/>
+              </w:rPr>
+              <w:t>-0,0580604</w:t>
+            </w:r>
+          </w:p>
+        </w:tc>
+      </w:tr>
+      <w:tr>
+        <w:trPr>
+          <w:cantSplit/>
+        </w:trPr>
+        <w:tc>
+          <w:tcPr>
+            <w:tcW w:type="dxa" w:w="1377"/>
+          </w:tcPr>
+          <w:p>
+            <w:pPr>
+              <w:spacing w:after="20"/>
+            </w:pPr>
+            <w:r>
+              <w:rPr>
+                <w:rFonts w:ascii="Arial" w:hAnsi="Arial" w:cs="Arial" w:eastAsia="Arial"/>
+                <w:b w:val="0"/>
+                <w:i w:val="0"/>
+                <w:color w:val="000000"/>
+                <w:sz w:val="20"/>
+              </w:rPr>
+              <w:t>objectif</w:t>
+            </w:r>
+          </w:p>
+        </w:tc>
+        <w:tc>
+          <w:tcPr>
+            <w:tcW w:type="dxa" w:w="1377"/>
+          </w:tcPr>
+          <w:p>
+            <w:pPr>
+              <w:spacing w:after="20"/>
+            </w:pPr>
+            <w:r>
+              <w:rPr>
+                <w:rFonts w:ascii="Arial" w:hAnsi="Arial" w:cs="Arial" w:eastAsia="Arial"/>
+                <w:b w:val="0"/>
+                <w:i w:val="0"/>
+                <w:color w:val="000000"/>
+                <w:sz w:val="20"/>
+              </w:rPr>
+              <w:t>C3</w:t>
+            </w:r>
+          </w:p>
+        </w:tc>
+        <w:tc>
+          <w:tcPr>
+            <w:tcW w:type="dxa" w:w="1377"/>
+          </w:tcPr>
+          <w:p>
+            <w:pPr>
+              <w:spacing w:after="20"/>
+            </w:pPr>
+            <w:r>
+              <w:rPr>
+                <w:rFonts w:ascii="Arial" w:hAnsi="Arial" w:cs="Arial" w:eastAsia="Arial"/>
+                <w:b w:val="0"/>
+                <w:i w:val="0"/>
+                <w:color w:val="000000"/>
+                <w:sz w:val="20"/>
+              </w:rPr>
+              <w:t>ELU (111)</w:t>
+            </w:r>
+          </w:p>
+        </w:tc>
+        <w:tc>
+          <w:tcPr>
+            <w:tcW w:type="dxa" w:w="1377"/>
+          </w:tcPr>
+          <w:p>
+            <w:pPr>
+              <w:spacing w:after="20"/>
+            </w:pPr>
+            <w:r>
+              <w:rPr>
+                <w:rFonts w:ascii="Arial" w:hAnsi="Arial" w:cs="Arial" w:eastAsia="Arial"/>
+                <w:b w:val="0"/>
+                <w:i w:val="0"/>
+                <w:color w:val="000000"/>
+                <w:sz w:val="20"/>
+              </w:rPr>
+              <w:t>508,078</w:t>
+            </w:r>
+          </w:p>
+        </w:tc>
+        <w:tc>
+          <w:tcPr>
+            <w:tcW w:type="dxa" w:w="1377"/>
+          </w:tcPr>
+          <w:p>
+            <w:pPr>
+              <w:spacing w:after="20"/>
+            </w:pPr>
+            <w:r>
+              <w:rPr>
+                <w:rFonts w:ascii="Arial" w:hAnsi="Arial" w:cs="Arial" w:eastAsia="Arial"/>
+                <w:b w:val="0"/>
+                <w:i w:val="0"/>
+                <w:color w:val="000000"/>
+                <w:sz w:val="20"/>
+              </w:rPr>
+              <w:t>449</w:t>
+            </w:r>
+          </w:p>
+        </w:tc>
+        <w:tc>
+          <w:tcPr>
+            <w:tcW w:type="dxa" w:w="1377"/>
+          </w:tcPr>
+          <w:p>
+            <w:pPr>
+              <w:spacing w:after="20"/>
+            </w:pPr>
+            <w:r>
+              <w:rPr>
+                <w:rFonts w:ascii="Arial" w:hAnsi="Arial" w:cs="Arial" w:eastAsia="Arial"/>
+                <w:b w:val="0"/>
+                <w:i w:val="0"/>
+                <w:color w:val="000000"/>
+                <w:sz w:val="20"/>
+              </w:rPr>
+              <w:t>0,131578</w:t>
+            </w:r>
+          </w:p>
+        </w:tc>
+        <w:tc>
+          <w:tcPr>
+            <w:tcW w:type="dxa" w:w="1377"/>
+          </w:tcPr>
+          <w:p>
+            <w:pPr>
+              <w:spacing w:after="20"/>
+            </w:pPr>
+            <w:r>
+              <w:rPr>
+                <w:rFonts w:ascii="Arial" w:hAnsi="Arial" w:cs="Arial" w:eastAsia="Arial"/>
+                <w:b w:val="0"/>
+                <w:i w:val="0"/>
+                <w:color w:val="000000"/>
+                <w:sz w:val="20"/>
+              </w:rPr>
+              <w:t>-0,0314239</w:t>
+            </w:r>
+          </w:p>
+        </w:tc>
+      </w:tr>
+      <w:tr>
+        <w:trPr>
+          <w:cantSplit/>
+        </w:trPr>
+        <w:tc>
+          <w:tcPr>
+            <w:tcW w:type="dxa" w:w="1377"/>
+          </w:tcPr>
+          <w:p>
+            <w:pPr>
+              <w:spacing w:after="20"/>
+            </w:pPr>
+            <w:r>
+              <w:rPr>
+                <w:rFonts w:ascii="Arial" w:hAnsi="Arial" w:cs="Arial" w:eastAsia="Arial"/>
+                <w:b w:val="0"/>
+                <w:i w:val="0"/>
+                <w:color w:val="000000"/>
+                <w:sz w:val="20"/>
+              </w:rPr>
+              <w:t>objectif</w:t>
+            </w:r>
+          </w:p>
+        </w:tc>
+        <w:tc>
+          <w:tcPr>
+            <w:tcW w:type="dxa" w:w="1377"/>
+          </w:tcPr>
+          <w:p>
+            <w:pPr>
+              <w:spacing w:after="20"/>
+            </w:pPr>
+            <w:r>
+              <w:rPr>
+                <w:rFonts w:ascii="Arial" w:hAnsi="Arial" w:cs="Arial" w:eastAsia="Arial"/>
+                <w:b w:val="0"/>
+                <w:i w:val="0"/>
+                <w:color w:val="000000"/>
+                <w:sz w:val="20"/>
+              </w:rPr>
+              <w:t>C5</w:t>
+            </w:r>
+          </w:p>
+        </w:tc>
+        <w:tc>
+          <w:tcPr>
+            <w:tcW w:type="dxa" w:w="1377"/>
+          </w:tcPr>
+          <w:p>
+            <w:pPr>
+              <w:spacing w:after="20"/>
+            </w:pPr>
+            <w:r>
+              <w:rPr>
+                <w:rFonts w:ascii="Arial" w:hAnsi="Arial" w:cs="Arial" w:eastAsia="Arial"/>
+                <w:b w:val="0"/>
+                <w:i w:val="0"/>
+                <w:color w:val="000000"/>
+                <w:sz w:val="20"/>
+              </w:rPr>
+              <w:t>ELU (111)</w:t>
+            </w:r>
+          </w:p>
+        </w:tc>
+        <w:tc>
+          <w:tcPr>
+            <w:tcW w:type="dxa" w:w="1377"/>
+          </w:tcPr>
+          <w:p>
+            <w:pPr>
+              <w:spacing w:after="20"/>
+            </w:pPr>
+            <w:r>
+              <w:rPr>
+                <w:rFonts w:ascii="Arial" w:hAnsi="Arial" w:cs="Arial" w:eastAsia="Arial"/>
+                <w:b w:val="0"/>
+                <w:i w:val="0"/>
+                <w:color w:val="000000"/>
+                <w:sz w:val="20"/>
+              </w:rPr>
+              <w:t>508,078</w:t>
+            </w:r>
+          </w:p>
+        </w:tc>
+        <w:tc>
+          <w:tcPr>
+            <w:tcW w:type="dxa" w:w="1377"/>
+          </w:tcPr>
+          <w:p>
+            <w:pPr>
+              <w:spacing w:after="20"/>
+            </w:pPr>
+            <w:r>
+              <w:rPr>
+                <w:rFonts w:ascii="Arial" w:hAnsi="Arial" w:cs="Arial" w:eastAsia="Arial"/>
+                <w:b w:val="0"/>
+                <w:i w:val="0"/>
+                <w:color w:val="000000"/>
+                <w:sz w:val="20"/>
+              </w:rPr>
+              <w:t>463</w:t>
+            </w:r>
+          </w:p>
+        </w:tc>
+        <w:tc>
+          <w:tcPr>
+            <w:tcW w:type="dxa" w:w="1377"/>
+          </w:tcPr>
+          <w:p>
+            <w:pPr>
+              <w:spacing w:after="20"/>
+            </w:pPr>
+            <w:r>
+              <w:rPr>
+                <w:rFonts w:ascii="Arial" w:hAnsi="Arial" w:cs="Arial" w:eastAsia="Arial"/>
+                <w:b w:val="0"/>
+                <w:i w:val="0"/>
+                <w:color w:val="000000"/>
+                <w:sz w:val="20"/>
+              </w:rPr>
+              <w:t>0,0973617</w:t>
+            </w:r>
+          </w:p>
+        </w:tc>
+        <w:tc>
+          <w:tcPr>
+            <w:tcW w:type="dxa" w:w="1377"/>
+          </w:tcPr>
+          <w:p>
+            <w:pPr>
+              <w:spacing w:after="20"/>
+            </w:pPr>
+            <w:r>
+              <w:rPr>
+                <w:rFonts w:ascii="Arial" w:hAnsi="Arial" w:cs="Arial" w:eastAsia="Arial"/>
+                <w:b w:val="0"/>
+                <w:i w:val="0"/>
+                <w:color w:val="000000"/>
+                <w:sz w:val="20"/>
+              </w:rPr>
+              <w:t>-0,0607113</w:t>
+            </w:r>
+          </w:p>
+        </w:tc>
+      </w:tr>
+      <w:tr>
+        <w:trPr>
+          <w:cantSplit/>
+        </w:trPr>
+        <w:tc>
+          <w:tcPr>
+            <w:tcW w:type="dxa" w:w="1377"/>
+          </w:tcPr>
+          <w:p>
+            <w:pPr>
+              <w:spacing w:after="20"/>
+            </w:pPr>
+            <w:r>
+              <w:rPr>
+                <w:rFonts w:ascii="Arial" w:hAnsi="Arial" w:cs="Arial" w:eastAsia="Arial"/>
+                <w:b w:val="0"/>
+                <w:i w:val="0"/>
+                <w:color w:val="000000"/>
+                <w:sz w:val="20"/>
+              </w:rPr>
+              <w:t>garde</w:t>
+            </w:r>
+          </w:p>
+        </w:tc>
+        <w:tc>
+          <w:tcPr>
+            <w:tcW w:type="dxa" w:w="1377"/>
+          </w:tcPr>
+          <w:p>
+            <w:pPr>
+              <w:spacing w:after="20"/>
+            </w:pPr>
+            <w:r>
+              <w:rPr>
+                <w:rFonts w:ascii="Arial" w:hAnsi="Arial" w:cs="Arial" w:eastAsia="Arial"/>
+                <w:b w:val="0"/>
+                <w:i w:val="0"/>
+                <w:color w:val="000000"/>
+                <w:sz w:val="20"/>
+              </w:rPr>
+              <w:t>C2</w:t>
+            </w:r>
+          </w:p>
+        </w:tc>
+        <w:tc>
+          <w:tcPr>
+            <w:tcW w:type="dxa" w:w="1377"/>
+          </w:tcPr>
+          <w:p>
+            <w:pPr>
+              <w:spacing w:after="20"/>
+            </w:pPr>
+            <w:r>
+              <w:rPr>
+                <w:rFonts w:ascii="Arial" w:hAnsi="Arial" w:cs="Arial" w:eastAsia="Arial"/>
+                <w:b w:val="0"/>
+                <w:i w:val="0"/>
+                <w:color w:val="000000"/>
+                <w:sz w:val="20"/>
+              </w:rPr>
+              <w:t>ELS_f (112)</w:t>
+            </w:r>
+          </w:p>
+        </w:tc>
+        <w:tc>
+          <w:tcPr>
+            <w:tcW w:type="dxa" w:w="1377"/>
+          </w:tcPr>
+          <w:p>
+            <w:pPr>
+              <w:spacing w:after="20"/>
+            </w:pPr>
+            <w:r>
+              <w:rPr>
+                <w:rFonts w:ascii="Arial" w:hAnsi="Arial" w:cs="Arial" w:eastAsia="Arial"/>
+                <w:b w:val="0"/>
+                <w:i w:val="0"/>
+                <w:color w:val="000000"/>
+                <w:sz w:val="20"/>
+              </w:rPr>
+              <w:t>528,234</w:t>
+            </w:r>
+          </w:p>
+        </w:tc>
+        <w:tc>
+          <w:tcPr>
+            <w:tcW w:type="dxa" w:w="1377"/>
+          </w:tcPr>
+          <w:p>
+            <w:pPr>
+              <w:spacing w:after="20"/>
+            </w:pPr>
+            <w:r>
+              <w:rPr>
+                <w:rFonts w:ascii="Arial" w:hAnsi="Arial" w:cs="Arial" w:eastAsia="Arial"/>
+                <w:b w:val="0"/>
+                <w:i w:val="0"/>
+                <w:color w:val="000000"/>
+                <w:sz w:val="20"/>
+              </w:rPr>
+              <w:t>514</w:t>
+            </w:r>
+          </w:p>
+        </w:tc>
+        <w:tc>
+          <w:tcPr>
+            <w:tcW w:type="dxa" w:w="1377"/>
+          </w:tcPr>
+          <w:p>
+            <w:pPr>
+              <w:spacing w:after="20"/>
+            </w:pPr>
+            <w:r>
+              <w:rPr>
+                <w:rFonts w:ascii="Arial" w:hAnsi="Arial" w:cs="Arial" w:eastAsia="Arial"/>
+                <w:b w:val="0"/>
+                <w:i w:val="0"/>
+                <w:color w:val="000000"/>
+                <w:sz w:val="20"/>
+              </w:rPr>
+              <w:t>0,0276929</w:t>
+            </w:r>
+          </w:p>
+        </w:tc>
+        <w:tc>
+          <w:tcPr>
+            <w:tcW w:type="dxa" w:w="1377"/>
+          </w:tcPr>
+          <w:p>
+            <w:pPr>
+              <w:spacing w:after="20"/>
+            </w:pPr>
+            <w:r>
+              <w:rPr>
+                <w:rFonts w:ascii="Arial" w:hAnsi="Arial" w:cs="Arial" w:eastAsia="Arial"/>
+                <w:b w:val="0"/>
+                <w:i w:val="0"/>
+                <w:color w:val="000000"/>
+                <w:sz w:val="20"/>
+              </w:rPr>
+              <w:t>0,0241881</w:t>
+            </w:r>
+          </w:p>
+        </w:tc>
+      </w:tr>
+      <w:tr>
+        <w:trPr>
+          <w:cantSplit/>
+        </w:trPr>
+        <w:tc>
+          <w:tcPr>
+            <w:tcW w:type="dxa" w:w="1377"/>
+          </w:tcPr>
+          <w:p>
+            <w:pPr>
+              <w:spacing w:after="20"/>
+            </w:pPr>
+            <w:r>
+              <w:rPr>
+                <w:rFonts w:ascii="Arial" w:hAnsi="Arial" w:cs="Arial" w:eastAsia="Arial"/>
+                <w:b w:val="0"/>
+                <w:i w:val="0"/>
+                <w:color w:val="000000"/>
+                <w:sz w:val="20"/>
+              </w:rPr>
+              <w:t>garde</w:t>
+            </w:r>
+          </w:p>
+        </w:tc>
+        <w:tc>
+          <w:tcPr>
+            <w:tcW w:type="dxa" w:w="1377"/>
+          </w:tcPr>
+          <w:p>
+            <w:pPr>
+              <w:spacing w:after="20"/>
+            </w:pPr>
+            <w:r>
+              <w:rPr>
+                <w:rFonts w:ascii="Arial" w:hAnsi="Arial" w:cs="Arial" w:eastAsia="Arial"/>
+                <w:b w:val="0"/>
+                <w:i w:val="0"/>
+                <w:color w:val="000000"/>
+                <w:sz w:val="20"/>
+              </w:rPr>
+              <w:t>C2</w:t>
+            </w:r>
+          </w:p>
+        </w:tc>
+        <w:tc>
+          <w:tcPr>
+            <w:tcW w:type="dxa" w:w="1377"/>
+          </w:tcPr>
+          <w:p>
+            <w:pPr>
+              <w:spacing w:after="20"/>
+            </w:pPr>
+            <w:r>
+              <w:rPr>
+                <w:rFonts w:ascii="Arial" w:hAnsi="Arial" w:cs="Arial" w:eastAsia="Arial"/>
+                <w:b w:val="0"/>
+                <w:i w:val="0"/>
+                <w:color w:val="000000"/>
+                <w:sz w:val="20"/>
+              </w:rPr>
+              <w:t>ELS_c (112)</w:t>
+            </w:r>
+          </w:p>
+        </w:tc>
+        <w:tc>
+          <w:tcPr>
+            <w:tcW w:type="dxa" w:w="1377"/>
+          </w:tcPr>
+          <w:p>
+            <w:pPr>
+              <w:spacing w:after="20"/>
+            </w:pPr>
+            <w:r>
+              <w:rPr>
+                <w:rFonts w:ascii="Arial" w:hAnsi="Arial" w:cs="Arial" w:eastAsia="Arial"/>
+                <w:b w:val="0"/>
+                <w:i w:val="0"/>
+                <w:color w:val="000000"/>
+                <w:sz w:val="20"/>
+              </w:rPr>
+              <w:t>715,975</w:t>
+            </w:r>
+          </w:p>
+        </w:tc>
+        <w:tc>
+          <w:tcPr>
+            <w:tcW w:type="dxa" w:w="1377"/>
+          </w:tcPr>
+          <w:p>
+            <w:pPr>
+              <w:spacing w:after="20"/>
+            </w:pPr>
+            <w:r>
+              <w:rPr>
+                <w:rFonts w:ascii="Arial" w:hAnsi="Arial" w:cs="Arial" w:eastAsia="Arial"/>
+                <w:b w:val="0"/>
+                <w:i w:val="0"/>
+                <w:color w:val="000000"/>
+                <w:sz w:val="20"/>
+              </w:rPr>
+              <w:t>727</w:t>
+            </w:r>
+          </w:p>
+        </w:tc>
+        <w:tc>
+          <w:tcPr>
+            <w:tcW w:type="dxa" w:w="1377"/>
+          </w:tcPr>
+          <w:p>
+            <w:pPr>
+              <w:spacing w:after="20"/>
+            </w:pPr>
+            <w:r>
+              <w:rPr>
+                <w:rFonts w:ascii="Arial" w:hAnsi="Arial" w:cs="Arial" w:eastAsia="Arial"/>
+                <w:b w:val="0"/>
+                <w:i w:val="0"/>
+                <w:color w:val="000000"/>
+                <w:sz w:val="20"/>
+              </w:rPr>
+              <w:t>-0,0151645</w:t>
+            </w:r>
+          </w:p>
+        </w:tc>
+        <w:tc>
+          <w:tcPr>
+            <w:tcW w:type="dxa" w:w="1377"/>
+          </w:tcPr>
+          <w:p>
+            <w:pPr>
+              <w:spacing w:after="20"/>
+            </w:pPr>
+            <w:r>
+              <w:rPr>
+                <w:rFonts w:ascii="Arial" w:hAnsi="Arial" w:cs="Arial" w:eastAsia="Arial"/>
+                <w:b w:val="0"/>
+                <w:i w:val="0"/>
+                <w:color w:val="000000"/>
+                <w:sz w:val="20"/>
+              </w:rPr>
+              <w:t>-0,0187079</w:t>
+            </w:r>
+          </w:p>
+        </w:tc>
+      </w:tr>
+      <w:tr>
+        <w:trPr>
+          <w:cantSplit/>
+        </w:trPr>
+        <w:tc>
+          <w:tcPr>
+            <w:tcW w:type="dxa" w:w="1377"/>
+          </w:tcPr>
+          <w:p>
+            <w:pPr>
+              <w:spacing w:after="20"/>
+            </w:pPr>
+            <w:r>
+              <w:rPr>
+                <w:rFonts w:ascii="Arial" w:hAnsi="Arial" w:cs="Arial" w:eastAsia="Arial"/>
+                <w:b w:val="0"/>
+                <w:i w:val="0"/>
+                <w:color w:val="000000"/>
+                <w:sz w:val="20"/>
+              </w:rPr>
+              <w:t>garde</w:t>
+            </w:r>
+          </w:p>
+        </w:tc>
+        <w:tc>
+          <w:tcPr>
+            <w:tcW w:type="dxa" w:w="1377"/>
+          </w:tcPr>
+          <w:p>
+            <w:pPr>
+              <w:spacing w:after="20"/>
+            </w:pPr>
+            <w:r>
+              <w:rPr>
+                <w:rFonts w:ascii="Arial" w:hAnsi="Arial" w:cs="Arial" w:eastAsia="Arial"/>
+                <w:b w:val="0"/>
+                <w:i w:val="0"/>
+                <w:color w:val="000000"/>
+                <w:sz w:val="20"/>
+              </w:rPr>
+              <w:t>C2</w:t>
+            </w:r>
+          </w:p>
+        </w:tc>
+        <w:tc>
+          <w:tcPr>
+            <w:tcW w:type="dxa" w:w="1377"/>
+          </w:tcPr>
+          <w:p>
+            <w:pPr>
+              <w:spacing w:after="20"/>
+            </w:pPr>
+            <w:r>
+              <w:rPr>
+                <w:rFonts w:ascii="Arial" w:hAnsi="Arial" w:cs="Arial" w:eastAsia="Arial"/>
+                <w:b w:val="0"/>
+                <w:i w:val="0"/>
+                <w:color w:val="000000"/>
+                <w:sz w:val="20"/>
+              </w:rPr>
+              <w:t>ELU (112)</w:t>
+            </w:r>
+          </w:p>
+        </w:tc>
+        <w:tc>
+          <w:tcPr>
+            <w:tcW w:type="dxa" w:w="1377"/>
+          </w:tcPr>
+          <w:p>
+            <w:pPr>
+              <w:spacing w:after="20"/>
+            </w:pPr>
+            <w:r>
+              <w:rPr>
+                <w:rFonts w:ascii="Arial" w:hAnsi="Arial" w:cs="Arial" w:eastAsia="Arial"/>
+                <w:b w:val="0"/>
+                <w:i w:val="0"/>
+                <w:color w:val="000000"/>
+                <w:sz w:val="20"/>
+              </w:rPr>
+              <w:t>1025,93</w:t>
+            </w:r>
+          </w:p>
+        </w:tc>
+        <w:tc>
+          <w:tcPr>
+            <w:tcW w:type="dxa" w:w="1377"/>
+          </w:tcPr>
+          <w:p>
+            <w:pPr>
+              <w:spacing w:after="20"/>
+            </w:pPr>
+            <w:r>
+              <w:rPr>
+                <w:rFonts w:ascii="Arial" w:hAnsi="Arial" w:cs="Arial" w:eastAsia="Arial"/>
+                <w:b w:val="0"/>
+                <w:i w:val="0"/>
+                <w:color w:val="000000"/>
+                <w:sz w:val="20"/>
+              </w:rPr>
+              <w:t>1048</w:t>
+            </w:r>
+          </w:p>
+        </w:tc>
+        <w:tc>
+          <w:tcPr>
+            <w:tcW w:type="dxa" w:w="1377"/>
+          </w:tcPr>
+          <w:p>
+            <w:pPr>
+              <w:spacing w:after="20"/>
+            </w:pPr>
+            <w:r>
+              <w:rPr>
+                <w:rFonts w:ascii="Arial" w:hAnsi="Arial" w:cs="Arial" w:eastAsia="Arial"/>
+                <w:b w:val="0"/>
+                <w:i w:val="0"/>
+                <w:color w:val="000000"/>
+                <w:sz w:val="20"/>
+              </w:rPr>
+              <w:t>-0,0210586</w:t>
+            </w:r>
+          </w:p>
+        </w:tc>
+        <w:tc>
+          <w:tcPr>
+            <w:tcW w:type="dxa" w:w="1377"/>
+          </w:tcPr>
+          <w:p>
+            <w:pPr>
+              <w:spacing w:after="20"/>
+            </w:pPr>
+            <w:r>
+              <w:rPr>
+                <w:rFonts w:ascii="Arial" w:hAnsi="Arial" w:cs="Arial" w:eastAsia="Arial"/>
+                <w:b w:val="0"/>
+                <w:i w:val="0"/>
+                <w:color w:val="000000"/>
+                <w:sz w:val="20"/>
+              </w:rPr>
+              <w:t>-0,0250252</w:t>
+            </w:r>
+          </w:p>
+        </w:tc>
+      </w:tr>
+      <w:tr>
+        <w:trPr>
+          <w:cantSplit/>
+        </w:trPr>
+        <w:tc>
+          <w:tcPr>
+            <w:tcW w:type="dxa" w:w="1377"/>
+          </w:tcPr>
+          <w:p>
+            <w:pPr>
+              <w:spacing w:after="20"/>
+            </w:pPr>
+            <w:r>
+              <w:rPr>
+                <w:rFonts w:ascii="Arial" w:hAnsi="Arial" w:cs="Arial" w:eastAsia="Arial"/>
+                <w:b w:val="0"/>
+                <w:i w:val="0"/>
+                <w:color w:val="000000"/>
+                <w:sz w:val="20"/>
+              </w:rPr>
+              <w:t>garde</w:t>
+            </w:r>
+          </w:p>
+        </w:tc>
+        <w:tc>
+          <w:tcPr>
+            <w:tcW w:type="dxa" w:w="1377"/>
+          </w:tcPr>
+          <w:p>
+            <w:pPr>
+              <w:spacing w:after="20"/>
+            </w:pPr>
+            <w:r>
+              <w:rPr>
+                <w:rFonts w:ascii="Arial" w:hAnsi="Arial" w:cs="Arial" w:eastAsia="Arial"/>
+                <w:b w:val="0"/>
+                <w:i w:val="0"/>
+                <w:color w:val="000000"/>
+                <w:sz w:val="20"/>
+              </w:rPr>
+              <w:t>C4</w:t>
+            </w:r>
+          </w:p>
+        </w:tc>
+        <w:tc>
+          <w:tcPr>
+            <w:tcW w:type="dxa" w:w="1377"/>
+          </w:tcPr>
+          <w:p>
+            <w:pPr>
+              <w:spacing w:after="20"/>
+            </w:pPr>
+            <w:r>
+              <w:rPr>
+                <w:rFonts w:ascii="Arial" w:hAnsi="Arial" w:cs="Arial" w:eastAsia="Arial"/>
+                <w:b w:val="0"/>
+                <w:i w:val="0"/>
+                <w:color w:val="000000"/>
+                <w:sz w:val="20"/>
+              </w:rPr>
+              <w:t>ELU (114)</w:t>
+            </w:r>
+          </w:p>
+        </w:tc>
+        <w:tc>
+          <w:tcPr>
+            <w:tcW w:type="dxa" w:w="1377"/>
+          </w:tcPr>
+          <w:p>
+            <w:pPr>
+              <w:spacing w:after="20"/>
+            </w:pPr>
+            <w:r>
+              <w:rPr>
+                <w:rFonts w:ascii="Arial" w:hAnsi="Arial" w:cs="Arial" w:eastAsia="Arial"/>
+                <w:b w:val="0"/>
+                <w:i w:val="0"/>
+                <w:color w:val="000000"/>
+                <w:sz w:val="20"/>
+              </w:rPr>
+              <w:t>273,285</w:t>
+            </w:r>
+          </w:p>
+        </w:tc>
+        <w:tc>
+          <w:tcPr>
+            <w:tcW w:type="dxa" w:w="1377"/>
+          </w:tcPr>
+          <w:p>
+            <w:pPr>
+              <w:spacing w:after="20"/>
+            </w:pPr>
+            <w:r>
+              <w:rPr>
+                <w:rFonts w:ascii="Arial" w:hAnsi="Arial" w:cs="Arial" w:eastAsia="Arial"/>
+                <w:b w:val="0"/>
+                <w:i w:val="0"/>
+                <w:color w:val="000000"/>
+                <w:sz w:val="20"/>
+              </w:rPr>
+              <w:t>253</w:t>
+            </w:r>
+          </w:p>
+        </w:tc>
+        <w:tc>
+          <w:tcPr>
+            <w:tcW w:type="dxa" w:w="1377"/>
+          </w:tcPr>
+          <w:p>
+            <w:pPr>
+              <w:spacing w:after="20"/>
+            </w:pPr>
+            <w:r>
+              <w:rPr>
+                <w:rFonts w:ascii="Arial" w:hAnsi="Arial" w:cs="Arial" w:eastAsia="Arial"/>
+                <w:b w:val="0"/>
+                <w:i w:val="0"/>
+                <w:color w:val="000000"/>
+                <w:sz w:val="20"/>
+              </w:rPr>
+              <w:t>0,0801771</w:t>
+            </w:r>
+          </w:p>
+        </w:tc>
+        <w:tc>
+          <w:tcPr>
+            <w:tcW w:type="dxa" w:w="1377"/>
+          </w:tcPr>
+          <w:p>
+            <w:pPr>
+              <w:spacing w:after="20"/>
+            </w:pPr>
+            <w:r>
+              <w:rPr>
+                <w:rFonts w:ascii="Arial" w:hAnsi="Arial" w:cs="Arial" w:eastAsia="Arial"/>
+                <w:b w:val="0"/>
+                <w:i w:val="0"/>
+                <w:color w:val="000000"/>
+                <w:sz w:val="20"/>
+              </w:rPr>
+              <w:t>0,0244738</w:t>
+            </w:r>
+          </w:p>
+        </w:tc>
+      </w:tr>
+      <w:tr>
+        <w:trPr>
+          <w:cantSplit/>
+        </w:trPr>
+        <w:tc>
+          <w:tcPr>
+            <w:tcW w:type="dxa" w:w="1377"/>
+          </w:tcPr>
+          <w:p>
+            <w:pPr>
+              <w:spacing w:after="20"/>
+            </w:pPr>
+            <w:r>
+              <w:rPr>
+                <w:rFonts w:ascii="Arial" w:hAnsi="Arial" w:cs="Arial" w:eastAsia="Arial"/>
+                <w:b w:val="0"/>
+                <w:i w:val="0"/>
+                <w:color w:val="000000"/>
+                <w:sz w:val="20"/>
+              </w:rPr>
+              <w:t>garde</w:t>
+            </w:r>
+          </w:p>
+        </w:tc>
+        <w:tc>
+          <w:tcPr>
+            <w:tcW w:type="dxa" w:w="1377"/>
+          </w:tcPr>
+          <w:p>
+            <w:pPr>
+              <w:spacing w:after="20"/>
+            </w:pPr>
+            <w:r>
+              <w:rPr>
+                <w:rFonts w:ascii="Arial" w:hAnsi="Arial" w:cs="Arial" w:eastAsia="Arial"/>
+                <w:b w:val="0"/>
+                <w:i w:val="0"/>
+                <w:color w:val="000000"/>
+                <w:sz w:val="20"/>
+              </w:rPr>
+              <w:t>C6</w:t>
+            </w:r>
+          </w:p>
+        </w:tc>
+        <w:tc>
+          <w:tcPr>
+            <w:tcW w:type="dxa" w:w="1377"/>
+          </w:tcPr>
+          <w:p>
+            <w:pPr>
+              <w:spacing w:after="20"/>
+            </w:pPr>
+            <w:r>
+              <w:rPr>
+                <w:rFonts w:ascii="Arial" w:hAnsi="Arial" w:cs="Arial" w:eastAsia="Arial"/>
+                <w:b w:val="0"/>
+                <w:i w:val="0"/>
+                <w:color w:val="000000"/>
+                <w:sz w:val="20"/>
+              </w:rPr>
+              <w:t>ELS_f (105), barre seule</w:t>
+            </w:r>
+          </w:p>
+        </w:tc>
+        <w:tc>
+          <w:tcPr>
+            <w:tcW w:type="dxa" w:w="1377"/>
+          </w:tcPr>
+          <w:p>
+            <w:pPr>
+              <w:spacing w:after="20"/>
+            </w:pPr>
+            <w:r>
+              <w:rPr>
+                <w:rFonts w:ascii="Arial" w:hAnsi="Arial" w:cs="Arial" w:eastAsia="Arial"/>
+                <w:b w:val="0"/>
+                <w:i w:val="0"/>
+                <w:color w:val="000000"/>
+                <w:sz w:val="20"/>
+              </w:rPr>
+              <w:t>202,62</w:t>
+            </w:r>
+          </w:p>
+        </w:tc>
+        <w:tc>
+          <w:tcPr>
+            <w:tcW w:type="dxa" w:w="1377"/>
+          </w:tcPr>
+          <w:p>
+            <w:pPr>
+              <w:spacing w:after="20"/>
+            </w:pPr>
+            <w:r>
+              <w:rPr>
+                <w:rFonts w:ascii="Arial" w:hAnsi="Arial" w:cs="Arial" w:eastAsia="Arial"/>
+                <w:b w:val="0"/>
+                <w:i w:val="0"/>
+                <w:color w:val="000000"/>
+                <w:sz w:val="20"/>
+              </w:rPr>
+              <w:t>180</w:t>
+            </w:r>
+          </w:p>
+        </w:tc>
+        <w:tc>
+          <w:tcPr>
+            <w:tcW w:type="dxa" w:w="1377"/>
+          </w:tcPr>
+          <w:p>
+            <w:pPr>
+              <w:spacing w:after="20"/>
+            </w:pPr>
+            <w:r>
+              <w:rPr>
+                <w:rFonts w:ascii="Arial" w:hAnsi="Arial" w:cs="Arial" w:eastAsia="Arial"/>
+                <w:b w:val="0"/>
+                <w:i w:val="0"/>
+                <w:color w:val="000000"/>
+                <w:sz w:val="20"/>
+              </w:rPr>
+              <w:t>0,125665</w:t>
+            </w:r>
+          </w:p>
+        </w:tc>
+        <w:tc>
+          <w:tcPr>
+            <w:tcW w:type="dxa" w:w="1377"/>
+          </w:tcPr>
+          <w:p>
+            <w:pPr>
+              <w:spacing w:after="20"/>
+            </w:pPr>
+            <w:r>
+              <w:rPr>
+                <w:rFonts w:ascii="Arial" w:hAnsi="Arial" w:cs="Arial" w:eastAsia="Arial"/>
+                <w:b w:val="0"/>
+                <w:i w:val="0"/>
+                <w:color w:val="000000"/>
+                <w:sz w:val="20"/>
+              </w:rPr>
+              <w:t>0,129296</w:t>
+            </w:r>
+          </w:p>
+        </w:tc>
+      </w:tr>
+      <w:tr>
+        <w:trPr>
+          <w:cantSplit/>
+        </w:trPr>
+        <w:tc>
+          <w:tcPr>
+            <w:tcW w:type="dxa" w:w="1377"/>
+          </w:tcPr>
+          <w:p>
+            <w:pPr>
+              <w:spacing w:after="20"/>
+            </w:pPr>
+            <w:r>
+              <w:rPr>
+                <w:rFonts w:ascii="Arial" w:hAnsi="Arial" w:cs="Arial" w:eastAsia="Arial"/>
+                <w:b w:val="0"/>
+                <w:i w:val="0"/>
+                <w:color w:val="000000"/>
+                <w:sz w:val="20"/>
+              </w:rPr>
+              <w:t>garde</w:t>
+            </w:r>
+          </w:p>
+        </w:tc>
+        <w:tc>
+          <w:tcPr>
+            <w:tcW w:type="dxa" w:w="1377"/>
+          </w:tcPr>
+          <w:p>
+            <w:pPr>
+              <w:spacing w:after="20"/>
+            </w:pPr>
+            <w:r>
+              <w:rPr>
+                <w:rFonts w:ascii="Arial" w:hAnsi="Arial" w:cs="Arial" w:eastAsia="Arial"/>
+                <w:b w:val="0"/>
+                <w:i w:val="0"/>
+                <w:color w:val="000000"/>
+                <w:sz w:val="20"/>
+              </w:rPr>
+              <w:t>C6</w:t>
+            </w:r>
+          </w:p>
+        </w:tc>
+        <w:tc>
+          <w:tcPr>
+            <w:tcW w:type="dxa" w:w="1377"/>
+          </w:tcPr>
+          <w:p>
+            <w:pPr>
+              <w:spacing w:after="20"/>
+            </w:pPr>
+            <w:r>
+              <w:rPr>
+                <w:rFonts w:ascii="Arial" w:hAnsi="Arial" w:cs="Arial" w:eastAsia="Arial"/>
+                <w:b w:val="0"/>
+                <w:i w:val="0"/>
+                <w:color w:val="000000"/>
+                <w:sz w:val="20"/>
+              </w:rPr>
+              <w:t>ELS_c (105), barre seule</w:t>
+            </w:r>
+          </w:p>
+        </w:tc>
+        <w:tc>
+          <w:tcPr>
+            <w:tcW w:type="dxa" w:w="1377"/>
+          </w:tcPr>
+          <w:p>
+            <w:pPr>
+              <w:spacing w:after="20"/>
+            </w:pPr>
+            <w:r>
+              <w:rPr>
+                <w:rFonts w:ascii="Arial" w:hAnsi="Arial" w:cs="Arial" w:eastAsia="Arial"/>
+                <w:b w:val="0"/>
+                <w:i w:val="0"/>
+                <w:color w:val="000000"/>
+                <w:sz w:val="20"/>
+              </w:rPr>
+              <w:t>302,464</w:t>
+            </w:r>
+          </w:p>
+        </w:tc>
+        <w:tc>
+          <w:tcPr>
+            <w:tcW w:type="dxa" w:w="1377"/>
+          </w:tcPr>
+          <w:p>
+            <w:pPr>
+              <w:spacing w:after="20"/>
+            </w:pPr>
+            <w:r>
+              <w:rPr>
+                <w:rFonts w:ascii="Arial" w:hAnsi="Arial" w:cs="Arial" w:eastAsia="Arial"/>
+                <w:b w:val="0"/>
+                <w:i w:val="0"/>
+                <w:color w:val="000000"/>
+                <w:sz w:val="20"/>
+              </w:rPr>
+              <w:t>276</w:t>
+            </w:r>
+          </w:p>
+        </w:tc>
+        <w:tc>
+          <w:tcPr>
+            <w:tcW w:type="dxa" w:w="1377"/>
+          </w:tcPr>
+          <w:p>
+            <w:pPr>
+              <w:spacing w:after="20"/>
+            </w:pPr>
+            <w:r>
+              <w:rPr>
+                <w:rFonts w:ascii="Arial" w:hAnsi="Arial" w:cs="Arial" w:eastAsia="Arial"/>
+                <w:b w:val="0"/>
+                <w:i w:val="0"/>
+                <w:color w:val="000000"/>
+                <w:sz w:val="20"/>
+              </w:rPr>
+              <w:t>0,0958847</w:t>
+            </w:r>
+          </w:p>
+        </w:tc>
+        <w:tc>
+          <w:tcPr>
+            <w:tcW w:type="dxa" w:w="1377"/>
+          </w:tcPr>
+          <w:p>
+            <w:pPr>
+              <w:spacing w:after="20"/>
+            </w:pPr>
+            <w:r>
+              <w:rPr>
+                <w:rFonts w:ascii="Arial" w:hAnsi="Arial" w:cs="Arial" w:eastAsia="Arial"/>
+                <w:b w:val="0"/>
+                <w:i w:val="0"/>
+                <w:color w:val="000000"/>
+                <w:sz w:val="20"/>
+              </w:rPr>
+              <w:t>0,102204</w:t>
+            </w:r>
+          </w:p>
+        </w:tc>
+      </w:tr>
+      <w:tr>
+        <w:trPr>
+          <w:cantSplit/>
+        </w:trPr>
+        <w:tc>
+          <w:tcPr>
+            <w:tcW w:type="dxa" w:w="1377"/>
+          </w:tcPr>
+          <w:p>
+            <w:pPr>
+              <w:spacing w:after="20"/>
+            </w:pPr>
+            <w:r>
+              <w:rPr>
+                <w:rFonts w:ascii="Arial" w:hAnsi="Arial" w:cs="Arial" w:eastAsia="Arial"/>
+                <w:b w:val="0"/>
+                <w:i w:val="0"/>
+                <w:color w:val="000000"/>
+                <w:sz w:val="20"/>
+              </w:rPr>
+              <w:t>garde</w:t>
+            </w:r>
+          </w:p>
+        </w:tc>
+        <w:tc>
+          <w:tcPr>
+            <w:tcW w:type="dxa" w:w="1377"/>
+          </w:tcPr>
+          <w:p>
+            <w:pPr>
+              <w:spacing w:after="20"/>
+            </w:pPr>
+            <w:r>
+              <w:rPr>
+                <w:rFonts w:ascii="Arial" w:hAnsi="Arial" w:cs="Arial" w:eastAsia="Arial"/>
+                <w:b w:val="0"/>
+                <w:i w:val="0"/>
+                <w:color w:val="000000"/>
+                <w:sz w:val="20"/>
+              </w:rPr>
+              <w:t>C6</w:t>
+            </w:r>
+          </w:p>
+        </w:tc>
+        <w:tc>
+          <w:tcPr>
+            <w:tcW w:type="dxa" w:w="1377"/>
+          </w:tcPr>
+          <w:p>
+            <w:pPr>
+              <w:spacing w:after="20"/>
+            </w:pPr>
+            <w:r>
+              <w:rPr>
+                <w:rFonts w:ascii="Arial" w:hAnsi="Arial" w:cs="Arial" w:eastAsia="Arial"/>
+                <w:b w:val="0"/>
+                <w:i w:val="0"/>
+                <w:color w:val="000000"/>
+                <w:sz w:val="20"/>
+              </w:rPr>
+              <w:t>ELU (112), barre seule</w:t>
+            </w:r>
+          </w:p>
+        </w:tc>
+        <w:tc>
+          <w:tcPr>
+            <w:tcW w:type="dxa" w:w="1377"/>
+          </w:tcPr>
+          <w:p>
+            <w:pPr>
+              <w:spacing w:after="20"/>
+            </w:pPr>
+            <w:r>
+              <w:rPr>
+                <w:rFonts w:ascii="Arial" w:hAnsi="Arial" w:cs="Arial" w:eastAsia="Arial"/>
+                <w:b w:val="0"/>
+                <w:i w:val="0"/>
+                <w:color w:val="000000"/>
+                <w:sz w:val="20"/>
+              </w:rPr>
+              <w:t>440,837</w:t>
+            </w:r>
+          </w:p>
+        </w:tc>
+        <w:tc>
+          <w:tcPr>
+            <w:tcW w:type="dxa" w:w="1377"/>
+          </w:tcPr>
+          <w:p>
+            <w:pPr>
+              <w:spacing w:after="20"/>
+            </w:pPr>
+            <w:r>
+              <w:rPr>
+                <w:rFonts w:ascii="Arial" w:hAnsi="Arial" w:cs="Arial" w:eastAsia="Arial"/>
+                <w:b w:val="0"/>
+                <w:i w:val="0"/>
+                <w:color w:val="000000"/>
+                <w:sz w:val="20"/>
+              </w:rPr>
+              <w:t>408</w:t>
+            </w:r>
+          </w:p>
+        </w:tc>
+        <w:tc>
+          <w:tcPr>
+            <w:tcW w:type="dxa" w:w="1377"/>
+          </w:tcPr>
+          <w:p>
+            <w:pPr>
+              <w:spacing w:after="20"/>
+            </w:pPr>
+            <w:r>
+              <w:rPr>
+                <w:rFonts w:ascii="Arial" w:hAnsi="Arial" w:cs="Arial" w:eastAsia="Arial"/>
+                <w:b w:val="0"/>
+                <w:i w:val="0"/>
+                <w:color w:val="000000"/>
+                <w:sz w:val="20"/>
+              </w:rPr>
+              <w:t>0,080482</w:t>
+            </w:r>
+          </w:p>
+        </w:tc>
+        <w:tc>
+          <w:tcPr>
+            <w:tcW w:type="dxa" w:w="1377"/>
+          </w:tcPr>
+          <w:p>
+            <w:pPr>
+              <w:spacing w:after="20"/>
+            </w:pPr>
+            <w:r>
+              <w:rPr>
+                <w:rFonts w:ascii="Arial" w:hAnsi="Arial" w:cs="Arial" w:eastAsia="Arial"/>
+                <w:b w:val="0"/>
+                <w:i w:val="0"/>
+                <w:color w:val="000000"/>
+                <w:sz w:val="20"/>
+              </w:rPr>
+              <w:t>0,0859705</w:t>
+            </w:r>
+          </w:p>
+        </w:tc>
+      </w:tr>
+      <w:tr>
+        <w:trPr>
+          <w:cantSplit/>
+        </w:trPr>
+        <w:tc>
+          <w:tcPr>
+            <w:tcW w:type="dxa" w:w="1377"/>
+          </w:tcPr>
+          <w:p>
+            <w:pPr>
+              <w:spacing w:after="20"/>
+            </w:pPr>
+            <w:r>
+              <w:rPr>
+                <w:rFonts w:ascii="Arial" w:hAnsi="Arial" w:cs="Arial" w:eastAsia="Arial"/>
+                <w:b w:val="0"/>
+                <w:i w:val="0"/>
+                <w:color w:val="000000"/>
+                <w:sz w:val="20"/>
+              </w:rPr>
+              <w:t>garde</w:t>
+            </w:r>
+          </w:p>
+        </w:tc>
+        <w:tc>
+          <w:tcPr>
+            <w:tcW w:type="dxa" w:w="1377"/>
+          </w:tcPr>
+          <w:p>
+            <w:pPr>
+              <w:spacing w:after="20"/>
+            </w:pPr>
+            <w:r>
+              <w:rPr>
+                <w:rFonts w:ascii="Arial" w:hAnsi="Arial" w:cs="Arial" w:eastAsia="Arial"/>
+                <w:b w:val="0"/>
+                <w:i w:val="0"/>
+                <w:color w:val="000000"/>
+                <w:sz w:val="20"/>
+              </w:rPr>
+              <w:t>C7</w:t>
+            </w:r>
+          </w:p>
+        </w:tc>
+        <w:tc>
+          <w:tcPr>
+            <w:tcW w:type="dxa" w:w="1377"/>
+          </w:tcPr>
+          <w:p>
+            <w:pPr>
+              <w:spacing w:after="20"/>
+            </w:pPr>
+            <w:r>
+              <w:rPr>
+                <w:rFonts w:ascii="Arial" w:hAnsi="Arial" w:cs="Arial" w:eastAsia="Arial"/>
+                <w:b w:val="0"/>
+                <w:i w:val="0"/>
+                <w:color w:val="000000"/>
+                <w:sz w:val="20"/>
+              </w:rPr>
+              <w:t>ELU (enveloppe 100-115), barre seule</w:t>
+            </w:r>
+          </w:p>
+        </w:tc>
+        <w:tc>
+          <w:tcPr>
+            <w:tcW w:type="dxa" w:w="1377"/>
+          </w:tcPr>
+          <w:p>
+            <w:pPr>
+              <w:spacing w:after="20"/>
+            </w:pPr>
+            <w:r>
+              <w:rPr>
+                <w:rFonts w:ascii="Arial" w:hAnsi="Arial" w:cs="Arial" w:eastAsia="Arial"/>
+                <w:b w:val="0"/>
+                <w:i w:val="0"/>
+                <w:color w:val="000000"/>
+                <w:sz w:val="20"/>
+              </w:rPr>
+              <w:t>171,63</w:t>
+            </w:r>
+          </w:p>
+        </w:tc>
+        <w:tc>
+          <w:tcPr>
+            <w:tcW w:type="dxa" w:w="1377"/>
+          </w:tcPr>
+          <w:p>
+            <w:pPr>
+              <w:spacing w:after="20"/>
+            </w:pPr>
+            <w:r>
+              <w:rPr>
+                <w:rFonts w:ascii="Arial" w:hAnsi="Arial" w:cs="Arial" w:eastAsia="Arial"/>
+                <w:b w:val="0"/>
+                <w:i w:val="0"/>
+                <w:color w:val="000000"/>
+                <w:sz w:val="20"/>
+              </w:rPr>
+              <w:t>177</w:t>
+            </w:r>
+          </w:p>
+        </w:tc>
+        <w:tc>
+          <w:tcPr>
+            <w:tcW w:type="dxa" w:w="1377"/>
+          </w:tcPr>
+          <w:p>
+            <w:pPr>
+              <w:spacing w:after="20"/>
+            </w:pPr>
+            <w:r>
+              <w:rPr>
+                <w:rFonts w:ascii="Arial" w:hAnsi="Arial" w:cs="Arial" w:eastAsia="Arial"/>
+                <w:b w:val="0"/>
+                <w:i w:val="0"/>
+                <w:color w:val="000000"/>
+                <w:sz w:val="20"/>
+              </w:rPr>
+              <w:t>-0,0303408</w:t>
+            </w:r>
+          </w:p>
+        </w:tc>
+        <w:tc>
+          <w:tcPr>
+            <w:tcW w:type="dxa" w:w="1377"/>
+          </w:tcPr>
+          <w:p>
+            <w:pPr>
+              <w:spacing w:after="20"/>
+            </w:pPr>
+            <w:r>
+              <w:rPr>
+                <w:rFonts w:ascii="Arial" w:hAnsi="Arial" w:cs="Arial" w:eastAsia="Arial"/>
+                <w:b w:val="0"/>
+                <w:i w:val="0"/>
+                <w:color w:val="000000"/>
+                <w:sz w:val="20"/>
+              </w:rPr>
+              <w:t>-0,125228</w:t>
+            </w:r>
+          </w:p>
+        </w:tc>
+      </w:tr>
+      <w:tr>
+        <w:trPr>
+          <w:cantSplit/>
+        </w:trPr>
+        <w:tc>
+          <w:tcPr>
+            <w:tcW w:type="dxa" w:w="1377"/>
+          </w:tcPr>
+          <w:p>
+            <w:pPr>
+              <w:spacing w:after="20"/>
+            </w:pPr>
+            <w:r>
+              <w:rPr>
+                <w:rFonts w:ascii="Arial" w:hAnsi="Arial" w:cs="Arial" w:eastAsia="Arial"/>
+                <w:b w:val="0"/>
+                <w:i w:val="0"/>
+                <w:color w:val="000000"/>
+                <w:sz w:val="20"/>
+              </w:rPr>
+              <w:t>garde</w:t>
+            </w:r>
+          </w:p>
+        </w:tc>
+        <w:tc>
+          <w:tcPr>
+            <w:tcW w:type="dxa" w:w="1377"/>
+          </w:tcPr>
+          <w:p>
+            <w:pPr>
+              <w:spacing w:after="20"/>
+            </w:pPr>
+            <w:r>
+              <w:rPr>
+                <w:rFonts w:ascii="Arial" w:hAnsi="Arial" w:cs="Arial" w:eastAsia="Arial"/>
+                <w:b w:val="0"/>
+                <w:i w:val="0"/>
+                <w:color w:val="000000"/>
+                <w:sz w:val="20"/>
+              </w:rPr>
+              <w:t>C8</w:t>
+            </w:r>
+          </w:p>
+        </w:tc>
+        <w:tc>
+          <w:tcPr>
+            <w:tcW w:type="dxa" w:w="1377"/>
+          </w:tcPr>
+          <w:p>
+            <w:pPr>
+              <w:spacing w:after="20"/>
+            </w:pPr>
+            <w:r>
+              <w:rPr>
+                <w:rFonts w:ascii="Arial" w:hAnsi="Arial" w:cs="Arial" w:eastAsia="Arial"/>
+                <w:b w:val="0"/>
+                <w:i w:val="0"/>
+                <w:color w:val="000000"/>
+                <w:sz w:val="20"/>
+              </w:rPr>
+              <w:t>ELU (105, 112), barre seule, toutes lignes</w:t>
+            </w:r>
+          </w:p>
+        </w:tc>
+        <w:tc>
+          <w:tcPr>
+            <w:tcW w:type="dxa" w:w="1377"/>
+          </w:tcPr>
+          <w:p>
+            <w:pPr>
+              <w:spacing w:after="20"/>
+            </w:pPr>
+            <w:r>
+              <w:rPr>
+                <w:rFonts w:ascii="Arial" w:hAnsi="Arial" w:cs="Arial" w:eastAsia="Arial"/>
+                <w:b w:val="0"/>
+                <w:i w:val="0"/>
+                <w:color w:val="000000"/>
+                <w:sz w:val="20"/>
+              </w:rPr>
+              <w:t>664,42</w:t>
+            </w:r>
+          </w:p>
+        </w:tc>
+        <w:tc>
+          <w:tcPr>
+            <w:tcW w:type="dxa" w:w="1377"/>
+          </w:tcPr>
+          <w:p>
+            <w:pPr>
+              <w:spacing w:after="20"/>
+            </w:pPr>
+            <w:r>
+              <w:rPr>
+                <w:rFonts w:ascii="Arial" w:hAnsi="Arial" w:cs="Arial" w:eastAsia="Arial"/>
+                <w:b w:val="0"/>
+                <w:i w:val="0"/>
+                <w:color w:val="000000"/>
+                <w:sz w:val="20"/>
+              </w:rPr>
+              <w:t>653</w:t>
+            </w:r>
+          </w:p>
+        </w:tc>
+        <w:tc>
+          <w:tcPr>
+            <w:tcW w:type="dxa" w:w="1377"/>
+          </w:tcPr>
+          <w:p>
+            <w:pPr>
+              <w:spacing w:after="20"/>
+            </w:pPr>
+            <w:r>
+              <w:rPr>
+                <w:rFonts w:ascii="Arial" w:hAnsi="Arial" w:cs="Arial" w:eastAsia="Arial"/>
+                <w:b w:val="0"/>
+                <w:i w:val="0"/>
+                <w:color w:val="000000"/>
+                <w:sz w:val="20"/>
+              </w:rPr>
+              <w:t>0,0174891</w:t>
+            </w:r>
+          </w:p>
+        </w:tc>
+        <w:tc>
+          <w:tcPr>
+            <w:tcW w:type="dxa" w:w="1377"/>
+          </w:tcPr>
+          <w:p>
+            <w:pPr>
+              <w:spacing w:after="20"/>
+            </w:pPr>
+            <w:r>
+              <w:rPr>
+                <w:rFonts w:ascii="Arial" w:hAnsi="Arial" w:cs="Arial" w:eastAsia="Arial"/>
+                <w:b w:val="0"/>
+                <w:i w:val="0"/>
+                <w:color w:val="000000"/>
+                <w:sz w:val="20"/>
+              </w:rPr>
+              <w:t>0,0119808</w:t>
+            </w:r>
+          </w:p>
+        </w:tc>
+      </w:tr>
+    </w:tbl>
+    <w:p>
+      <w:pPr>
+        <w:spacing w:after="40"/>
+      </w:pPr>
+    </w:p>
+    <w:p>
+      <w:r>
+        <w:rPr>
+          <w:rFonts w:ascii="Arial" w:hAnsi="Arial" w:cs="Arial" w:eastAsia="Arial"/>
+          <w:b/>
+          <w:i w:val="0"/>
+          <w:color w:val="000000"/>
+          <w:sz w:val="20"/>
+        </w:rPr>
+        <w:t>Lot 47 quater, Q2 (H2, plan du tablier à +1,50, DST, chevêtre 0,90) — critère du § 2.5, variante déclarée</w:t>
+      </w:r>
+    </w:p>
+    <w:tbl>
+      <w:tblPr>
+        <w:tblStyle w:val="TableGrid"/>
+        <w:tblW w:type="auto" w:w="0"/>
+        <w:jc w:val="center"/>
+        <w:tblLayout w:type="fixed"/>
+        <w:tblLook w:firstColumn="1" w:firstRow="1" w:lastColumn="0" w:lastRow="0" w:noHBand="0" w:noVBand="1" w:val="04A0"/>
+      </w:tblPr>
+      <w:tblGrid>
+        <w:gridCol w:w="1377"/>
+        <w:gridCol w:w="1377"/>
+        <w:gridCol w:w="1377"/>
+        <w:gridCol w:w="1377"/>
+        <w:gridCol w:w="1377"/>
+        <w:gridCol w:w="1377"/>
+        <w:gridCol w:w="1377"/>
+      </w:tblGrid>
+      <w:tr>
+        <w:trPr>
+          <w:tblHeader w:val="true"/>
+        </w:trPr>
+        <w:tc>
+          <w:tcPr>
+            <w:tcW w:type="dxa" w:w="1377"/>
+            <w:shd w:val="clear" w:color="auto" w:fill="D9D9D9"/>
+          </w:tcPr>
+          <w:p>
+            <w:pPr>
+              <w:spacing w:after="20"/>
+            </w:pPr>
+            <w:r>
+              <w:rPr>
+                <w:rFonts w:ascii="Arial" w:hAnsi="Arial" w:cs="Arial" w:eastAsia="Arial"/>
+                <w:b/>
+                <w:i w:val="0"/>
+                <w:color w:val="000000"/>
+                <w:sz w:val="20"/>
+              </w:rPr>
+              <w:t>Rôle</w:t>
+            </w:r>
+          </w:p>
+        </w:tc>
+        <w:tc>
+          <w:tcPr>
+            <w:tcW w:type="dxa" w:w="1377"/>
+            <w:shd w:val="clear" w:color="auto" w:fill="D9D9D9"/>
+          </w:tcPr>
+          <w:p>
+            <w:pPr>
+              <w:spacing w:after="20"/>
+            </w:pPr>
+            <w:r>
+              <w:rPr>
+                <w:rFonts w:ascii="Arial" w:hAnsi="Arial" w:cs="Arial" w:eastAsia="Arial"/>
+                <w:b/>
+                <w:i w:val="0"/>
+                <w:color w:val="000000"/>
+                <w:sz w:val="20"/>
+              </w:rPr>
+              <w:t>Point</w:t>
+            </w:r>
+          </w:p>
+        </w:tc>
+        <w:tc>
+          <w:tcPr>
+            <w:tcW w:type="dxa" w:w="1377"/>
+            <w:shd w:val="clear" w:color="auto" w:fill="D9D9D9"/>
+          </w:tcPr>
+          <w:p>
+            <w:pPr>
+              <w:spacing w:after="20"/>
+            </w:pPr>
+            <w:r>
+              <w:rPr>
+                <w:rFonts w:ascii="Arial" w:hAnsi="Arial" w:cs="Arial" w:eastAsia="Arial"/>
+                <w:b/>
+                <w:i w:val="0"/>
+                <w:color w:val="000000"/>
+                <w:sz w:val="20"/>
+              </w:rPr>
+              <w:t>Ligne</w:t>
+            </w:r>
+          </w:p>
+        </w:tc>
+        <w:tc>
+          <w:tcPr>
+            <w:tcW w:type="dxa" w:w="1377"/>
+            <w:shd w:val="clear" w:color="auto" w:fill="D9D9D9"/>
+          </w:tcPr>
+          <w:p>
+            <w:pPr>
+              <w:spacing w:after="20"/>
+            </w:pPr>
+            <w:r>
+              <w:rPr>
+                <w:rFonts w:ascii="Arial" w:hAnsi="Arial" w:cs="Arial" w:eastAsia="Arial"/>
+                <w:b/>
+                <w:i w:val="0"/>
+                <w:color w:val="000000"/>
+                <w:sz w:val="20"/>
+              </w:rPr>
+              <w:t>Code_Aster</w:t>
+            </w:r>
+          </w:p>
+        </w:tc>
+        <w:tc>
+          <w:tcPr>
+            <w:tcW w:type="dxa" w:w="1377"/>
+            <w:shd w:val="clear" w:color="auto" w:fill="D9D9D9"/>
+          </w:tcPr>
+          <w:p>
+            <w:pPr>
+              <w:spacing w:after="20"/>
+            </w:pPr>
+            <w:r>
+              <w:rPr>
+                <w:rFonts w:ascii="Arial" w:hAnsi="Arial" w:cs="Arial" w:eastAsia="Arial"/>
+                <w:b/>
+                <w:i w:val="0"/>
+                <w:color w:val="000000"/>
+                <w:sz w:val="20"/>
+              </w:rPr>
+              <w:t>Source</w:t>
+            </w:r>
+          </w:p>
+        </w:tc>
+        <w:tc>
+          <w:tcPr>
+            <w:tcW w:type="dxa" w:w="1377"/>
+            <w:shd w:val="clear" w:color="auto" w:fill="D9D9D9"/>
+          </w:tcPr>
+          <w:p>
+            <w:pPr>
+              <w:spacing w:after="20"/>
+            </w:pPr>
+            <w:r>
+              <w:rPr>
+                <w:rFonts w:ascii="Arial" w:hAnsi="Arial" w:cs="Arial" w:eastAsia="Arial"/>
+                <w:b/>
+                <w:i w:val="0"/>
+                <w:color w:val="000000"/>
+                <w:sz w:val="20"/>
+              </w:rPr>
+              <w:t>Écart relatif</w:t>
+            </w:r>
+          </w:p>
+        </w:tc>
+        <w:tc>
+          <w:tcPr>
+            <w:tcW w:type="dxa" w:w="1377"/>
+            <w:shd w:val="clear" w:color="auto" w:fill="D9D9D9"/>
+          </w:tcPr>
+          <w:p>
+            <w:pPr>
+              <w:spacing w:after="20"/>
+            </w:pPr>
+            <w:r>
+              <w:rPr>
+                <w:rFonts w:ascii="Arial" w:hAnsi="Arial" w:cs="Arial" w:eastAsia="Arial"/>
+                <w:b/>
+                <w:i w:val="0"/>
+                <w:color w:val="000000"/>
+                <w:sz w:val="20"/>
+              </w:rPr>
+              <w:t>Écart de la base (S)</w:t>
+            </w:r>
+          </w:p>
+        </w:tc>
+      </w:tr>
+      <w:tr>
+        <w:trPr>
+          <w:cantSplit/>
+        </w:trPr>
+        <w:tc>
+          <w:tcPr>
+            <w:tcW w:type="dxa" w:w="1377"/>
+          </w:tcPr>
+          <w:p>
+            <w:pPr>
+              <w:spacing w:after="20"/>
+            </w:pPr>
+            <w:r>
+              <w:rPr>
+                <w:rFonts w:ascii="Arial" w:hAnsi="Arial" w:cs="Arial" w:eastAsia="Arial"/>
+                <w:b w:val="0"/>
+                <w:i w:val="0"/>
+                <w:color w:val="000000"/>
+                <w:sz w:val="20"/>
+              </w:rPr>
+              <w:t>objectif</w:t>
+            </w:r>
+          </w:p>
+        </w:tc>
+        <w:tc>
+          <w:tcPr>
+            <w:tcW w:type="dxa" w:w="1377"/>
+          </w:tcPr>
+          <w:p>
+            <w:pPr>
+              <w:spacing w:after="20"/>
+            </w:pPr>
+            <w:r>
+              <w:rPr>
+                <w:rFonts w:ascii="Arial" w:hAnsi="Arial" w:cs="Arial" w:eastAsia="Arial"/>
+                <w:b w:val="0"/>
+                <w:i w:val="0"/>
+                <w:color w:val="000000"/>
+                <w:sz w:val="20"/>
+              </w:rPr>
+              <w:t>C3</w:t>
+            </w:r>
+          </w:p>
+        </w:tc>
+        <w:tc>
+          <w:tcPr>
+            <w:tcW w:type="dxa" w:w="1377"/>
+          </w:tcPr>
+          <w:p>
+            <w:pPr>
+              <w:spacing w:after="20"/>
+            </w:pPr>
+            <w:r>
+              <w:rPr>
+                <w:rFonts w:ascii="Arial" w:hAnsi="Arial" w:cs="Arial" w:eastAsia="Arial"/>
+                <w:b w:val="0"/>
+                <w:i w:val="0"/>
+                <w:color w:val="000000"/>
+                <w:sz w:val="20"/>
+              </w:rPr>
+              <w:t>ELS_f (111)</w:t>
+            </w:r>
+          </w:p>
+        </w:tc>
+        <w:tc>
+          <w:tcPr>
+            <w:tcW w:type="dxa" w:w="1377"/>
+          </w:tcPr>
+          <w:p>
+            <w:pPr>
+              <w:spacing w:after="20"/>
+            </w:pPr>
+            <w:r>
+              <w:rPr>
+                <w:rFonts w:ascii="Arial" w:hAnsi="Arial" w:cs="Arial" w:eastAsia="Arial"/>
+                <w:b w:val="0"/>
+                <w:i w:val="0"/>
+                <w:color w:val="000000"/>
+                <w:sz w:val="20"/>
+              </w:rPr>
+              <w:t>201,412</w:t>
+            </w:r>
+          </w:p>
+        </w:tc>
+        <w:tc>
+          <w:tcPr>
+            <w:tcW w:type="dxa" w:w="1377"/>
+          </w:tcPr>
+          <w:p>
+            <w:pPr>
+              <w:spacing w:after="20"/>
+            </w:pPr>
+            <w:r>
+              <w:rPr>
+                <w:rFonts w:ascii="Arial" w:hAnsi="Arial" w:cs="Arial" w:eastAsia="Arial"/>
+                <w:b w:val="0"/>
+                <w:i w:val="0"/>
+                <w:color w:val="000000"/>
+                <w:sz w:val="20"/>
+              </w:rPr>
+              <w:t>209</w:t>
+            </w:r>
+          </w:p>
+        </w:tc>
+        <w:tc>
+          <w:tcPr>
+            <w:tcW w:type="dxa" w:w="1377"/>
+          </w:tcPr>
+          <w:p>
+            <w:pPr>
+              <w:spacing w:after="20"/>
+            </w:pPr>
+            <w:r>
+              <w:rPr>
+                <w:rFonts w:ascii="Arial" w:hAnsi="Arial" w:cs="Arial" w:eastAsia="Arial"/>
+                <w:b w:val="0"/>
+                <w:i w:val="0"/>
+                <w:color w:val="000000"/>
+                <w:sz w:val="20"/>
+              </w:rPr>
+              <w:t>-0,0363057</w:t>
+            </w:r>
+          </w:p>
+        </w:tc>
+        <w:tc>
+          <w:tcPr>
+            <w:tcW w:type="dxa" w:w="1377"/>
+          </w:tcPr>
+          <w:p>
+            <w:pPr>
+              <w:spacing w:after="20"/>
+            </w:pPr>
+            <w:r>
+              <w:rPr>
+                <w:rFonts w:ascii="Arial" w:hAnsi="Arial" w:cs="Arial" w:eastAsia="Arial"/>
+                <w:b w:val="0"/>
+                <w:i w:val="0"/>
+                <w:color w:val="000000"/>
+                <w:sz w:val="20"/>
+              </w:rPr>
+              <w:t>-0,0328218</w:t>
+            </w:r>
+          </w:p>
+        </w:tc>
+      </w:tr>
+      <w:tr>
+        <w:trPr>
+          <w:cantSplit/>
+        </w:trPr>
+        <w:tc>
+          <w:tcPr>
+            <w:tcW w:type="dxa" w:w="1377"/>
+          </w:tcPr>
+          <w:p>
+            <w:pPr>
+              <w:spacing w:after="20"/>
+            </w:pPr>
+            <w:r>
+              <w:rPr>
+                <w:rFonts w:ascii="Arial" w:hAnsi="Arial" w:cs="Arial" w:eastAsia="Arial"/>
+                <w:b w:val="0"/>
+                <w:i w:val="0"/>
+                <w:color w:val="000000"/>
+                <w:sz w:val="20"/>
+              </w:rPr>
+              <w:t>objectif</w:t>
+            </w:r>
+          </w:p>
+        </w:tc>
+        <w:tc>
+          <w:tcPr>
+            <w:tcW w:type="dxa" w:w="1377"/>
+          </w:tcPr>
+          <w:p>
+            <w:pPr>
+              <w:spacing w:after="20"/>
+            </w:pPr>
+            <w:r>
+              <w:rPr>
+                <w:rFonts w:ascii="Arial" w:hAnsi="Arial" w:cs="Arial" w:eastAsia="Arial"/>
+                <w:b w:val="0"/>
+                <w:i w:val="0"/>
+                <w:color w:val="000000"/>
+                <w:sz w:val="20"/>
+              </w:rPr>
+              <w:t>C3</w:t>
+            </w:r>
+          </w:p>
+        </w:tc>
+        <w:tc>
+          <w:tcPr>
+            <w:tcW w:type="dxa" w:w="1377"/>
+          </w:tcPr>
+          <w:p>
+            <w:pPr>
+              <w:spacing w:after="20"/>
+            </w:pPr>
+            <w:r>
+              <w:rPr>
+                <w:rFonts w:ascii="Arial" w:hAnsi="Arial" w:cs="Arial" w:eastAsia="Arial"/>
+                <w:b w:val="0"/>
+                <w:i w:val="0"/>
+                <w:color w:val="000000"/>
+                <w:sz w:val="20"/>
+              </w:rPr>
+              <w:t>ELS_c (111)</w:t>
+            </w:r>
+          </w:p>
+        </w:tc>
+        <w:tc>
+          <w:tcPr>
+            <w:tcW w:type="dxa" w:w="1377"/>
+          </w:tcPr>
+          <w:p>
+            <w:pPr>
+              <w:spacing w:after="20"/>
+            </w:pPr>
+            <w:r>
+              <w:rPr>
+                <w:rFonts w:ascii="Arial" w:hAnsi="Arial" w:cs="Arial" w:eastAsia="Arial"/>
+                <w:b w:val="0"/>
+                <w:i w:val="0"/>
+                <w:color w:val="000000"/>
+                <w:sz w:val="20"/>
+              </w:rPr>
+              <w:t>294,556</w:t>
+            </w:r>
+          </w:p>
+        </w:tc>
+        <w:tc>
+          <w:tcPr>
+            <w:tcW w:type="dxa" w:w="1377"/>
+          </w:tcPr>
+          <w:p>
+            <w:pPr>
+              <w:spacing w:after="20"/>
+            </w:pPr>
+            <w:r>
+              <w:rPr>
+                <w:rFonts w:ascii="Arial" w:hAnsi="Arial" w:cs="Arial" w:eastAsia="Arial"/>
+                <w:b w:val="0"/>
+                <w:i w:val="0"/>
+                <w:color w:val="000000"/>
+                <w:sz w:val="20"/>
+              </w:rPr>
+              <w:t>312</w:t>
+            </w:r>
+          </w:p>
+        </w:tc>
+        <w:tc>
+          <w:tcPr>
+            <w:tcW w:type="dxa" w:w="1377"/>
+          </w:tcPr>
+          <w:p>
+            <w:pPr>
+              <w:spacing w:after="20"/>
+            </w:pPr>
+            <w:r>
+              <w:rPr>
+                <w:rFonts w:ascii="Arial" w:hAnsi="Arial" w:cs="Arial" w:eastAsia="Arial"/>
+                <w:b w:val="0"/>
+                <w:i w:val="0"/>
+                <w:color w:val="000000"/>
+                <w:sz w:val="20"/>
+              </w:rPr>
+              <w:t>-0,0559096</w:t>
+            </w:r>
+          </w:p>
+        </w:tc>
+        <w:tc>
+          <w:tcPr>
+            <w:tcW w:type="dxa" w:w="1377"/>
+          </w:tcPr>
+          <w:p>
+            <w:pPr>
+              <w:spacing w:after="20"/>
+            </w:pPr>
+            <w:r>
+              <w:rPr>
+                <w:rFonts w:ascii="Arial" w:hAnsi="Arial" w:cs="Arial" w:eastAsia="Arial"/>
+                <w:b w:val="0"/>
+                <w:i w:val="0"/>
+                <w:color w:val="000000"/>
+                <w:sz w:val="20"/>
+              </w:rPr>
+              <w:t>-0,0580604</w:t>
+            </w:r>
+          </w:p>
+        </w:tc>
+      </w:tr>
+      <w:tr>
+        <w:trPr>
+          <w:cantSplit/>
+        </w:trPr>
+        <w:tc>
+          <w:tcPr>
+            <w:tcW w:type="dxa" w:w="1377"/>
+          </w:tcPr>
+          <w:p>
+            <w:pPr>
+              <w:spacing w:after="20"/>
+            </w:pPr>
+            <w:r>
+              <w:rPr>
+                <w:rFonts w:ascii="Arial" w:hAnsi="Arial" w:cs="Arial" w:eastAsia="Arial"/>
+                <w:b w:val="0"/>
+                <w:i w:val="0"/>
+                <w:color w:val="000000"/>
+                <w:sz w:val="20"/>
+              </w:rPr>
+              <w:t>objectif</w:t>
+            </w:r>
+          </w:p>
+        </w:tc>
+        <w:tc>
+          <w:tcPr>
+            <w:tcW w:type="dxa" w:w="1377"/>
+          </w:tcPr>
+          <w:p>
+            <w:pPr>
+              <w:spacing w:after="20"/>
+            </w:pPr>
+            <w:r>
+              <w:rPr>
+                <w:rFonts w:ascii="Arial" w:hAnsi="Arial" w:cs="Arial" w:eastAsia="Arial"/>
+                <w:b w:val="0"/>
+                <w:i w:val="0"/>
+                <w:color w:val="000000"/>
+                <w:sz w:val="20"/>
+              </w:rPr>
+              <w:t>C3</w:t>
+            </w:r>
+          </w:p>
+        </w:tc>
+        <w:tc>
+          <w:tcPr>
+            <w:tcW w:type="dxa" w:w="1377"/>
+          </w:tcPr>
+          <w:p>
+            <w:pPr>
+              <w:spacing w:after="20"/>
+            </w:pPr>
+            <w:r>
+              <w:rPr>
+                <w:rFonts w:ascii="Arial" w:hAnsi="Arial" w:cs="Arial" w:eastAsia="Arial"/>
+                <w:b w:val="0"/>
+                <w:i w:val="0"/>
+                <w:color w:val="000000"/>
+                <w:sz w:val="20"/>
+              </w:rPr>
+              <w:t>ELU (111)</w:t>
+            </w:r>
+          </w:p>
+        </w:tc>
+        <w:tc>
+          <w:tcPr>
+            <w:tcW w:type="dxa" w:w="1377"/>
+          </w:tcPr>
+          <w:p>
+            <w:pPr>
+              <w:spacing w:after="20"/>
+            </w:pPr>
+            <w:r>
+              <w:rPr>
+                <w:rFonts w:ascii="Arial" w:hAnsi="Arial" w:cs="Arial" w:eastAsia="Arial"/>
+                <w:b w:val="0"/>
+                <w:i w:val="0"/>
+                <w:color w:val="000000"/>
+                <w:sz w:val="20"/>
+              </w:rPr>
+              <w:t>435,897</w:t>
+            </w:r>
+          </w:p>
+        </w:tc>
+        <w:tc>
+          <w:tcPr>
+            <w:tcW w:type="dxa" w:w="1377"/>
+          </w:tcPr>
+          <w:p>
+            <w:pPr>
+              <w:spacing w:after="20"/>
+            </w:pPr>
+            <w:r>
+              <w:rPr>
+                <w:rFonts w:ascii="Arial" w:hAnsi="Arial" w:cs="Arial" w:eastAsia="Arial"/>
+                <w:b w:val="0"/>
+                <w:i w:val="0"/>
+                <w:color w:val="000000"/>
+                <w:sz w:val="20"/>
+              </w:rPr>
+              <w:t>449</w:t>
+            </w:r>
+          </w:p>
+        </w:tc>
+        <w:tc>
+          <w:tcPr>
+            <w:tcW w:type="dxa" w:w="1377"/>
+          </w:tcPr>
+          <w:p>
+            <w:pPr>
+              <w:spacing w:after="20"/>
+            </w:pPr>
+            <w:r>
+              <w:rPr>
+                <w:rFonts w:ascii="Arial" w:hAnsi="Arial" w:cs="Arial" w:eastAsia="Arial"/>
+                <w:b w:val="0"/>
+                <w:i w:val="0"/>
+                <w:color w:val="000000"/>
+                <w:sz w:val="20"/>
+              </w:rPr>
+              <w:t>-0,0291835</w:t>
+            </w:r>
+          </w:p>
+        </w:tc>
+        <w:tc>
+          <w:tcPr>
+            <w:tcW w:type="dxa" w:w="1377"/>
+          </w:tcPr>
+          <w:p>
+            <w:pPr>
+              <w:spacing w:after="20"/>
+            </w:pPr>
+            <w:r>
+              <w:rPr>
+                <w:rFonts w:ascii="Arial" w:hAnsi="Arial" w:cs="Arial" w:eastAsia="Arial"/>
+                <w:b w:val="0"/>
+                <w:i w:val="0"/>
+                <w:color w:val="000000"/>
+                <w:sz w:val="20"/>
+              </w:rPr>
+              <w:t>-0,0314239</w:t>
+            </w:r>
+          </w:p>
+        </w:tc>
+      </w:tr>
+      <w:tr>
+        <w:trPr>
+          <w:cantSplit/>
+        </w:trPr>
+        <w:tc>
+          <w:tcPr>
+            <w:tcW w:type="dxa" w:w="1377"/>
+          </w:tcPr>
+          <w:p>
+            <w:pPr>
+              <w:spacing w:after="20"/>
+            </w:pPr>
+            <w:r>
+              <w:rPr>
+                <w:rFonts w:ascii="Arial" w:hAnsi="Arial" w:cs="Arial" w:eastAsia="Arial"/>
+                <w:b w:val="0"/>
+                <w:i w:val="0"/>
+                <w:color w:val="000000"/>
+                <w:sz w:val="20"/>
+              </w:rPr>
+              <w:t>objectif</w:t>
+            </w:r>
+          </w:p>
+        </w:tc>
+        <w:tc>
+          <w:tcPr>
+            <w:tcW w:type="dxa" w:w="1377"/>
+          </w:tcPr>
+          <w:p>
+            <w:pPr>
+              <w:spacing w:after="20"/>
+            </w:pPr>
+            <w:r>
+              <w:rPr>
+                <w:rFonts w:ascii="Arial" w:hAnsi="Arial" w:cs="Arial" w:eastAsia="Arial"/>
+                <w:b w:val="0"/>
+                <w:i w:val="0"/>
+                <w:color w:val="000000"/>
+                <w:sz w:val="20"/>
+              </w:rPr>
+              <w:t>C5</w:t>
+            </w:r>
+          </w:p>
+        </w:tc>
+        <w:tc>
+          <w:tcPr>
+            <w:tcW w:type="dxa" w:w="1377"/>
+          </w:tcPr>
+          <w:p>
+            <w:pPr>
+              <w:spacing w:after="20"/>
+            </w:pPr>
+            <w:r>
+              <w:rPr>
+                <w:rFonts w:ascii="Arial" w:hAnsi="Arial" w:cs="Arial" w:eastAsia="Arial"/>
+                <w:b w:val="0"/>
+                <w:i w:val="0"/>
+                <w:color w:val="000000"/>
+                <w:sz w:val="20"/>
+              </w:rPr>
+              <w:t>ELU (111)</w:t>
+            </w:r>
+          </w:p>
+        </w:tc>
+        <w:tc>
+          <w:tcPr>
+            <w:tcW w:type="dxa" w:w="1377"/>
+          </w:tcPr>
+          <w:p>
+            <w:pPr>
+              <w:spacing w:after="20"/>
+            </w:pPr>
+            <w:r>
+              <w:rPr>
+                <w:rFonts w:ascii="Arial" w:hAnsi="Arial" w:cs="Arial" w:eastAsia="Arial"/>
+                <w:b w:val="0"/>
+                <w:i w:val="0"/>
+                <w:color w:val="000000"/>
+                <w:sz w:val="20"/>
+              </w:rPr>
+              <w:t>435,897</w:t>
+            </w:r>
+          </w:p>
+        </w:tc>
+        <w:tc>
+          <w:tcPr>
+            <w:tcW w:type="dxa" w:w="1377"/>
+          </w:tcPr>
+          <w:p>
+            <w:pPr>
+              <w:spacing w:after="20"/>
+            </w:pPr>
+            <w:r>
+              <w:rPr>
+                <w:rFonts w:ascii="Arial" w:hAnsi="Arial" w:cs="Arial" w:eastAsia="Arial"/>
+                <w:b w:val="0"/>
+                <w:i w:val="0"/>
+                <w:color w:val="000000"/>
+                <w:sz w:val="20"/>
+              </w:rPr>
+              <w:t>463</w:t>
+            </w:r>
+          </w:p>
+        </w:tc>
+        <w:tc>
+          <w:tcPr>
+            <w:tcW w:type="dxa" w:w="1377"/>
+          </w:tcPr>
+          <w:p>
+            <w:pPr>
+              <w:spacing w:after="20"/>
+            </w:pPr>
+            <w:r>
+              <w:rPr>
+                <w:rFonts w:ascii="Arial" w:hAnsi="Arial" w:cs="Arial" w:eastAsia="Arial"/>
+                <w:b w:val="0"/>
+                <w:i w:val="0"/>
+                <w:color w:val="000000"/>
+                <w:sz w:val="20"/>
+              </w:rPr>
+              <w:t>-0,0585387</w:t>
+            </w:r>
+          </w:p>
+        </w:tc>
+        <w:tc>
+          <w:tcPr>
+            <w:tcW w:type="dxa" w:w="1377"/>
+          </w:tcPr>
+          <w:p>
+            <w:pPr>
+              <w:spacing w:after="20"/>
+            </w:pPr>
+            <w:r>
+              <w:rPr>
+                <w:rFonts w:ascii="Arial" w:hAnsi="Arial" w:cs="Arial" w:eastAsia="Arial"/>
+                <w:b w:val="0"/>
+                <w:i w:val="0"/>
+                <w:color w:val="000000"/>
+                <w:sz w:val="20"/>
+              </w:rPr>
+              <w:t>-0,0607113</w:t>
+            </w:r>
+          </w:p>
+        </w:tc>
+      </w:tr>
+      <w:tr>
+        <w:trPr>
+          <w:cantSplit/>
+        </w:trPr>
+        <w:tc>
+          <w:tcPr>
+            <w:tcW w:type="dxa" w:w="1377"/>
+          </w:tcPr>
+          <w:p>
+            <w:pPr>
+              <w:spacing w:after="20"/>
+            </w:pPr>
+            <w:r>
+              <w:rPr>
+                <w:rFonts w:ascii="Arial" w:hAnsi="Arial" w:cs="Arial" w:eastAsia="Arial"/>
+                <w:b w:val="0"/>
+                <w:i w:val="0"/>
+                <w:color w:val="000000"/>
+                <w:sz w:val="20"/>
+              </w:rPr>
+              <w:t>garde</w:t>
+            </w:r>
+          </w:p>
+        </w:tc>
+        <w:tc>
+          <w:tcPr>
+            <w:tcW w:type="dxa" w:w="1377"/>
+          </w:tcPr>
+          <w:p>
+            <w:pPr>
+              <w:spacing w:after="20"/>
+            </w:pPr>
+            <w:r>
+              <w:rPr>
+                <w:rFonts w:ascii="Arial" w:hAnsi="Arial" w:cs="Arial" w:eastAsia="Arial"/>
+                <w:b w:val="0"/>
+                <w:i w:val="0"/>
+                <w:color w:val="000000"/>
+                <w:sz w:val="20"/>
+              </w:rPr>
+              <w:t>C2</w:t>
+            </w:r>
+          </w:p>
+        </w:tc>
+        <w:tc>
+          <w:tcPr>
+            <w:tcW w:type="dxa" w:w="1377"/>
+          </w:tcPr>
+          <w:p>
+            <w:pPr>
+              <w:spacing w:after="20"/>
+            </w:pPr>
+            <w:r>
+              <w:rPr>
+                <w:rFonts w:ascii="Arial" w:hAnsi="Arial" w:cs="Arial" w:eastAsia="Arial"/>
+                <w:b w:val="0"/>
+                <w:i w:val="0"/>
+                <w:color w:val="000000"/>
+                <w:sz w:val="20"/>
+              </w:rPr>
+              <w:t>ELS_f (112)</w:t>
+            </w:r>
+          </w:p>
+        </w:tc>
+        <w:tc>
+          <w:tcPr>
+            <w:tcW w:type="dxa" w:w="1377"/>
+          </w:tcPr>
+          <w:p>
+            <w:pPr>
+              <w:spacing w:after="20"/>
+            </w:pPr>
+            <w:r>
+              <w:rPr>
+                <w:rFonts w:ascii="Arial" w:hAnsi="Arial" w:cs="Arial" w:eastAsia="Arial"/>
+                <w:b w:val="0"/>
+                <w:i w:val="0"/>
+                <w:color w:val="000000"/>
+                <w:sz w:val="20"/>
+              </w:rPr>
+              <w:t>526,081</w:t>
+            </w:r>
+          </w:p>
+        </w:tc>
+        <w:tc>
+          <w:tcPr>
+            <w:tcW w:type="dxa" w:w="1377"/>
+          </w:tcPr>
+          <w:p>
+            <w:pPr>
+              <w:spacing w:after="20"/>
+            </w:pPr>
+            <w:r>
+              <w:rPr>
+                <w:rFonts w:ascii="Arial" w:hAnsi="Arial" w:cs="Arial" w:eastAsia="Arial"/>
+                <w:b w:val="0"/>
+                <w:i w:val="0"/>
+                <w:color w:val="000000"/>
+                <w:sz w:val="20"/>
+              </w:rPr>
+              <w:t>514</w:t>
+            </w:r>
+          </w:p>
+        </w:tc>
+        <w:tc>
+          <w:tcPr>
+            <w:tcW w:type="dxa" w:w="1377"/>
+          </w:tcPr>
+          <w:p>
+            <w:pPr>
+              <w:spacing w:after="20"/>
+            </w:pPr>
+            <w:r>
+              <w:rPr>
+                <w:rFonts w:ascii="Arial" w:hAnsi="Arial" w:cs="Arial" w:eastAsia="Arial"/>
+                <w:b w:val="0"/>
+                <w:i w:val="0"/>
+                <w:color w:val="000000"/>
+                <w:sz w:val="20"/>
+              </w:rPr>
+              <w:t>0,0235044</w:t>
+            </w:r>
+          </w:p>
+        </w:tc>
+        <w:tc>
+          <w:tcPr>
+            <w:tcW w:type="dxa" w:w="1377"/>
+          </w:tcPr>
+          <w:p>
+            <w:pPr>
+              <w:spacing w:after="20"/>
+            </w:pPr>
+            <w:r>
+              <w:rPr>
+                <w:rFonts w:ascii="Arial" w:hAnsi="Arial" w:cs="Arial" w:eastAsia="Arial"/>
+                <w:b w:val="0"/>
+                <w:i w:val="0"/>
+                <w:color w:val="000000"/>
+                <w:sz w:val="20"/>
+              </w:rPr>
+              <w:t>0,0241881</w:t>
+            </w:r>
+          </w:p>
+        </w:tc>
+      </w:tr>
+      <w:tr>
+        <w:trPr>
+          <w:cantSplit/>
+        </w:trPr>
+        <w:tc>
+          <w:tcPr>
+            <w:tcW w:type="dxa" w:w="1377"/>
+          </w:tcPr>
+          <w:p>
+            <w:pPr>
+              <w:spacing w:after="20"/>
+            </w:pPr>
+            <w:r>
+              <w:rPr>
+                <w:rFonts w:ascii="Arial" w:hAnsi="Arial" w:cs="Arial" w:eastAsia="Arial"/>
+                <w:b w:val="0"/>
+                <w:i w:val="0"/>
+                <w:color w:val="000000"/>
+                <w:sz w:val="20"/>
+              </w:rPr>
+              <w:t>garde</w:t>
+            </w:r>
+          </w:p>
+        </w:tc>
+        <w:tc>
+          <w:tcPr>
+            <w:tcW w:type="dxa" w:w="1377"/>
+          </w:tcPr>
+          <w:p>
+            <w:pPr>
+              <w:spacing w:after="20"/>
+            </w:pPr>
+            <w:r>
+              <w:rPr>
+                <w:rFonts w:ascii="Arial" w:hAnsi="Arial" w:cs="Arial" w:eastAsia="Arial"/>
+                <w:b w:val="0"/>
+                <w:i w:val="0"/>
+                <w:color w:val="000000"/>
+                <w:sz w:val="20"/>
+              </w:rPr>
+              <w:t>C2</w:t>
+            </w:r>
+          </w:p>
+        </w:tc>
+        <w:tc>
+          <w:tcPr>
+            <w:tcW w:type="dxa" w:w="1377"/>
+          </w:tcPr>
+          <w:p>
+            <w:pPr>
+              <w:spacing w:after="20"/>
+            </w:pPr>
+            <w:r>
+              <w:rPr>
+                <w:rFonts w:ascii="Arial" w:hAnsi="Arial" w:cs="Arial" w:eastAsia="Arial"/>
+                <w:b w:val="0"/>
+                <w:i w:val="0"/>
+                <w:color w:val="000000"/>
+                <w:sz w:val="20"/>
+              </w:rPr>
+              <w:t>ELS_c (112)</w:t>
+            </w:r>
+          </w:p>
+        </w:tc>
+        <w:tc>
+          <w:tcPr>
+            <w:tcW w:type="dxa" w:w="1377"/>
+          </w:tcPr>
+          <w:p>
+            <w:pPr>
+              <w:spacing w:after="20"/>
+            </w:pPr>
+            <w:r>
+              <w:rPr>
+                <w:rFonts w:ascii="Arial" w:hAnsi="Arial" w:cs="Arial" w:eastAsia="Arial"/>
+                <w:b w:val="0"/>
+                <w:i w:val="0"/>
+                <w:color w:val="000000"/>
+                <w:sz w:val="20"/>
+              </w:rPr>
+              <w:t>713,235</w:t>
+            </w:r>
+          </w:p>
+        </w:tc>
+        <w:tc>
+          <w:tcPr>
+            <w:tcW w:type="dxa" w:w="1377"/>
+          </w:tcPr>
+          <w:p>
+            <w:pPr>
+              <w:spacing w:after="20"/>
+            </w:pPr>
+            <w:r>
+              <w:rPr>
+                <w:rFonts w:ascii="Arial" w:hAnsi="Arial" w:cs="Arial" w:eastAsia="Arial"/>
+                <w:b w:val="0"/>
+                <w:i w:val="0"/>
+                <w:color w:val="000000"/>
+                <w:sz w:val="20"/>
+              </w:rPr>
+              <w:t>727</w:t>
+            </w:r>
+          </w:p>
+        </w:tc>
+        <w:tc>
+          <w:tcPr>
+            <w:tcW w:type="dxa" w:w="1377"/>
+          </w:tcPr>
+          <w:p>
+            <w:pPr>
+              <w:spacing w:after="20"/>
+            </w:pPr>
+            <w:r>
+              <w:rPr>
+                <w:rFonts w:ascii="Arial" w:hAnsi="Arial" w:cs="Arial" w:eastAsia="Arial"/>
+                <w:b w:val="0"/>
+                <w:i w:val="0"/>
+                <w:color w:val="000000"/>
+                <w:sz w:val="20"/>
+              </w:rPr>
+              <w:t>-0,018934</w:t>
+            </w:r>
+          </w:p>
+        </w:tc>
+        <w:tc>
+          <w:tcPr>
+            <w:tcW w:type="dxa" w:w="1377"/>
+          </w:tcPr>
+          <w:p>
+            <w:pPr>
+              <w:spacing w:after="20"/>
+            </w:pPr>
+            <w:r>
+              <w:rPr>
+                <w:rFonts w:ascii="Arial" w:hAnsi="Arial" w:cs="Arial" w:eastAsia="Arial"/>
+                <w:b w:val="0"/>
+                <w:i w:val="0"/>
+                <w:color w:val="000000"/>
+                <w:sz w:val="20"/>
+              </w:rPr>
+              <w:t>-0,0187079</w:t>
+            </w:r>
+          </w:p>
+        </w:tc>
+      </w:tr>
+      <w:tr>
+        <w:trPr>
+          <w:cantSplit/>
+        </w:trPr>
+        <w:tc>
+          <w:tcPr>
+            <w:tcW w:type="dxa" w:w="1377"/>
+          </w:tcPr>
+          <w:p>
+            <w:pPr>
+              <w:spacing w:after="20"/>
+            </w:pPr>
+            <w:r>
+              <w:rPr>
+                <w:rFonts w:ascii="Arial" w:hAnsi="Arial" w:cs="Arial" w:eastAsia="Arial"/>
+                <w:b w:val="0"/>
+                <w:i w:val="0"/>
+                <w:color w:val="000000"/>
+                <w:sz w:val="20"/>
+              </w:rPr>
+              <w:t>garde</w:t>
+            </w:r>
+          </w:p>
+        </w:tc>
+        <w:tc>
+          <w:tcPr>
+            <w:tcW w:type="dxa" w:w="1377"/>
+          </w:tcPr>
+          <w:p>
+            <w:pPr>
+              <w:spacing w:after="20"/>
+            </w:pPr>
+            <w:r>
+              <w:rPr>
+                <w:rFonts w:ascii="Arial" w:hAnsi="Arial" w:cs="Arial" w:eastAsia="Arial"/>
+                <w:b w:val="0"/>
+                <w:i w:val="0"/>
+                <w:color w:val="000000"/>
+                <w:sz w:val="20"/>
+              </w:rPr>
+              <w:t>C2</w:t>
+            </w:r>
+          </w:p>
+        </w:tc>
+        <w:tc>
+          <w:tcPr>
+            <w:tcW w:type="dxa" w:w="1377"/>
+          </w:tcPr>
+          <w:p>
+            <w:pPr>
+              <w:spacing w:after="20"/>
+            </w:pPr>
+            <w:r>
+              <w:rPr>
+                <w:rFonts w:ascii="Arial" w:hAnsi="Arial" w:cs="Arial" w:eastAsia="Arial"/>
+                <w:b w:val="0"/>
+                <w:i w:val="0"/>
+                <w:color w:val="000000"/>
+                <w:sz w:val="20"/>
+              </w:rPr>
+              <w:t>ELU (112)</w:t>
+            </w:r>
+          </w:p>
+        </w:tc>
+        <w:tc>
+          <w:tcPr>
+            <w:tcW w:type="dxa" w:w="1377"/>
+          </w:tcPr>
+          <w:p>
+            <w:pPr>
+              <w:spacing w:after="20"/>
+            </w:pPr>
+            <w:r>
+              <w:rPr>
+                <w:rFonts w:ascii="Arial" w:hAnsi="Arial" w:cs="Arial" w:eastAsia="Arial"/>
+                <w:b w:val="0"/>
+                <w:i w:val="0"/>
+                <w:color w:val="000000"/>
+                <w:sz w:val="20"/>
+              </w:rPr>
+              <w:t>1021,54</w:t>
+            </w:r>
+          </w:p>
+        </w:tc>
+        <w:tc>
+          <w:tcPr>
+            <w:tcW w:type="dxa" w:w="1377"/>
+          </w:tcPr>
+          <w:p>
+            <w:pPr>
+              <w:spacing w:after="20"/>
+            </w:pPr>
+            <w:r>
+              <w:rPr>
+                <w:rFonts w:ascii="Arial" w:hAnsi="Arial" w:cs="Arial" w:eastAsia="Arial"/>
+                <w:b w:val="0"/>
+                <w:i w:val="0"/>
+                <w:color w:val="000000"/>
+                <w:sz w:val="20"/>
+              </w:rPr>
+              <w:t>1048</w:t>
+            </w:r>
+          </w:p>
+        </w:tc>
+        <w:tc>
+          <w:tcPr>
+            <w:tcW w:type="dxa" w:w="1377"/>
+          </w:tcPr>
+          <w:p>
+            <w:pPr>
+              <w:spacing w:after="20"/>
+            </w:pPr>
+            <w:r>
+              <w:rPr>
+                <w:rFonts w:ascii="Arial" w:hAnsi="Arial" w:cs="Arial" w:eastAsia="Arial"/>
+                <w:b w:val="0"/>
+                <w:i w:val="0"/>
+                <w:color w:val="000000"/>
+                <w:sz w:val="20"/>
+              </w:rPr>
+              <w:t>-0,0252523</w:t>
+            </w:r>
+          </w:p>
+        </w:tc>
+        <w:tc>
+          <w:tcPr>
+            <w:tcW w:type="dxa" w:w="1377"/>
+          </w:tcPr>
+          <w:p>
+            <w:pPr>
+              <w:spacing w:after="20"/>
+            </w:pPr>
+            <w:r>
+              <w:rPr>
+                <w:rFonts w:ascii="Arial" w:hAnsi="Arial" w:cs="Arial" w:eastAsia="Arial"/>
+                <w:b w:val="0"/>
+                <w:i w:val="0"/>
+                <w:color w:val="000000"/>
+                <w:sz w:val="20"/>
+              </w:rPr>
+              <w:t>-0,0250252</w:t>
+            </w:r>
+          </w:p>
+        </w:tc>
+      </w:tr>
+      <w:tr>
+        <w:trPr>
+          <w:cantSplit/>
+        </w:trPr>
+        <w:tc>
+          <w:tcPr>
+            <w:tcW w:type="dxa" w:w="1377"/>
+          </w:tcPr>
+          <w:p>
+            <w:pPr>
+              <w:spacing w:after="20"/>
+            </w:pPr>
+            <w:r>
+              <w:rPr>
+                <w:rFonts w:ascii="Arial" w:hAnsi="Arial" w:cs="Arial" w:eastAsia="Arial"/>
+                <w:b w:val="0"/>
+                <w:i w:val="0"/>
+                <w:color w:val="000000"/>
+                <w:sz w:val="20"/>
+              </w:rPr>
+              <w:t>garde</w:t>
+            </w:r>
+          </w:p>
+        </w:tc>
+        <w:tc>
+          <w:tcPr>
+            <w:tcW w:type="dxa" w:w="1377"/>
+          </w:tcPr>
+          <w:p>
+            <w:pPr>
+              <w:spacing w:after="20"/>
+            </w:pPr>
+            <w:r>
+              <w:rPr>
+                <w:rFonts w:ascii="Arial" w:hAnsi="Arial" w:cs="Arial" w:eastAsia="Arial"/>
+                <w:b w:val="0"/>
+                <w:i w:val="0"/>
+                <w:color w:val="000000"/>
+                <w:sz w:val="20"/>
+              </w:rPr>
+              <w:t>C4</w:t>
+            </w:r>
+          </w:p>
+        </w:tc>
+        <w:tc>
+          <w:tcPr>
+            <w:tcW w:type="dxa" w:w="1377"/>
+          </w:tcPr>
+          <w:p>
+            <w:pPr>
+              <w:spacing w:after="20"/>
+            </w:pPr>
+            <w:r>
+              <w:rPr>
+                <w:rFonts w:ascii="Arial" w:hAnsi="Arial" w:cs="Arial" w:eastAsia="Arial"/>
+                <w:b w:val="0"/>
+                <w:i w:val="0"/>
+                <w:color w:val="000000"/>
+                <w:sz w:val="20"/>
+              </w:rPr>
+              <w:t>ELU (114)</w:t>
+            </w:r>
+          </w:p>
+        </w:tc>
+        <w:tc>
+          <w:tcPr>
+            <w:tcW w:type="dxa" w:w="1377"/>
+          </w:tcPr>
+          <w:p>
+            <w:pPr>
+              <w:spacing w:after="20"/>
+            </w:pPr>
+            <w:r>
+              <w:rPr>
+                <w:rFonts w:ascii="Arial" w:hAnsi="Arial" w:cs="Arial" w:eastAsia="Arial"/>
+                <w:b w:val="0"/>
+                <w:i w:val="0"/>
+                <w:color w:val="000000"/>
+                <w:sz w:val="20"/>
+              </w:rPr>
+              <w:t>244,597</w:t>
+            </w:r>
+          </w:p>
+        </w:tc>
+        <w:tc>
+          <w:tcPr>
+            <w:tcW w:type="dxa" w:w="1377"/>
+          </w:tcPr>
+          <w:p>
+            <w:pPr>
+              <w:spacing w:after="20"/>
+            </w:pPr>
+            <w:r>
+              <w:rPr>
+                <w:rFonts w:ascii="Arial" w:hAnsi="Arial" w:cs="Arial" w:eastAsia="Arial"/>
+                <w:b w:val="0"/>
+                <w:i w:val="0"/>
+                <w:color w:val="000000"/>
+                <w:sz w:val="20"/>
+              </w:rPr>
+              <w:t>253</w:t>
+            </w:r>
+          </w:p>
+        </w:tc>
+        <w:tc>
+          <w:tcPr>
+            <w:tcW w:type="dxa" w:w="1377"/>
+          </w:tcPr>
+          <w:p>
+            <w:pPr>
+              <w:spacing w:after="20"/>
+            </w:pPr>
+            <w:r>
+              <w:rPr>
+                <w:rFonts w:ascii="Arial" w:hAnsi="Arial" w:cs="Arial" w:eastAsia="Arial"/>
+                <w:b w:val="0"/>
+                <w:i w:val="0"/>
+                <w:color w:val="000000"/>
+                <w:sz w:val="20"/>
+              </w:rPr>
+              <w:t>-0,0332132</w:t>
+            </w:r>
+          </w:p>
+        </w:tc>
+        <w:tc>
+          <w:tcPr>
+            <w:tcW w:type="dxa" w:w="1377"/>
+          </w:tcPr>
+          <w:p>
+            <w:pPr>
+              <w:spacing w:after="20"/>
+            </w:pPr>
+            <w:r>
+              <w:rPr>
+                <w:rFonts w:ascii="Arial" w:hAnsi="Arial" w:cs="Arial" w:eastAsia="Arial"/>
+                <w:b w:val="0"/>
+                <w:i w:val="0"/>
+                <w:color w:val="000000"/>
+                <w:sz w:val="20"/>
+              </w:rPr>
+              <w:t>0,0244738</w:t>
+            </w:r>
+          </w:p>
+        </w:tc>
+      </w:tr>
+      <w:tr>
+        <w:trPr>
+          <w:cantSplit/>
+        </w:trPr>
+        <w:tc>
+          <w:tcPr>
+            <w:tcW w:type="dxa" w:w="1377"/>
+          </w:tcPr>
+          <w:p>
+            <w:pPr>
+              <w:spacing w:after="20"/>
+            </w:pPr>
+            <w:r>
+              <w:rPr>
+                <w:rFonts w:ascii="Arial" w:hAnsi="Arial" w:cs="Arial" w:eastAsia="Arial"/>
+                <w:b w:val="0"/>
+                <w:i w:val="0"/>
+                <w:color w:val="000000"/>
+                <w:sz w:val="20"/>
+              </w:rPr>
+              <w:t>garde</w:t>
+            </w:r>
+          </w:p>
+        </w:tc>
+        <w:tc>
+          <w:tcPr>
+            <w:tcW w:type="dxa" w:w="1377"/>
+          </w:tcPr>
+          <w:p>
+            <w:pPr>
+              <w:spacing w:after="20"/>
+            </w:pPr>
+            <w:r>
+              <w:rPr>
+                <w:rFonts w:ascii="Arial" w:hAnsi="Arial" w:cs="Arial" w:eastAsia="Arial"/>
+                <w:b w:val="0"/>
+                <w:i w:val="0"/>
+                <w:color w:val="000000"/>
+                <w:sz w:val="20"/>
+              </w:rPr>
+              <w:t>C6</w:t>
+            </w:r>
+          </w:p>
+        </w:tc>
+        <w:tc>
+          <w:tcPr>
+            <w:tcW w:type="dxa" w:w="1377"/>
+          </w:tcPr>
+          <w:p>
+            <w:pPr>
+              <w:spacing w:after="20"/>
+            </w:pPr>
+            <w:r>
+              <w:rPr>
+                <w:rFonts w:ascii="Arial" w:hAnsi="Arial" w:cs="Arial" w:eastAsia="Arial"/>
+                <w:b w:val="0"/>
+                <w:i w:val="0"/>
+                <w:color w:val="000000"/>
+                <w:sz w:val="20"/>
+              </w:rPr>
+              <w:t>ELS_f (105), barre seule</w:t>
+            </w:r>
+          </w:p>
+        </w:tc>
+        <w:tc>
+          <w:tcPr>
+            <w:tcW w:type="dxa" w:w="1377"/>
+          </w:tcPr>
+          <w:p>
+            <w:pPr>
+              <w:spacing w:after="20"/>
+            </w:pPr>
+            <w:r>
+              <w:rPr>
+                <w:rFonts w:ascii="Arial" w:hAnsi="Arial" w:cs="Arial" w:eastAsia="Arial"/>
+                <w:b w:val="0"/>
+                <w:i w:val="0"/>
+                <w:color w:val="000000"/>
+                <w:sz w:val="20"/>
+              </w:rPr>
+              <w:t>203,079</w:t>
+            </w:r>
+          </w:p>
+        </w:tc>
+        <w:tc>
+          <w:tcPr>
+            <w:tcW w:type="dxa" w:w="1377"/>
+          </w:tcPr>
+          <w:p>
+            <w:pPr>
+              <w:spacing w:after="20"/>
+            </w:pPr>
+            <w:r>
+              <w:rPr>
+                <w:rFonts w:ascii="Arial" w:hAnsi="Arial" w:cs="Arial" w:eastAsia="Arial"/>
+                <w:b w:val="0"/>
+                <w:i w:val="0"/>
+                <w:color w:val="000000"/>
+                <w:sz w:val="20"/>
+              </w:rPr>
+              <w:t>180</w:t>
+            </w:r>
+          </w:p>
+        </w:tc>
+        <w:tc>
+          <w:tcPr>
+            <w:tcW w:type="dxa" w:w="1377"/>
+          </w:tcPr>
+          <w:p>
+            <w:pPr>
+              <w:spacing w:after="20"/>
+            </w:pPr>
+            <w:r>
+              <w:rPr>
+                <w:rFonts w:ascii="Arial" w:hAnsi="Arial" w:cs="Arial" w:eastAsia="Arial"/>
+                <w:b w:val="0"/>
+                <w:i w:val="0"/>
+                <w:color w:val="000000"/>
+                <w:sz w:val="20"/>
+              </w:rPr>
+              <w:t>0,128214</w:t>
+            </w:r>
+          </w:p>
+        </w:tc>
+        <w:tc>
+          <w:tcPr>
+            <w:tcW w:type="dxa" w:w="1377"/>
+          </w:tcPr>
+          <w:p>
+            <w:pPr>
+              <w:spacing w:after="20"/>
+            </w:pPr>
+            <w:r>
+              <w:rPr>
+                <w:rFonts w:ascii="Arial" w:hAnsi="Arial" w:cs="Arial" w:eastAsia="Arial"/>
+                <w:b w:val="0"/>
+                <w:i w:val="0"/>
+                <w:color w:val="000000"/>
+                <w:sz w:val="20"/>
+              </w:rPr>
+              <w:t>0,129296</w:t>
+            </w:r>
+          </w:p>
+        </w:tc>
+      </w:tr>
+      <w:tr>
+        <w:trPr>
+          <w:cantSplit/>
+        </w:trPr>
+        <w:tc>
+          <w:tcPr>
+            <w:tcW w:type="dxa" w:w="1377"/>
+          </w:tcPr>
+          <w:p>
+            <w:pPr>
+              <w:spacing w:after="20"/>
+            </w:pPr>
+            <w:r>
+              <w:rPr>
+                <w:rFonts w:ascii="Arial" w:hAnsi="Arial" w:cs="Arial" w:eastAsia="Arial"/>
+                <w:b w:val="0"/>
+                <w:i w:val="0"/>
+                <w:color w:val="000000"/>
+                <w:sz w:val="20"/>
+              </w:rPr>
+              <w:t>garde</w:t>
+            </w:r>
+          </w:p>
+        </w:tc>
+        <w:tc>
+          <w:tcPr>
+            <w:tcW w:type="dxa" w:w="1377"/>
+          </w:tcPr>
+          <w:p>
+            <w:pPr>
+              <w:spacing w:after="20"/>
+            </w:pPr>
+            <w:r>
+              <w:rPr>
+                <w:rFonts w:ascii="Arial" w:hAnsi="Arial" w:cs="Arial" w:eastAsia="Arial"/>
+                <w:b w:val="0"/>
+                <w:i w:val="0"/>
+                <w:color w:val="000000"/>
+                <w:sz w:val="20"/>
+              </w:rPr>
+              <w:t>C6</w:t>
+            </w:r>
+          </w:p>
+        </w:tc>
+        <w:tc>
+          <w:tcPr>
+            <w:tcW w:type="dxa" w:w="1377"/>
+          </w:tcPr>
+          <w:p>
+            <w:pPr>
+              <w:spacing w:after="20"/>
+            </w:pPr>
+            <w:r>
+              <w:rPr>
+                <w:rFonts w:ascii="Arial" w:hAnsi="Arial" w:cs="Arial" w:eastAsia="Arial"/>
+                <w:b w:val="0"/>
+                <w:i w:val="0"/>
+                <w:color w:val="000000"/>
+                <w:sz w:val="20"/>
+              </w:rPr>
+              <w:t>ELS_c (105), barre seule</w:t>
+            </w:r>
+          </w:p>
+        </w:tc>
+        <w:tc>
+          <w:tcPr>
+            <w:tcW w:type="dxa" w:w="1377"/>
+          </w:tcPr>
+          <w:p>
+            <w:pPr>
+              <w:spacing w:after="20"/>
+            </w:pPr>
+            <w:r>
+              <w:rPr>
+                <w:rFonts w:ascii="Arial" w:hAnsi="Arial" w:cs="Arial" w:eastAsia="Arial"/>
+                <w:b w:val="0"/>
+                <w:i w:val="0"/>
+                <w:color w:val="000000"/>
+                <w:sz w:val="20"/>
+              </w:rPr>
+              <w:t>304,092</w:t>
+            </w:r>
+          </w:p>
+        </w:tc>
+        <w:tc>
+          <w:tcPr>
+            <w:tcW w:type="dxa" w:w="1377"/>
+          </w:tcPr>
+          <w:p>
+            <w:pPr>
+              <w:spacing w:after="20"/>
+            </w:pPr>
+            <w:r>
+              <w:rPr>
+                <w:rFonts w:ascii="Arial" w:hAnsi="Arial" w:cs="Arial" w:eastAsia="Arial"/>
+                <w:b w:val="0"/>
+                <w:i w:val="0"/>
+                <w:color w:val="000000"/>
+                <w:sz w:val="20"/>
+              </w:rPr>
+              <w:t>276</w:t>
+            </w:r>
+          </w:p>
+        </w:tc>
+        <w:tc>
+          <w:tcPr>
+            <w:tcW w:type="dxa" w:w="1377"/>
+          </w:tcPr>
+          <w:p>
+            <w:pPr>
+              <w:spacing w:after="20"/>
+            </w:pPr>
+            <w:r>
+              <w:rPr>
+                <w:rFonts w:ascii="Arial" w:hAnsi="Arial" w:cs="Arial" w:eastAsia="Arial"/>
+                <w:b w:val="0"/>
+                <w:i w:val="0"/>
+                <w:color w:val="000000"/>
+                <w:sz w:val="20"/>
+              </w:rPr>
+              <w:t>0,101782</w:t>
+            </w:r>
+          </w:p>
+        </w:tc>
+        <w:tc>
+          <w:tcPr>
+            <w:tcW w:type="dxa" w:w="1377"/>
+          </w:tcPr>
+          <w:p>
+            <w:pPr>
+              <w:spacing w:after="20"/>
+            </w:pPr>
+            <w:r>
+              <w:rPr>
+                <w:rFonts w:ascii="Arial" w:hAnsi="Arial" w:cs="Arial" w:eastAsia="Arial"/>
+                <w:b w:val="0"/>
+                <w:i w:val="0"/>
+                <w:color w:val="000000"/>
+                <w:sz w:val="20"/>
+              </w:rPr>
+              <w:t>0,102204</w:t>
+            </w:r>
+          </w:p>
+        </w:tc>
+      </w:tr>
+      <w:tr>
+        <w:trPr>
+          <w:cantSplit/>
+        </w:trPr>
+        <w:tc>
+          <w:tcPr>
+            <w:tcW w:type="dxa" w:w="1377"/>
+          </w:tcPr>
+          <w:p>
+            <w:pPr>
+              <w:spacing w:after="20"/>
+            </w:pPr>
+            <w:r>
+              <w:rPr>
+                <w:rFonts w:ascii="Arial" w:hAnsi="Arial" w:cs="Arial" w:eastAsia="Arial"/>
+                <w:b w:val="0"/>
+                <w:i w:val="0"/>
+                <w:color w:val="000000"/>
+                <w:sz w:val="20"/>
+              </w:rPr>
+              <w:t>garde</w:t>
+            </w:r>
+          </w:p>
+        </w:tc>
+        <w:tc>
+          <w:tcPr>
+            <w:tcW w:type="dxa" w:w="1377"/>
+          </w:tcPr>
+          <w:p>
+            <w:pPr>
+              <w:spacing w:after="20"/>
+            </w:pPr>
+            <w:r>
+              <w:rPr>
+                <w:rFonts w:ascii="Arial" w:hAnsi="Arial" w:cs="Arial" w:eastAsia="Arial"/>
+                <w:b w:val="0"/>
+                <w:i w:val="0"/>
+                <w:color w:val="000000"/>
+                <w:sz w:val="20"/>
+              </w:rPr>
+              <w:t>C6</w:t>
+            </w:r>
+          </w:p>
+        </w:tc>
+        <w:tc>
+          <w:tcPr>
+            <w:tcW w:type="dxa" w:w="1377"/>
+          </w:tcPr>
+          <w:p>
+            <w:pPr>
+              <w:spacing w:after="20"/>
+            </w:pPr>
+            <w:r>
+              <w:rPr>
+                <w:rFonts w:ascii="Arial" w:hAnsi="Arial" w:cs="Arial" w:eastAsia="Arial"/>
+                <w:b w:val="0"/>
+                <w:i w:val="0"/>
+                <w:color w:val="000000"/>
+                <w:sz w:val="20"/>
+              </w:rPr>
+              <w:t>ELU (112), barre seule</w:t>
+            </w:r>
+          </w:p>
+        </w:tc>
+        <w:tc>
+          <w:tcPr>
+            <w:tcW w:type="dxa" w:w="1377"/>
+          </w:tcPr>
+          <w:p>
+            <w:pPr>
+              <w:spacing w:after="20"/>
+            </w:pPr>
+            <w:r>
+              <w:rPr>
+                <w:rFonts w:ascii="Arial" w:hAnsi="Arial" w:cs="Arial" w:eastAsia="Arial"/>
+                <w:b w:val="0"/>
+                <w:i w:val="0"/>
+                <w:color w:val="000000"/>
+                <w:sz w:val="20"/>
+              </w:rPr>
+              <w:t>442,888</w:t>
+            </w:r>
+          </w:p>
+        </w:tc>
+        <w:tc>
+          <w:tcPr>
+            <w:tcW w:type="dxa" w:w="1377"/>
+          </w:tcPr>
+          <w:p>
+            <w:pPr>
+              <w:spacing w:after="20"/>
+            </w:pPr>
+            <w:r>
+              <w:rPr>
+                <w:rFonts w:ascii="Arial" w:hAnsi="Arial" w:cs="Arial" w:eastAsia="Arial"/>
+                <w:b w:val="0"/>
+                <w:i w:val="0"/>
+                <w:color w:val="000000"/>
+                <w:sz w:val="20"/>
+              </w:rPr>
+              <w:t>408</w:t>
+            </w:r>
+          </w:p>
+        </w:tc>
+        <w:tc>
+          <w:tcPr>
+            <w:tcW w:type="dxa" w:w="1377"/>
+          </w:tcPr>
+          <w:p>
+            <w:pPr>
+              <w:spacing w:after="20"/>
+            </w:pPr>
+            <w:r>
+              <w:rPr>
+                <w:rFonts w:ascii="Arial" w:hAnsi="Arial" w:cs="Arial" w:eastAsia="Arial"/>
+                <w:b w:val="0"/>
+                <w:i w:val="0"/>
+                <w:color w:val="000000"/>
+                <w:sz w:val="20"/>
+              </w:rPr>
+              <w:t>0,0855108</w:t>
+            </w:r>
+          </w:p>
+        </w:tc>
+        <w:tc>
+          <w:tcPr>
+            <w:tcW w:type="dxa" w:w="1377"/>
+          </w:tcPr>
+          <w:p>
+            <w:pPr>
+              <w:spacing w:after="20"/>
+            </w:pPr>
+            <w:r>
+              <w:rPr>
+                <w:rFonts w:ascii="Arial" w:hAnsi="Arial" w:cs="Arial" w:eastAsia="Arial"/>
+                <w:b w:val="0"/>
+                <w:i w:val="0"/>
+                <w:color w:val="000000"/>
+                <w:sz w:val="20"/>
+              </w:rPr>
+              <w:t>0,0859705</w:t>
+            </w:r>
+          </w:p>
+        </w:tc>
+      </w:tr>
+      <w:tr>
+        <w:trPr>
+          <w:cantSplit/>
+        </w:trPr>
+        <w:tc>
+          <w:tcPr>
+            <w:tcW w:type="dxa" w:w="1377"/>
+          </w:tcPr>
+          <w:p>
+            <w:pPr>
+              <w:spacing w:after="20"/>
+            </w:pPr>
+            <w:r>
+              <w:rPr>
+                <w:rFonts w:ascii="Arial" w:hAnsi="Arial" w:cs="Arial" w:eastAsia="Arial"/>
+                <w:b w:val="0"/>
+                <w:i w:val="0"/>
+                <w:color w:val="000000"/>
+                <w:sz w:val="20"/>
+              </w:rPr>
+              <w:t>garde</w:t>
+            </w:r>
+          </w:p>
+        </w:tc>
+        <w:tc>
+          <w:tcPr>
+            <w:tcW w:type="dxa" w:w="1377"/>
+          </w:tcPr>
+          <w:p>
+            <w:pPr>
+              <w:spacing w:after="20"/>
+            </w:pPr>
+            <w:r>
+              <w:rPr>
+                <w:rFonts w:ascii="Arial" w:hAnsi="Arial" w:cs="Arial" w:eastAsia="Arial"/>
+                <w:b w:val="0"/>
+                <w:i w:val="0"/>
+                <w:color w:val="000000"/>
+                <w:sz w:val="20"/>
+              </w:rPr>
+              <w:t>C7</w:t>
+            </w:r>
+          </w:p>
+        </w:tc>
+        <w:tc>
+          <w:tcPr>
+            <w:tcW w:type="dxa" w:w="1377"/>
+          </w:tcPr>
+          <w:p>
+            <w:pPr>
+              <w:spacing w:after="20"/>
+            </w:pPr>
+            <w:r>
+              <w:rPr>
+                <w:rFonts w:ascii="Arial" w:hAnsi="Arial" w:cs="Arial" w:eastAsia="Arial"/>
+                <w:b w:val="0"/>
+                <w:i w:val="0"/>
+                <w:color w:val="000000"/>
+                <w:sz w:val="20"/>
+              </w:rPr>
+              <w:t>ELU (enveloppe 100-115), barre seule</w:t>
+            </w:r>
+          </w:p>
+        </w:tc>
+        <w:tc>
+          <w:tcPr>
+            <w:tcW w:type="dxa" w:w="1377"/>
+          </w:tcPr>
+          <w:p>
+            <w:pPr>
+              <w:spacing w:after="20"/>
+            </w:pPr>
+            <w:r>
+              <w:rPr>
+                <w:rFonts w:ascii="Arial" w:hAnsi="Arial" w:cs="Arial" w:eastAsia="Arial"/>
+                <w:b w:val="0"/>
+                <w:i w:val="0"/>
+                <w:color w:val="000000"/>
+                <w:sz w:val="20"/>
+              </w:rPr>
+              <w:t>154,233</w:t>
+            </w:r>
+          </w:p>
+        </w:tc>
+        <w:tc>
+          <w:tcPr>
+            <w:tcW w:type="dxa" w:w="1377"/>
+          </w:tcPr>
+          <w:p>
+            <w:pPr>
+              <w:spacing w:after="20"/>
+            </w:pPr>
+            <w:r>
+              <w:rPr>
+                <w:rFonts w:ascii="Arial" w:hAnsi="Arial" w:cs="Arial" w:eastAsia="Arial"/>
+                <w:b w:val="0"/>
+                <w:i w:val="0"/>
+                <w:color w:val="000000"/>
+                <w:sz w:val="20"/>
+              </w:rPr>
+              <w:t>177</w:t>
+            </w:r>
+          </w:p>
+        </w:tc>
+        <w:tc>
+          <w:tcPr>
+            <w:tcW w:type="dxa" w:w="1377"/>
+          </w:tcPr>
+          <w:p>
+            <w:pPr>
+              <w:spacing w:after="20"/>
+            </w:pPr>
+            <w:r>
+              <w:rPr>
+                <w:rFonts w:ascii="Arial" w:hAnsi="Arial" w:cs="Arial" w:eastAsia="Arial"/>
+                <w:b w:val="0"/>
+                <w:i w:val="0"/>
+                <w:color w:val="000000"/>
+                <w:sz w:val="20"/>
+              </w:rPr>
+              <w:t>-0,128627</w:t>
+            </w:r>
+          </w:p>
+        </w:tc>
+        <w:tc>
+          <w:tcPr>
+            <w:tcW w:type="dxa" w:w="1377"/>
+          </w:tcPr>
+          <w:p>
+            <w:pPr>
+              <w:spacing w:after="20"/>
+            </w:pPr>
+            <w:r>
+              <w:rPr>
+                <w:rFonts w:ascii="Arial" w:hAnsi="Arial" w:cs="Arial" w:eastAsia="Arial"/>
+                <w:b w:val="0"/>
+                <w:i w:val="0"/>
+                <w:color w:val="000000"/>
+                <w:sz w:val="20"/>
+              </w:rPr>
+              <w:t>-0,125228</w:t>
+            </w:r>
+          </w:p>
+        </w:tc>
+      </w:tr>
+      <w:tr>
+        <w:trPr>
+          <w:cantSplit/>
+        </w:trPr>
+        <w:tc>
+          <w:tcPr>
+            <w:tcW w:type="dxa" w:w="1377"/>
+          </w:tcPr>
+          <w:p>
+            <w:pPr>
+              <w:spacing w:after="20"/>
+            </w:pPr>
+            <w:r>
+              <w:rPr>
+                <w:rFonts w:ascii="Arial" w:hAnsi="Arial" w:cs="Arial" w:eastAsia="Arial"/>
+                <w:b w:val="0"/>
+                <w:i w:val="0"/>
+                <w:color w:val="000000"/>
+                <w:sz w:val="20"/>
+              </w:rPr>
+              <w:t>garde</w:t>
+            </w:r>
+          </w:p>
+        </w:tc>
+        <w:tc>
+          <w:tcPr>
+            <w:tcW w:type="dxa" w:w="1377"/>
+          </w:tcPr>
+          <w:p>
+            <w:pPr>
+              <w:spacing w:after="20"/>
+            </w:pPr>
+            <w:r>
+              <w:rPr>
+                <w:rFonts w:ascii="Arial" w:hAnsi="Arial" w:cs="Arial" w:eastAsia="Arial"/>
+                <w:b w:val="0"/>
+                <w:i w:val="0"/>
+                <w:color w:val="000000"/>
+                <w:sz w:val="20"/>
+              </w:rPr>
+              <w:t>C8</w:t>
+            </w:r>
+          </w:p>
+        </w:tc>
+        <w:tc>
+          <w:tcPr>
+            <w:tcW w:type="dxa" w:w="1377"/>
+          </w:tcPr>
+          <w:p>
+            <w:pPr>
+              <w:spacing w:after="20"/>
+            </w:pPr>
+            <w:r>
+              <w:rPr>
+                <w:rFonts w:ascii="Arial" w:hAnsi="Arial" w:cs="Arial" w:eastAsia="Arial"/>
+                <w:b w:val="0"/>
+                <w:i w:val="0"/>
+                <w:color w:val="000000"/>
+                <w:sz w:val="20"/>
+              </w:rPr>
+              <w:t>ELU (105, 112), barre seule, toutes lignes</w:t>
+            </w:r>
+          </w:p>
+        </w:tc>
+        <w:tc>
+          <w:tcPr>
+            <w:tcW w:type="dxa" w:w="1377"/>
+          </w:tcPr>
+          <w:p>
+            <w:pPr>
+              <w:spacing w:after="20"/>
+            </w:pPr>
+            <w:r>
+              <w:rPr>
+                <w:rFonts w:ascii="Arial" w:hAnsi="Arial" w:cs="Arial" w:eastAsia="Arial"/>
+                <w:b w:val="0"/>
+                <w:i w:val="0"/>
+                <w:color w:val="000000"/>
+                <w:sz w:val="20"/>
+              </w:rPr>
+              <w:t>660,626</w:t>
+            </w:r>
+          </w:p>
+        </w:tc>
+        <w:tc>
+          <w:tcPr>
+            <w:tcW w:type="dxa" w:w="1377"/>
+          </w:tcPr>
+          <w:p>
+            <w:pPr>
+              <w:spacing w:after="20"/>
+            </w:pPr>
+            <w:r>
+              <w:rPr>
+                <w:rFonts w:ascii="Arial" w:hAnsi="Arial" w:cs="Arial" w:eastAsia="Arial"/>
+                <w:b w:val="0"/>
+                <w:i w:val="0"/>
+                <w:color w:val="000000"/>
+                <w:sz w:val="20"/>
+              </w:rPr>
+              <w:t>653</w:t>
+            </w:r>
+          </w:p>
+        </w:tc>
+        <w:tc>
+          <w:tcPr>
+            <w:tcW w:type="dxa" w:w="1377"/>
+          </w:tcPr>
+          <w:p>
+            <w:pPr>
+              <w:spacing w:after="20"/>
+            </w:pPr>
+            <w:r>
+              <w:rPr>
+                <w:rFonts w:ascii="Arial" w:hAnsi="Arial" w:cs="Arial" w:eastAsia="Arial"/>
+                <w:b w:val="0"/>
+                <w:i w:val="0"/>
+                <w:color w:val="000000"/>
+                <w:sz w:val="20"/>
+              </w:rPr>
+              <w:t>0,0116777</w:t>
+            </w:r>
+          </w:p>
+        </w:tc>
+        <w:tc>
+          <w:tcPr>
+            <w:tcW w:type="dxa" w:w="1377"/>
+          </w:tcPr>
+          <w:p>
+            <w:pPr>
+              <w:spacing w:after="20"/>
+            </w:pPr>
+            <w:r>
+              <w:rPr>
+                <w:rFonts w:ascii="Arial" w:hAnsi="Arial" w:cs="Arial" w:eastAsia="Arial"/>
+                <w:b w:val="0"/>
+                <w:i w:val="0"/>
+                <w:color w:val="000000"/>
+                <w:sz w:val="20"/>
+              </w:rPr>
+              <w:t>0,0119808</w:t>
+            </w:r>
+          </w:p>
+        </w:tc>
+      </w:tr>
+    </w:tbl>
+    <w:p>
+      <w:pPr>
+        <w:spacing w:after="40"/>
+      </w:pPr>
+    </w:p>
+    <w:p>
+      <w:r>
+        <w:rPr>
+          <w:rFonts w:ascii="Arial" w:hAnsi="Arial" w:cs="Arial" w:eastAsia="Arial"/>
+          <w:b/>
+          <w:i w:val="0"/>
+          <w:color w:val="000000"/>
+          <w:sz w:val="20"/>
+        </w:rPr>
         <w:t>Comparaison v2 (lecture E17, cas TR d'E18) aux valeurs du modèle source (C1 à C13) — contre-calcul d'un modèle non validé</w:t>
       </w:r>
     </w:p>
@@ -31506,7 +35650,7 @@
           <w:color w:val="000000"/>
           <w:sz w:val="20"/>
         </w:rPr>
-        <w:t>25 décisions tranchées de la fiche</w:t>
+        <w:t>26 décisions tranchées de la fiche</w:t>
       </w:r>
     </w:p>
     <w:tbl>
@@ -33733,6 +37877,91 @@
                 <w:sz w:val="20"/>
               </w:rPr>
               <w:t>MM, 2026-10-05</w:t>
+            </w:r>
+          </w:p>
+        </w:tc>
+      </w:tr>
+      <w:tr>
+        <w:trPr>
+          <w:cantSplit/>
+        </w:trPr>
+        <w:tc>
+          <w:tcPr>
+            <w:tcW w:type="dxa" w:w="850"/>
+          </w:tcPr>
+          <w:p>
+            <w:pPr>
+              <w:spacing w:after="20"/>
+            </w:pPr>
+            <w:r>
+              <w:rPr>
+                <w:rFonts w:ascii="Arial" w:hAnsi="Arial" w:cs="Arial" w:eastAsia="Arial"/>
+                <w:b w:val="0"/>
+                <w:i w:val="0"/>
+                <w:color w:val="000000"/>
+                <w:sz w:val="20"/>
+              </w:rPr>
+              <w:t>E20</w:t>
+            </w:r>
+          </w:p>
+        </w:tc>
+        <w:tc>
+          <w:tcPr>
+            <w:tcW w:type="dxa" w:w="2551"/>
+          </w:tcPr>
+          <w:p>
+            <w:pPr>
+              <w:spacing w:after="20"/>
+            </w:pPr>
+            <w:r>
+              <w:rPr>
+                <w:rFonts w:ascii="Arial" w:hAnsi="Arial" w:cs="Arial" w:eastAsia="Arial"/>
+                <w:b w:val="0"/>
+                <w:i w:val="0"/>
+                <w:color w:val="000000"/>
+                <w:sz w:val="20"/>
+              </w:rPr>
+              <w:t>DKT ou DST pour une dalle couplée à des poutres qui partagent ses nœuds</w:t>
+            </w:r>
+          </w:p>
+        </w:tc>
+        <w:tc>
+          <w:tcPr>
+            <w:tcW w:type="dxa" w:w="4762"/>
+          </w:tcPr>
+          <w:p>
+            <w:pPr>
+              <w:spacing w:after="20"/>
+            </w:pPr>
+            <w:r>
+              <w:rPr>
+                <w:rFonts w:ascii="Arial" w:hAnsi="Arial" w:cs="Arial" w:eastAsia="Arial"/>
+                <w:b w:val="0"/>
+                <w:i w:val="0"/>
+                <w:color w:val="000000"/>
+                <w:sz w:val="20"/>
+              </w:rPr>
+              <w:t>Dalle mince à moyennement épaisse (h/L ≤ 1/10), poutres au plan moyen (E20, texte de MM) ; établie sur le plan factoriel du lot 47 ter (dalle de 0,40 m, chevêtres de 1,20 × 0,90 et 0,80 m, maillage de 0,05 m) et CA-058.</w:t>
+            </w:r>
+          </w:p>
+        </w:tc>
+        <w:tc>
+          <w:tcPr>
+            <w:tcW w:type="dxa" w:w="1474"/>
+          </w:tcPr>
+          <w:p>
+            <w:pPr>
+              <w:spacing w:after="20"/>
+            </w:pPr>
+            <w:r>
+              <w:rPr>
+                <w:rFonts w:ascii="Arial" w:hAnsi="Arial" w:cs="Arial" w:eastAsia="Arial"/>
+                <w:b w:val="0"/>
+                <w:i w:val="0"/>
+                <w:color w:val="000000"/>
+                <w:sz w:val="20"/>
+              </w:rPr>
+              <w:t>MM, 2026-10-06</w:t>
             </w:r>
           </w:p>
         </w:tc>

--- a/projets/estacade_pieux_01/livrables/notes/note_resultats.docx
+++ b/projets/estacade_pieux_01/livrables/notes/note_resultats.docx
@@ -251,7 +251,7 @@
                 <w:color w:val="000000"/>
                 <w:sz w:val="20"/>
               </w:rPr>
-              <w:t>2026-10-07</w:t>
+              <w:t>2026-10-08</w:t>
             </w:r>
           </w:p>
         </w:tc>
@@ -296,7 +296,7 @@
                 <w:color w:val="000000"/>
                 <w:sz w:val="20"/>
               </w:rPr>
-              <w:t>2026-10-07T09:34:28Z</w:t>
+              <w:t>2026-10-08T12:34:53Z</w:t>
             </w:r>
           </w:p>
         </w:tc>
@@ -341,7 +341,7 @@
                 <w:color w:val="000000"/>
                 <w:sz w:val="20"/>
               </w:rPr>
-              <w:t>27efdbc151453589a1c5224684ef757223b17c7f (arbre modifié : oui)</w:t>
+              <w:t>59bc038395cb60c917f2b1bae56f4e22db2dd772 (arbre modifié : oui)</w:t>
             </w:r>
           </w:p>
         </w:tc>
@@ -476,7 +476,7 @@
                 <w:color w:val="000000"/>
                 <w:sz w:val="20"/>
               </w:rPr>
-              <w:t>be94de57ae8187994d03830b2800236a506bedab7433ffdfd02063bd548e6bde (identique à l'actuelle)</w:t>
+              <w:t>5fa8626b373f14045c5904e590558275a49d5bdbd85477d69f31f46ba9ee62b5 (identique à l'actuelle)</w:t>
             </w:r>
           </w:p>
         </w:tc>
@@ -746,7 +746,7 @@
                 <w:color w:val="000000"/>
                 <w:sz w:val="20"/>
               </w:rPr>
-              <w:t>19 fichiers, 532220 octets (plafond 20971520)</w:t>
+              <w:t>51 fichiers, 4850882 octets (plafond 20971520)</w:t>
             </w:r>
           </w:p>
         </w:tc>
@@ -6346,7 +6346,7 @@
                 <w:color w:val="000000"/>
                 <w:sz w:val="20"/>
               </w:rPr>
-              <w:t>2,6418e-05</w:t>
+              <w:t>0</w:t>
             </w:r>
           </w:p>
         </w:tc>
@@ -6471,27 +6471,27 @@
                 <w:color w:val="000000"/>
                 <w:sz w:val="20"/>
               </w:rPr>
-              <w:t>-3,22803e-06</w:t>
-            </w:r>
-          </w:p>
-        </w:tc>
-        <w:tc>
-          <w:tcPr>
-            <w:tcW w:type="dxa" w:w="1377"/>
-          </w:tcPr>
-          <w:p>
-            <w:pPr>
-              <w:spacing w:after="20"/>
-            </w:pPr>
-            <w:r>
-              <w:rPr>
-                <w:rFonts w:ascii="Arial" w:hAnsi="Arial" w:cs="Arial" w:eastAsia="Arial"/>
-                <w:b w:val="0"/>
-                <w:i w:val="0"/>
-                <w:color w:val="000000"/>
-                <w:sz w:val="20"/>
-              </w:rPr>
-              <w:t>-3,22803e-06</w:t>
+              <w:t>0</w:t>
+            </w:r>
+          </w:p>
+        </w:tc>
+        <w:tc>
+          <w:tcPr>
+            <w:tcW w:type="dxa" w:w="1377"/>
+          </w:tcPr>
+          <w:p>
+            <w:pPr>
+              <w:spacing w:after="20"/>
+            </w:pPr>
+            <w:r>
+              <w:rPr>
+                <w:rFonts w:ascii="Arial" w:hAnsi="Arial" w:cs="Arial" w:eastAsia="Arial"/>
+                <w:b w:val="0"/>
+                <w:i w:val="0"/>
+                <w:color w:val="000000"/>
+                <w:sz w:val="20"/>
+              </w:rPr>
+              <w:t>0</w:t>
             </w:r>
           </w:p>
         </w:tc>
@@ -6596,26 +6596,6 @@
                 <w:color w:val="000000"/>
                 <w:sz w:val="20"/>
               </w:rPr>
-              <w:t>1,02457e-05</w:t>
-            </w:r>
-          </w:p>
-        </w:tc>
-        <w:tc>
-          <w:tcPr>
-            <w:tcW w:type="dxa" w:w="1377"/>
-          </w:tcPr>
-          <w:p>
-            <w:pPr>
-              <w:spacing w:after="20"/>
-            </w:pPr>
-            <w:r>
-              <w:rPr>
-                <w:rFonts w:ascii="Arial" w:hAnsi="Arial" w:cs="Arial" w:eastAsia="Arial"/>
-                <w:b w:val="0"/>
-                <w:i w:val="0"/>
-                <w:color w:val="000000"/>
-                <w:sz w:val="20"/>
-              </w:rPr>
               <w:t>0</w:t>
             </w:r>
           </w:p>
@@ -6636,7 +6616,27 @@
                 <w:color w:val="000000"/>
                 <w:sz w:val="20"/>
               </w:rPr>
-              <w:t>1,02457e-05</w:t>
+              <w:t>0</w:t>
+            </w:r>
+          </w:p>
+        </w:tc>
+        <w:tc>
+          <w:tcPr>
+            <w:tcW w:type="dxa" w:w="1377"/>
+          </w:tcPr>
+          <w:p>
+            <w:pPr>
+              <w:spacing w:after="20"/>
+            </w:pPr>
+            <w:r>
+              <w:rPr>
+                <w:rFonts w:ascii="Arial" w:hAnsi="Arial" w:cs="Arial" w:eastAsia="Arial"/>
+                <w:b w:val="0"/>
+                <w:i w:val="0"/>
+                <w:color w:val="000000"/>
+                <w:sz w:val="20"/>
+              </w:rPr>
+              <w:t>0</w:t>
             </w:r>
           </w:p>
         </w:tc>
@@ -6761,27 +6761,27 @@
                 <w:color w:val="000000"/>
                 <w:sz w:val="20"/>
               </w:rPr>
-              <w:t>-6,71975e-09</w:t>
-            </w:r>
-          </w:p>
-        </w:tc>
-        <w:tc>
-          <w:tcPr>
-            <w:tcW w:type="dxa" w:w="1377"/>
-          </w:tcPr>
-          <w:p>
-            <w:pPr>
-              <w:spacing w:after="20"/>
-            </w:pPr>
-            <w:r>
-              <w:rPr>
-                <w:rFonts w:ascii="Arial" w:hAnsi="Arial" w:cs="Arial" w:eastAsia="Arial"/>
-                <w:b w:val="0"/>
-                <w:i w:val="0"/>
-                <w:color w:val="000000"/>
-                <w:sz w:val="20"/>
-              </w:rPr>
-              <w:t>-6,71975e-09</w:t>
+              <w:t>0</w:t>
+            </w:r>
+          </w:p>
+        </w:tc>
+        <w:tc>
+          <w:tcPr>
+            <w:tcW w:type="dxa" w:w="1377"/>
+          </w:tcPr>
+          <w:p>
+            <w:pPr>
+              <w:spacing w:after="20"/>
+            </w:pPr>
+            <w:r>
+              <w:rPr>
+                <w:rFonts w:ascii="Arial" w:hAnsi="Arial" w:cs="Arial" w:eastAsia="Arial"/>
+                <w:b w:val="0"/>
+                <w:i w:val="0"/>
+                <w:color w:val="000000"/>
+                <w:sz w:val="20"/>
+              </w:rPr>
+              <w:t>0</w:t>
             </w:r>
           </w:p>
         </w:tc>
@@ -6906,27 +6906,27 @@
                 <w:color w:val="000000"/>
                 <w:sz w:val="20"/>
               </w:rPr>
-              <w:t>9,73199e-10</w:t>
-            </w:r>
-          </w:p>
-        </w:tc>
-        <w:tc>
-          <w:tcPr>
-            <w:tcW w:type="dxa" w:w="1377"/>
-          </w:tcPr>
-          <w:p>
-            <w:pPr>
-              <w:spacing w:after="20"/>
-            </w:pPr>
-            <w:r>
-              <w:rPr>
-                <w:rFonts w:ascii="Arial" w:hAnsi="Arial" w:cs="Arial" w:eastAsia="Arial"/>
-                <w:b w:val="0"/>
-                <w:i w:val="0"/>
-                <w:color w:val="000000"/>
-                <w:sz w:val="20"/>
-              </w:rPr>
-              <w:t>9,73199e-10</w:t>
+              <w:t>0</w:t>
+            </w:r>
+          </w:p>
+        </w:tc>
+        <w:tc>
+          <w:tcPr>
+            <w:tcW w:type="dxa" w:w="1377"/>
+          </w:tcPr>
+          <w:p>
+            <w:pPr>
+              <w:spacing w:after="20"/>
+            </w:pPr>
+            <w:r>
+              <w:rPr>
+                <w:rFonts w:ascii="Arial" w:hAnsi="Arial" w:cs="Arial" w:eastAsia="Arial"/>
+                <w:b w:val="0"/>
+                <w:i w:val="0"/>
+                <w:color w:val="000000"/>
+                <w:sz w:val="20"/>
+              </w:rPr>
+              <w:t>0</w:t>
             </w:r>
           </w:p>
         </w:tc>
@@ -7011,27 +7011,27 @@
                 <w:color w:val="000000"/>
                 <w:sz w:val="20"/>
               </w:rPr>
-              <w:t>-1,0009e+06</w:t>
-            </w:r>
-          </w:p>
-        </w:tc>
-        <w:tc>
-          <w:tcPr>
-            <w:tcW w:type="dxa" w:w="1377"/>
-          </w:tcPr>
-          <w:p>
-            <w:pPr>
-              <w:spacing w:after="20"/>
-            </w:pPr>
-            <w:r>
-              <w:rPr>
-                <w:rFonts w:ascii="Arial" w:hAnsi="Arial" w:cs="Arial" w:eastAsia="Arial"/>
-                <w:b w:val="0"/>
-                <w:i w:val="0"/>
-                <w:color w:val="000000"/>
-                <w:sz w:val="20"/>
-              </w:rPr>
-              <w:t>1,0009e+06</w:t>
+              <w:t>-1000896</w:t>
+            </w:r>
+          </w:p>
+        </w:tc>
+        <w:tc>
+          <w:tcPr>
+            <w:tcW w:type="dxa" w:w="1377"/>
+          </w:tcPr>
+          <w:p>
+            <w:pPr>
+              <w:spacing w:after="20"/>
+            </w:pPr>
+            <w:r>
+              <w:rPr>
+                <w:rFonts w:ascii="Arial" w:hAnsi="Arial" w:cs="Arial" w:eastAsia="Arial"/>
+                <w:b w:val="0"/>
+                <w:i w:val="0"/>
+                <w:color w:val="000000"/>
+                <w:sz w:val="20"/>
+              </w:rPr>
+              <w:t>1000896</w:t>
             </w:r>
           </w:p>
         </w:tc>
@@ -7071,7 +7071,7 @@
                 <w:color w:val="000000"/>
                 <w:sz w:val="20"/>
               </w:rPr>
-              <w:t>-4,1e-05</w:t>
+              <w:t>0</w:t>
             </w:r>
           </w:p>
         </w:tc>
@@ -7196,27 +7196,27 @@
                 <w:color w:val="000000"/>
                 <w:sz w:val="20"/>
               </w:rPr>
-              <w:t>-8,31145e-09</w:t>
-            </w:r>
-          </w:p>
-        </w:tc>
-        <w:tc>
-          <w:tcPr>
-            <w:tcW w:type="dxa" w:w="1377"/>
-          </w:tcPr>
-          <w:p>
-            <w:pPr>
-              <w:spacing w:after="20"/>
-            </w:pPr>
-            <w:r>
-              <w:rPr>
-                <w:rFonts w:ascii="Arial" w:hAnsi="Arial" w:cs="Arial" w:eastAsia="Arial"/>
-                <w:b w:val="0"/>
-                <w:i w:val="0"/>
-                <w:color w:val="000000"/>
-                <w:sz w:val="20"/>
-              </w:rPr>
-              <w:t>-8,31145e-09</w:t>
+              <w:t>0</w:t>
+            </w:r>
+          </w:p>
+        </w:tc>
+        <w:tc>
+          <w:tcPr>
+            <w:tcW w:type="dxa" w:w="1377"/>
+          </w:tcPr>
+          <w:p>
+            <w:pPr>
+              <w:spacing w:after="20"/>
+            </w:pPr>
+            <w:r>
+              <w:rPr>
+                <w:rFonts w:ascii="Arial" w:hAnsi="Arial" w:cs="Arial" w:eastAsia="Arial"/>
+                <w:b w:val="0"/>
+                <w:i w:val="0"/>
+                <w:color w:val="000000"/>
+                <w:sz w:val="20"/>
+              </w:rPr>
+              <w:t>0</w:t>
             </w:r>
           </w:p>
         </w:tc>
@@ -7341,27 +7341,27 @@
                 <w:color w:val="000000"/>
                 <w:sz w:val="20"/>
               </w:rPr>
-              <w:t>1,74865e-09</w:t>
-            </w:r>
-          </w:p>
-        </w:tc>
-        <w:tc>
-          <w:tcPr>
-            <w:tcW w:type="dxa" w:w="1377"/>
-          </w:tcPr>
-          <w:p>
-            <w:pPr>
-              <w:spacing w:after="20"/>
-            </w:pPr>
-            <w:r>
-              <w:rPr>
-                <w:rFonts w:ascii="Arial" w:hAnsi="Arial" w:cs="Arial" w:eastAsia="Arial"/>
-                <w:b w:val="0"/>
-                <w:i w:val="0"/>
-                <w:color w:val="000000"/>
-                <w:sz w:val="20"/>
-              </w:rPr>
-              <w:t>1,74865e-09</w:t>
+              <w:t>0</w:t>
+            </w:r>
+          </w:p>
+        </w:tc>
+        <w:tc>
+          <w:tcPr>
+            <w:tcW w:type="dxa" w:w="1377"/>
+          </w:tcPr>
+          <w:p>
+            <w:pPr>
+              <w:spacing w:after="20"/>
+            </w:pPr>
+            <w:r>
+              <w:rPr>
+                <w:rFonts w:ascii="Arial" w:hAnsi="Arial" w:cs="Arial" w:eastAsia="Arial"/>
+                <w:b w:val="0"/>
+                <w:i w:val="0"/>
+                <w:color w:val="000000"/>
+                <w:sz w:val="20"/>
+              </w:rPr>
+              <w:t>0</w:t>
             </w:r>
           </w:p>
         </w:tc>
@@ -7506,7 +7506,7 @@
                 <w:color w:val="000000"/>
                 <w:sz w:val="20"/>
               </w:rPr>
-              <w:t>2,7e-05</w:t>
+              <w:t>0</w:t>
             </w:r>
           </w:p>
         </w:tc>
@@ -7631,27 +7631,27 @@
                 <w:color w:val="000000"/>
                 <w:sz w:val="20"/>
               </w:rPr>
-              <w:t>-1,60896e-08</w:t>
-            </w:r>
-          </w:p>
-        </w:tc>
-        <w:tc>
-          <w:tcPr>
-            <w:tcW w:type="dxa" w:w="1377"/>
-          </w:tcPr>
-          <w:p>
-            <w:pPr>
-              <w:spacing w:after="20"/>
-            </w:pPr>
-            <w:r>
-              <w:rPr>
-                <w:rFonts w:ascii="Arial" w:hAnsi="Arial" w:cs="Arial" w:eastAsia="Arial"/>
-                <w:b w:val="0"/>
-                <w:i w:val="0"/>
-                <w:color w:val="000000"/>
-                <w:sz w:val="20"/>
-              </w:rPr>
-              <w:t>-1,60896e-08</w:t>
+              <w:t>0</w:t>
+            </w:r>
+          </w:p>
+        </w:tc>
+        <w:tc>
+          <w:tcPr>
+            <w:tcW w:type="dxa" w:w="1377"/>
+          </w:tcPr>
+          <w:p>
+            <w:pPr>
+              <w:spacing w:after="20"/>
+            </w:pPr>
+            <w:r>
+              <w:rPr>
+                <w:rFonts w:ascii="Arial" w:hAnsi="Arial" w:cs="Arial" w:eastAsia="Arial"/>
+                <w:b w:val="0"/>
+                <w:i w:val="0"/>
+                <w:color w:val="000000"/>
+                <w:sz w:val="20"/>
+              </w:rPr>
+              <w:t>0</w:t>
             </w:r>
           </w:p>
         </w:tc>
@@ -7776,27 +7776,27 @@
                 <w:color w:val="000000"/>
                 <w:sz w:val="20"/>
               </w:rPr>
-              <w:t>-1,96937e-07</w:t>
-            </w:r>
-          </w:p>
-        </w:tc>
-        <w:tc>
-          <w:tcPr>
-            <w:tcW w:type="dxa" w:w="1377"/>
-          </w:tcPr>
-          <w:p>
-            <w:pPr>
-              <w:spacing w:after="20"/>
-            </w:pPr>
-            <w:r>
-              <w:rPr>
-                <w:rFonts w:ascii="Arial" w:hAnsi="Arial" w:cs="Arial" w:eastAsia="Arial"/>
-                <w:b w:val="0"/>
-                <w:i w:val="0"/>
-                <w:color w:val="000000"/>
-                <w:sz w:val="20"/>
-              </w:rPr>
-              <w:t>-1,96937e-07</w:t>
+              <w:t>0</w:t>
+            </w:r>
+          </w:p>
+        </w:tc>
+        <w:tc>
+          <w:tcPr>
+            <w:tcW w:type="dxa" w:w="1377"/>
+          </w:tcPr>
+          <w:p>
+            <w:pPr>
+              <w:spacing w:after="20"/>
+            </w:pPr>
+            <w:r>
+              <w:rPr>
+                <w:rFonts w:ascii="Arial" w:hAnsi="Arial" w:cs="Arial" w:eastAsia="Arial"/>
+                <w:b w:val="0"/>
+                <w:i w:val="0"/>
+                <w:color w:val="000000"/>
+                <w:sz w:val="20"/>
+              </w:rPr>
+              <w:t>0</w:t>
             </w:r>
           </w:p>
         </w:tc>
@@ -7941,7 +7941,7 @@
                 <w:color w:val="000000"/>
                 <w:sz w:val="20"/>
               </w:rPr>
-              <w:t>2,94e-05</w:t>
+              <w:t>0</w:t>
             </w:r>
           </w:p>
         </w:tc>
@@ -8066,27 +8066,27 @@
                 <w:color w:val="000000"/>
                 <w:sz w:val="20"/>
               </w:rPr>
-              <w:t>-1,48558e-08</w:t>
-            </w:r>
-          </w:p>
-        </w:tc>
-        <w:tc>
-          <w:tcPr>
-            <w:tcW w:type="dxa" w:w="1377"/>
-          </w:tcPr>
-          <w:p>
-            <w:pPr>
-              <w:spacing w:after="20"/>
-            </w:pPr>
-            <w:r>
-              <w:rPr>
-                <w:rFonts w:ascii="Arial" w:hAnsi="Arial" w:cs="Arial" w:eastAsia="Arial"/>
-                <w:b w:val="0"/>
-                <w:i w:val="0"/>
-                <w:color w:val="000000"/>
-                <w:sz w:val="20"/>
-              </w:rPr>
-              <w:t>-1,48558e-08</w:t>
+              <w:t>0</w:t>
+            </w:r>
+          </w:p>
+        </w:tc>
+        <w:tc>
+          <w:tcPr>
+            <w:tcW w:type="dxa" w:w="1377"/>
+          </w:tcPr>
+          <w:p>
+            <w:pPr>
+              <w:spacing w:after="20"/>
+            </w:pPr>
+            <w:r>
+              <w:rPr>
+                <w:rFonts w:ascii="Arial" w:hAnsi="Arial" w:cs="Arial" w:eastAsia="Arial"/>
+                <w:b w:val="0"/>
+                <w:i w:val="0"/>
+                <w:color w:val="000000"/>
+                <w:sz w:val="20"/>
+              </w:rPr>
+              <w:t>0</w:t>
             </w:r>
           </w:p>
         </w:tc>
@@ -8211,27 +8211,27 @@
                 <w:color w:val="000000"/>
                 <w:sz w:val="20"/>
               </w:rPr>
-              <w:t>1,32586e-09</w:t>
-            </w:r>
-          </w:p>
-        </w:tc>
-        <w:tc>
-          <w:tcPr>
-            <w:tcW w:type="dxa" w:w="1377"/>
-          </w:tcPr>
-          <w:p>
-            <w:pPr>
-              <w:spacing w:after="20"/>
-            </w:pPr>
-            <w:r>
-              <w:rPr>
-                <w:rFonts w:ascii="Arial" w:hAnsi="Arial" w:cs="Arial" w:eastAsia="Arial"/>
-                <w:b w:val="0"/>
-                <w:i w:val="0"/>
-                <w:color w:val="000000"/>
-                <w:sz w:val="20"/>
-              </w:rPr>
-              <w:t>1,32586e-09</w:t>
+              <w:t>0</w:t>
+            </w:r>
+          </w:p>
+        </w:tc>
+        <w:tc>
+          <w:tcPr>
+            <w:tcW w:type="dxa" w:w="1377"/>
+          </w:tcPr>
+          <w:p>
+            <w:pPr>
+              <w:spacing w:after="20"/>
+            </w:pPr>
+            <w:r>
+              <w:rPr>
+                <w:rFonts w:ascii="Arial" w:hAnsi="Arial" w:cs="Arial" w:eastAsia="Arial"/>
+                <w:b w:val="0"/>
+                <w:i w:val="0"/>
+                <w:color w:val="000000"/>
+                <w:sz w:val="20"/>
+              </w:rPr>
+              <w:t>0</w:t>
             </w:r>
           </w:p>
         </w:tc>
@@ -8316,27 +8316,27 @@
                 <w:color w:val="000000"/>
                 <w:sz w:val="20"/>
               </w:rPr>
-              <w:t>-3,5533e+06</w:t>
-            </w:r>
-          </w:p>
-        </w:tc>
-        <w:tc>
-          <w:tcPr>
-            <w:tcW w:type="dxa" w:w="1377"/>
-          </w:tcPr>
-          <w:p>
-            <w:pPr>
-              <w:spacing w:after="20"/>
-            </w:pPr>
-            <w:r>
-              <w:rPr>
-                <w:rFonts w:ascii="Arial" w:hAnsi="Arial" w:cs="Arial" w:eastAsia="Arial"/>
-                <w:b w:val="0"/>
-                <w:i w:val="0"/>
-                <w:color w:val="000000"/>
-                <w:sz w:val="20"/>
-              </w:rPr>
-              <w:t>3,5533e+06</w:t>
+              <w:t>-3553298</w:t>
+            </w:r>
+          </w:p>
+        </w:tc>
+        <w:tc>
+          <w:tcPr>
+            <w:tcW w:type="dxa" w:w="1377"/>
+          </w:tcPr>
+          <w:p>
+            <w:pPr>
+              <w:spacing w:after="20"/>
+            </w:pPr>
+            <w:r>
+              <w:rPr>
+                <w:rFonts w:ascii="Arial" w:hAnsi="Arial" w:cs="Arial" w:eastAsia="Arial"/>
+                <w:b w:val="0"/>
+                <w:i w:val="0"/>
+                <w:color w:val="000000"/>
+                <w:sz w:val="20"/>
+              </w:rPr>
+              <w:t>3553298</w:t>
             </w:r>
           </w:p>
         </w:tc>
@@ -8376,7 +8376,7 @@
                 <w:color w:val="000000"/>
                 <w:sz w:val="20"/>
               </w:rPr>
-              <w:t>0,00011</w:t>
+              <w:t>0</w:t>
             </w:r>
           </w:p>
         </w:tc>
@@ -8501,27 +8501,27 @@
                 <w:color w:val="000000"/>
                 <w:sz w:val="20"/>
               </w:rPr>
-              <w:t>-9,05884e-06</w:t>
-            </w:r>
-          </w:p>
-        </w:tc>
-        <w:tc>
-          <w:tcPr>
-            <w:tcW w:type="dxa" w:w="1377"/>
-          </w:tcPr>
-          <w:p>
-            <w:pPr>
-              <w:spacing w:after="20"/>
-            </w:pPr>
-            <w:r>
-              <w:rPr>
-                <w:rFonts w:ascii="Arial" w:hAnsi="Arial" w:cs="Arial" w:eastAsia="Arial"/>
-                <w:b w:val="0"/>
-                <w:i w:val="0"/>
-                <w:color w:val="000000"/>
-                <w:sz w:val="20"/>
-              </w:rPr>
-              <w:t>-9,05884e-06</w:t>
+              <w:t>0</w:t>
+            </w:r>
+          </w:p>
+        </w:tc>
+        <w:tc>
+          <w:tcPr>
+            <w:tcW w:type="dxa" w:w="1377"/>
+          </w:tcPr>
+          <w:p>
+            <w:pPr>
+              <w:spacing w:after="20"/>
+            </w:pPr>
+            <w:r>
+              <w:rPr>
+                <w:rFonts w:ascii="Arial" w:hAnsi="Arial" w:cs="Arial" w:eastAsia="Arial"/>
+                <w:b w:val="0"/>
+                <w:i w:val="0"/>
+                <w:color w:val="000000"/>
+                <w:sz w:val="20"/>
+              </w:rPr>
+              <w:t>0</w:t>
             </w:r>
           </w:p>
         </w:tc>
@@ -8646,27 +8646,27 @@
                 <w:color w:val="000000"/>
                 <w:sz w:val="20"/>
               </w:rPr>
-              <w:t>-2,90574e-09</w:t>
-            </w:r>
-          </w:p>
-        </w:tc>
-        <w:tc>
-          <w:tcPr>
-            <w:tcW w:type="dxa" w:w="1377"/>
-          </w:tcPr>
-          <w:p>
-            <w:pPr>
-              <w:spacing w:after="20"/>
-            </w:pPr>
-            <w:r>
-              <w:rPr>
-                <w:rFonts w:ascii="Arial" w:hAnsi="Arial" w:cs="Arial" w:eastAsia="Arial"/>
-                <w:b w:val="0"/>
-                <w:i w:val="0"/>
-                <w:color w:val="000000"/>
-                <w:sz w:val="20"/>
-              </w:rPr>
-              <w:t>-2,90574e-09</w:t>
+              <w:t>0</w:t>
+            </w:r>
+          </w:p>
+        </w:tc>
+        <w:tc>
+          <w:tcPr>
+            <w:tcW w:type="dxa" w:w="1377"/>
+          </w:tcPr>
+          <w:p>
+            <w:pPr>
+              <w:spacing w:after="20"/>
+            </w:pPr>
+            <w:r>
+              <w:rPr>
+                <w:rFonts w:ascii="Arial" w:hAnsi="Arial" w:cs="Arial" w:eastAsia="Arial"/>
+                <w:b w:val="0"/>
+                <w:i w:val="0"/>
+                <w:color w:val="000000"/>
+                <w:sz w:val="20"/>
+              </w:rPr>
+              <w:t>0</w:t>
             </w:r>
           </w:p>
         </w:tc>
@@ -8771,26 +8771,6 @@
                 <w:color w:val="000000"/>
                 <w:sz w:val="20"/>
               </w:rPr>
-              <w:t>2,3699e-05</w:t>
-            </w:r>
-          </w:p>
-        </w:tc>
-        <w:tc>
-          <w:tcPr>
-            <w:tcW w:type="dxa" w:w="1377"/>
-          </w:tcPr>
-          <w:p>
-            <w:pPr>
-              <w:spacing w:after="20"/>
-            </w:pPr>
-            <w:r>
-              <w:rPr>
-                <w:rFonts w:ascii="Arial" w:hAnsi="Arial" w:cs="Arial" w:eastAsia="Arial"/>
-                <w:b w:val="0"/>
-                <w:i w:val="0"/>
-                <w:color w:val="000000"/>
-                <w:sz w:val="20"/>
-              </w:rPr>
               <w:t>0</w:t>
             </w:r>
           </w:p>
@@ -8811,7 +8791,27 @@
                 <w:color w:val="000000"/>
                 <w:sz w:val="20"/>
               </w:rPr>
-              <w:t>2,3699e-05</w:t>
+              <w:t>0</w:t>
+            </w:r>
+          </w:p>
+        </w:tc>
+        <w:tc>
+          <w:tcPr>
+            <w:tcW w:type="dxa" w:w="1377"/>
+          </w:tcPr>
+          <w:p>
+            <w:pPr>
+              <w:spacing w:after="20"/>
+            </w:pPr>
+            <w:r>
+              <w:rPr>
+                <w:rFonts w:ascii="Arial" w:hAnsi="Arial" w:cs="Arial" w:eastAsia="Arial"/>
+                <w:b w:val="0"/>
+                <w:i w:val="0"/>
+                <w:color w:val="000000"/>
+                <w:sz w:val="20"/>
+              </w:rPr>
+              <w:t>0</w:t>
             </w:r>
           </w:p>
         </w:tc>
@@ -8936,27 +8936,27 @@
                 <w:color w:val="000000"/>
                 <w:sz w:val="20"/>
               </w:rPr>
-              <w:t>9,05884e-06</w:t>
-            </w:r>
-          </w:p>
-        </w:tc>
-        <w:tc>
-          <w:tcPr>
-            <w:tcW w:type="dxa" w:w="1377"/>
-          </w:tcPr>
-          <w:p>
-            <w:pPr>
-              <w:spacing w:after="20"/>
-            </w:pPr>
-            <w:r>
-              <w:rPr>
-                <w:rFonts w:ascii="Arial" w:hAnsi="Arial" w:cs="Arial" w:eastAsia="Arial"/>
-                <w:b w:val="0"/>
-                <w:i w:val="0"/>
-                <w:color w:val="000000"/>
-                <w:sz w:val="20"/>
-              </w:rPr>
-              <w:t>9,05884e-06</w:t>
+              <w:t>0</w:t>
+            </w:r>
+          </w:p>
+        </w:tc>
+        <w:tc>
+          <w:tcPr>
+            <w:tcW w:type="dxa" w:w="1377"/>
+          </w:tcPr>
+          <w:p>
+            <w:pPr>
+              <w:spacing w:after="20"/>
+            </w:pPr>
+            <w:r>
+              <w:rPr>
+                <w:rFonts w:ascii="Arial" w:hAnsi="Arial" w:cs="Arial" w:eastAsia="Arial"/>
+                <w:b w:val="0"/>
+                <w:i w:val="0"/>
+                <w:color w:val="000000"/>
+                <w:sz w:val="20"/>
+              </w:rPr>
+              <w:t>0</w:t>
             </w:r>
           </w:p>
         </w:tc>
@@ -9081,27 +9081,27 @@
                 <w:color w:val="000000"/>
                 <w:sz w:val="20"/>
               </w:rPr>
-              <w:t>2,90574e-09</w:t>
-            </w:r>
-          </w:p>
-        </w:tc>
-        <w:tc>
-          <w:tcPr>
-            <w:tcW w:type="dxa" w:w="1377"/>
-          </w:tcPr>
-          <w:p>
-            <w:pPr>
-              <w:spacing w:after="20"/>
-            </w:pPr>
-            <w:r>
-              <w:rPr>
-                <w:rFonts w:ascii="Arial" w:hAnsi="Arial" w:cs="Arial" w:eastAsia="Arial"/>
-                <w:b w:val="0"/>
-                <w:i w:val="0"/>
-                <w:color w:val="000000"/>
-                <w:sz w:val="20"/>
-              </w:rPr>
-              <w:t>2,90574e-09</w:t>
+              <w:t>0</w:t>
+            </w:r>
+          </w:p>
+        </w:tc>
+        <w:tc>
+          <w:tcPr>
+            <w:tcW w:type="dxa" w:w="1377"/>
+          </w:tcPr>
+          <w:p>
+            <w:pPr>
+              <w:spacing w:after="20"/>
+            </w:pPr>
+            <w:r>
+              <w:rPr>
+                <w:rFonts w:ascii="Arial" w:hAnsi="Arial" w:cs="Arial" w:eastAsia="Arial"/>
+                <w:b w:val="0"/>
+                <w:i w:val="0"/>
+                <w:color w:val="000000"/>
+                <w:sz w:val="20"/>
+              </w:rPr>
+              <w:t>0</w:t>
             </w:r>
           </w:p>
         </w:tc>
@@ -9206,26 +9206,6 @@
                 <w:color w:val="000000"/>
                 <w:sz w:val="20"/>
               </w:rPr>
-              <w:t>-2,3699e-05</w:t>
-            </w:r>
-          </w:p>
-        </w:tc>
-        <w:tc>
-          <w:tcPr>
-            <w:tcW w:type="dxa" w:w="1377"/>
-          </w:tcPr>
-          <w:p>
-            <w:pPr>
-              <w:spacing w:after="20"/>
-            </w:pPr>
-            <w:r>
-              <w:rPr>
-                <w:rFonts w:ascii="Arial" w:hAnsi="Arial" w:cs="Arial" w:eastAsia="Arial"/>
-                <w:b w:val="0"/>
-                <w:i w:val="0"/>
-                <w:color w:val="000000"/>
-                <w:sz w:val="20"/>
-              </w:rPr>
               <w:t>0</w:t>
             </w:r>
           </w:p>
@@ -9246,7 +9226,27 @@
                 <w:color w:val="000000"/>
                 <w:sz w:val="20"/>
               </w:rPr>
-              <w:t>-2,3699e-05</w:t>
+              <w:t>0</w:t>
+            </w:r>
+          </w:p>
+        </w:tc>
+        <w:tc>
+          <w:tcPr>
+            <w:tcW w:type="dxa" w:w="1377"/>
+          </w:tcPr>
+          <w:p>
+            <w:pPr>
+              <w:spacing w:after="20"/>
+            </w:pPr>
+            <w:r>
+              <w:rPr>
+                <w:rFonts w:ascii="Arial" w:hAnsi="Arial" w:cs="Arial" w:eastAsia="Arial"/>
+                <w:b w:val="0"/>
+                <w:i w:val="0"/>
+                <w:color w:val="000000"/>
+                <w:sz w:val="20"/>
+              </w:rPr>
+              <w:t>0</w:t>
             </w:r>
           </w:p>
         </w:tc>
@@ -9371,27 +9371,27 @@
                 <w:color w:val="000000"/>
                 <w:sz w:val="20"/>
               </w:rPr>
-              <w:t>-4,00705e-09</w:t>
-            </w:r>
-          </w:p>
-        </w:tc>
-        <w:tc>
-          <w:tcPr>
-            <w:tcW w:type="dxa" w:w="1377"/>
-          </w:tcPr>
-          <w:p>
-            <w:pPr>
-              <w:spacing w:after="20"/>
-            </w:pPr>
-            <w:r>
-              <w:rPr>
-                <w:rFonts w:ascii="Arial" w:hAnsi="Arial" w:cs="Arial" w:eastAsia="Arial"/>
-                <w:b w:val="0"/>
-                <w:i w:val="0"/>
-                <w:color w:val="000000"/>
-                <w:sz w:val="20"/>
-              </w:rPr>
-              <w:t>-4,00705e-09</w:t>
+              <w:t>0</w:t>
+            </w:r>
+          </w:p>
+        </w:tc>
+        <w:tc>
+          <w:tcPr>
+            <w:tcW w:type="dxa" w:w="1377"/>
+          </w:tcPr>
+          <w:p>
+            <w:pPr>
+              <w:spacing w:after="20"/>
+            </w:pPr>
+            <w:r>
+              <w:rPr>
+                <w:rFonts w:ascii="Arial" w:hAnsi="Arial" w:cs="Arial" w:eastAsia="Arial"/>
+                <w:b w:val="0"/>
+                <w:i w:val="0"/>
+                <w:color w:val="000000"/>
+                <w:sz w:val="20"/>
+              </w:rPr>
+              <w:t>0</w:t>
             </w:r>
           </w:p>
         </w:tc>
@@ -9516,27 +9516,27 @@
                 <w:color w:val="000000"/>
                 <w:sz w:val="20"/>
               </w:rPr>
-              <w:t>6,12571e-10</w:t>
-            </w:r>
-          </w:p>
-        </w:tc>
-        <w:tc>
-          <w:tcPr>
-            <w:tcW w:type="dxa" w:w="1377"/>
-          </w:tcPr>
-          <w:p>
-            <w:pPr>
-              <w:spacing w:after="20"/>
-            </w:pPr>
-            <w:r>
-              <w:rPr>
-                <w:rFonts w:ascii="Arial" w:hAnsi="Arial" w:cs="Arial" w:eastAsia="Arial"/>
-                <w:b w:val="0"/>
-                <w:i w:val="0"/>
-                <w:color w:val="000000"/>
-                <w:sz w:val="20"/>
-              </w:rPr>
-              <w:t>6,12571e-10</w:t>
+              <w:t>0</w:t>
+            </w:r>
+          </w:p>
+        </w:tc>
+        <w:tc>
+          <w:tcPr>
+            <w:tcW w:type="dxa" w:w="1377"/>
+          </w:tcPr>
+          <w:p>
+            <w:pPr>
+              <w:spacing w:after="20"/>
+            </w:pPr>
+            <w:r>
+              <w:rPr>
+                <w:rFonts w:ascii="Arial" w:hAnsi="Arial" w:cs="Arial" w:eastAsia="Arial"/>
+                <w:b w:val="0"/>
+                <w:i w:val="0"/>
+                <w:color w:val="000000"/>
+                <w:sz w:val="20"/>
+              </w:rPr>
+              <w:t>0</w:t>
             </w:r>
           </w:p>
         </w:tc>
@@ -9681,7 +9681,7 @@
                 <w:color w:val="000000"/>
                 <w:sz w:val="20"/>
               </w:rPr>
-              <w:t>1,18e-05</w:t>
+              <w:t>0</w:t>
             </w:r>
           </w:p>
         </w:tc>
@@ -9806,27 +9806,27 @@
                 <w:color w:val="000000"/>
                 <w:sz w:val="20"/>
               </w:rPr>
-              <w:t>-1,01143e-09</w:t>
-            </w:r>
-          </w:p>
-        </w:tc>
-        <w:tc>
-          <w:tcPr>
-            <w:tcW w:type="dxa" w:w="1377"/>
-          </w:tcPr>
-          <w:p>
-            <w:pPr>
-              <w:spacing w:after="20"/>
-            </w:pPr>
-            <w:r>
-              <w:rPr>
-                <w:rFonts w:ascii="Arial" w:hAnsi="Arial" w:cs="Arial" w:eastAsia="Arial"/>
-                <w:b w:val="0"/>
-                <w:i w:val="0"/>
-                <w:color w:val="000000"/>
-                <w:sz w:val="20"/>
-              </w:rPr>
-              <w:t>-1,01143e-09</w:t>
+              <w:t>0</w:t>
+            </w:r>
+          </w:p>
+        </w:tc>
+        <w:tc>
+          <w:tcPr>
+            <w:tcW w:type="dxa" w:w="1377"/>
+          </w:tcPr>
+          <w:p>
+            <w:pPr>
+              <w:spacing w:after="20"/>
+            </w:pPr>
+            <w:r>
+              <w:rPr>
+                <w:rFonts w:ascii="Arial" w:hAnsi="Arial" w:cs="Arial" w:eastAsia="Arial"/>
+                <w:b w:val="0"/>
+                <w:i w:val="0"/>
+                <w:color w:val="000000"/>
+                <w:sz w:val="20"/>
+              </w:rPr>
+              <w:t>0</w:t>
             </w:r>
           </w:p>
         </w:tc>
@@ -9951,27 +9951,27 @@
                 <w:color w:val="000000"/>
                 <w:sz w:val="20"/>
               </w:rPr>
-              <w:t>1,13708e-10</w:t>
-            </w:r>
-          </w:p>
-        </w:tc>
-        <w:tc>
-          <w:tcPr>
-            <w:tcW w:type="dxa" w:w="1377"/>
-          </w:tcPr>
-          <w:p>
-            <w:pPr>
-              <w:spacing w:after="20"/>
-            </w:pPr>
-            <w:r>
-              <w:rPr>
-                <w:rFonts w:ascii="Arial" w:hAnsi="Arial" w:cs="Arial" w:eastAsia="Arial"/>
-                <w:b w:val="0"/>
-                <w:i w:val="0"/>
-                <w:color w:val="000000"/>
-                <w:sz w:val="20"/>
-              </w:rPr>
-              <w:t>1,13708e-10</w:t>
+              <w:t>0</w:t>
+            </w:r>
+          </w:p>
+        </w:tc>
+        <w:tc>
+          <w:tcPr>
+            <w:tcW w:type="dxa" w:w="1377"/>
+          </w:tcPr>
+          <w:p>
+            <w:pPr>
+              <w:spacing w:after="20"/>
+            </w:pPr>
+            <w:r>
+              <w:rPr>
+                <w:rFonts w:ascii="Arial" w:hAnsi="Arial" w:cs="Arial" w:eastAsia="Arial"/>
+                <w:b w:val="0"/>
+                <w:i w:val="0"/>
+                <w:color w:val="000000"/>
+                <w:sz w:val="20"/>
+              </w:rPr>
+              <w:t>0</w:t>
             </w:r>
           </w:p>
         </w:tc>
@@ -10116,7 +10116,7 @@
                 <w:color w:val="000000"/>
                 <w:sz w:val="20"/>
               </w:rPr>
-              <w:t>6,5e-05</w:t>
+              <w:t>0</w:t>
             </w:r>
           </w:p>
         </w:tc>
@@ -10241,27 +10241,27 @@
                 <w:color w:val="000000"/>
                 <w:sz w:val="20"/>
               </w:rPr>
-              <w:t>-2,85062e-08</w:t>
-            </w:r>
-          </w:p>
-        </w:tc>
-        <w:tc>
-          <w:tcPr>
-            <w:tcW w:type="dxa" w:w="1377"/>
-          </w:tcPr>
-          <w:p>
-            <w:pPr>
-              <w:spacing w:after="20"/>
-            </w:pPr>
-            <w:r>
-              <w:rPr>
-                <w:rFonts w:ascii="Arial" w:hAnsi="Arial" w:cs="Arial" w:eastAsia="Arial"/>
-                <w:b w:val="0"/>
-                <w:i w:val="0"/>
-                <w:color w:val="000000"/>
-                <w:sz w:val="20"/>
-              </w:rPr>
-              <w:t>-2,85062e-08</w:t>
+              <w:t>0</w:t>
+            </w:r>
+          </w:p>
+        </w:tc>
+        <w:tc>
+          <w:tcPr>
+            <w:tcW w:type="dxa" w:w="1377"/>
+          </w:tcPr>
+          <w:p>
+            <w:pPr>
+              <w:spacing w:after="20"/>
+            </w:pPr>
+            <w:r>
+              <w:rPr>
+                <w:rFonts w:ascii="Arial" w:hAnsi="Arial" w:cs="Arial" w:eastAsia="Arial"/>
+                <w:b w:val="0"/>
+                <w:i w:val="0"/>
+                <w:color w:val="000000"/>
+                <w:sz w:val="20"/>
+              </w:rPr>
+              <w:t>0</w:t>
             </w:r>
           </w:p>
         </w:tc>
@@ -10386,27 +10386,27 @@
                 <w:color w:val="000000"/>
                 <w:sz w:val="20"/>
               </w:rPr>
-              <w:t>-4,35513e-07</w:t>
-            </w:r>
-          </w:p>
-        </w:tc>
-        <w:tc>
-          <w:tcPr>
-            <w:tcW w:type="dxa" w:w="1377"/>
-          </w:tcPr>
-          <w:p>
-            <w:pPr>
-              <w:spacing w:after="20"/>
-            </w:pPr>
-            <w:r>
-              <w:rPr>
-                <w:rFonts w:ascii="Arial" w:hAnsi="Arial" w:cs="Arial" w:eastAsia="Arial"/>
-                <w:b w:val="0"/>
-                <w:i w:val="0"/>
-                <w:color w:val="000000"/>
-                <w:sz w:val="20"/>
-              </w:rPr>
-              <w:t>-4,35513e-07</w:t>
+              <w:t>0</w:t>
+            </w:r>
+          </w:p>
+        </w:tc>
+        <w:tc>
+          <w:tcPr>
+            <w:tcW w:type="dxa" w:w="1377"/>
+          </w:tcPr>
+          <w:p>
+            <w:pPr>
+              <w:spacing w:after="20"/>
+            </w:pPr>
+            <w:r>
+              <w:rPr>
+                <w:rFonts w:ascii="Arial" w:hAnsi="Arial" w:cs="Arial" w:eastAsia="Arial"/>
+                <w:b w:val="0"/>
+                <w:i w:val="0"/>
+                <w:color w:val="000000"/>
+                <w:sz w:val="20"/>
+              </w:rPr>
+              <w:t>0</w:t>
             </w:r>
           </w:p>
         </w:tc>
@@ -10551,7 +10551,7 @@
                 <w:color w:val="000000"/>
                 <w:sz w:val="20"/>
               </w:rPr>
-              <w:t>9,11e-05</w:t>
+              <w:t>0</w:t>
             </w:r>
           </w:p>
         </w:tc>
@@ -10676,27 +10676,27 @@
                 <w:color w:val="000000"/>
                 <w:sz w:val="20"/>
               </w:rPr>
-              <w:t>-2,60765e-09</w:t>
-            </w:r>
-          </w:p>
-        </w:tc>
-        <w:tc>
-          <w:tcPr>
-            <w:tcW w:type="dxa" w:w="1377"/>
-          </w:tcPr>
-          <w:p>
-            <w:pPr>
-              <w:spacing w:after="20"/>
-            </w:pPr>
-            <w:r>
-              <w:rPr>
-                <w:rFonts w:ascii="Arial" w:hAnsi="Arial" w:cs="Arial" w:eastAsia="Arial"/>
-                <w:b w:val="0"/>
-                <w:i w:val="0"/>
-                <w:color w:val="000000"/>
-                <w:sz w:val="20"/>
-              </w:rPr>
-              <w:t>-2,60765e-09</w:t>
+              <w:t>0</w:t>
+            </w:r>
+          </w:p>
+        </w:tc>
+        <w:tc>
+          <w:tcPr>
+            <w:tcW w:type="dxa" w:w="1377"/>
+          </w:tcPr>
+          <w:p>
+            <w:pPr>
+              <w:spacing w:after="20"/>
+            </w:pPr>
+            <w:r>
+              <w:rPr>
+                <w:rFonts w:ascii="Arial" w:hAnsi="Arial" w:cs="Arial" w:eastAsia="Arial"/>
+                <w:b w:val="0"/>
+                <w:i w:val="0"/>
+                <w:color w:val="000000"/>
+                <w:sz w:val="20"/>
+              </w:rPr>
+              <w:t>0</w:t>
             </w:r>
           </w:p>
         </w:tc>
@@ -10821,27 +10821,27 @@
                 <w:color w:val="000000"/>
                 <w:sz w:val="20"/>
               </w:rPr>
-              <w:t>7,35867e-10</w:t>
-            </w:r>
-          </w:p>
-        </w:tc>
-        <w:tc>
-          <w:tcPr>
-            <w:tcW w:type="dxa" w:w="1377"/>
-          </w:tcPr>
-          <w:p>
-            <w:pPr>
-              <w:spacing w:after="20"/>
-            </w:pPr>
-            <w:r>
-              <w:rPr>
-                <w:rFonts w:ascii="Arial" w:hAnsi="Arial" w:cs="Arial" w:eastAsia="Arial"/>
-                <w:b w:val="0"/>
-                <w:i w:val="0"/>
-                <w:color w:val="000000"/>
-                <w:sz w:val="20"/>
-              </w:rPr>
-              <w:t>7,35867e-10</w:t>
+              <w:t>0</w:t>
+            </w:r>
+          </w:p>
+        </w:tc>
+        <w:tc>
+          <w:tcPr>
+            <w:tcW w:type="dxa" w:w="1377"/>
+          </w:tcPr>
+          <w:p>
+            <w:pPr>
+              <w:spacing w:after="20"/>
+            </w:pPr>
+            <w:r>
+              <w:rPr>
+                <w:rFonts w:ascii="Arial" w:hAnsi="Arial" w:cs="Arial" w:eastAsia="Arial"/>
+                <w:b w:val="0"/>
+                <w:i w:val="0"/>
+                <w:color w:val="000000"/>
+                <w:sz w:val="20"/>
+              </w:rPr>
+              <w:t>0</w:t>
             </w:r>
           </w:p>
         </w:tc>
@@ -10986,7 +10986,7 @@
                 <w:color w:val="000000"/>
                 <w:sz w:val="20"/>
               </w:rPr>
-              <w:t>-1,44e-05</w:t>
+              <w:t>0</w:t>
             </w:r>
           </w:p>
         </w:tc>
